--- a/docs/SEIOS_Relatorio.docx
+++ b/docs/SEIOS_Relatorio.docx
@@ -303,7 +303,7 @@
         </w:numPr>
         <w:ind w:left="360" w:hanging="360"/>
       </w:pPr>
-      <w:bookmarkStart w:id="0" w:name="_Toc218891252"/>
+      <w:bookmarkStart w:id="0" w:name="_Toc218937185"/>
       <w:r>
         <w:lastRenderedPageBreak/>
         <w:t>Resumo</w:t>
@@ -524,7 +524,7 @@
         </w:numPr>
         <w:ind w:left="360" w:hanging="360"/>
       </w:pPr>
-      <w:bookmarkStart w:id="1" w:name="_Toc218891253"/>
+      <w:bookmarkStart w:id="1" w:name="_Toc218937186"/>
       <w:r>
         <w:lastRenderedPageBreak/>
         <w:t>Índice</w:t>
@@ -574,7 +574,7 @@
           <w:r>
             <w:fldChar w:fldCharType="separate"/>
           </w:r>
-          <w:hyperlink w:anchor="_Toc218891252" w:history="1">
+          <w:hyperlink w:anchor="_Toc218937185" w:history="1">
             <w:r>
               <w:rPr>
                 <w:rStyle w:val="Hyperlink"/>
@@ -601,7 +601,7 @@
                 <w:noProof/>
                 <w:webHidden/>
               </w:rPr>
-              <w:instrText xml:space="preserve"> PAGEREF _Toc218891252 \h </w:instrText>
+              <w:instrText xml:space="preserve"> PAGEREF _Toc218937185 \h </w:instrText>
             </w:r>
             <w:r>
               <w:rPr>
@@ -648,7 +648,7 @@
               <w:lang w:eastAsia="pt-PT"/>
             </w:rPr>
           </w:pPr>
-          <w:hyperlink w:anchor="_Toc218891253" w:history="1">
+          <w:hyperlink w:anchor="_Toc218937186" w:history="1">
             <w:r>
               <w:rPr>
                 <w:rStyle w:val="Hyperlink"/>
@@ -675,7 +675,7 @@
                 <w:noProof/>
                 <w:webHidden/>
               </w:rPr>
-              <w:instrText xml:space="preserve"> PAGEREF _Toc218891253 \h </w:instrText>
+              <w:instrText xml:space="preserve"> PAGEREF _Toc218937186 \h </w:instrText>
             </w:r>
             <w:r>
               <w:rPr>
@@ -722,7 +722,7 @@
               <w:lang w:eastAsia="pt-PT"/>
             </w:rPr>
           </w:pPr>
-          <w:hyperlink w:anchor="_Toc218891254" w:history="1">
+          <w:hyperlink w:anchor="_Toc218937187" w:history="1">
             <w:r>
               <w:rPr>
                 <w:rStyle w:val="Hyperlink"/>
@@ -749,7 +749,7 @@
                 <w:noProof/>
                 <w:webHidden/>
               </w:rPr>
-              <w:instrText xml:space="preserve"> PAGEREF _Toc218891254 \h </w:instrText>
+              <w:instrText xml:space="preserve"> PAGEREF _Toc218937187 \h </w:instrText>
             </w:r>
             <w:r>
               <w:rPr>
@@ -796,7 +796,7 @@
               <w:lang w:eastAsia="pt-PT"/>
             </w:rPr>
           </w:pPr>
-          <w:hyperlink w:anchor="_Toc218891255" w:history="1">
+          <w:hyperlink w:anchor="_Toc218937188" w:history="1">
             <w:r>
               <w:rPr>
                 <w:rStyle w:val="Hyperlink"/>
@@ -823,7 +823,7 @@
                 <w:noProof/>
                 <w:webHidden/>
               </w:rPr>
-              <w:instrText xml:space="preserve"> PAGEREF _Toc218891255 \h </w:instrText>
+              <w:instrText xml:space="preserve"> PAGEREF _Toc218937188 \h </w:instrText>
             </w:r>
             <w:r>
               <w:rPr>
@@ -870,7 +870,7 @@
               <w:lang w:eastAsia="pt-PT"/>
             </w:rPr>
           </w:pPr>
-          <w:hyperlink w:anchor="_Toc218891256" w:history="1">
+          <w:hyperlink w:anchor="_Toc218937189" w:history="1">
             <w:r>
               <w:rPr>
                 <w:rStyle w:val="Hyperlink"/>
@@ -897,7 +897,7 @@
                 <w:noProof/>
                 <w:webHidden/>
               </w:rPr>
-              <w:instrText xml:space="preserve"> PAGEREF _Toc218891256 \h </w:instrText>
+              <w:instrText xml:space="preserve"> PAGEREF _Toc218937189 \h </w:instrText>
             </w:r>
             <w:r>
               <w:rPr>
@@ -945,7 +945,7 @@
               <w:lang w:eastAsia="pt-PT"/>
             </w:rPr>
           </w:pPr>
-          <w:hyperlink w:anchor="_Toc218891257" w:history="1">
+          <w:hyperlink w:anchor="_Toc218937190" w:history="1">
             <w:r>
               <w:rPr>
                 <w:rStyle w:val="Hyperlink"/>
@@ -991,7 +991,7 @@
                 <w:noProof/>
                 <w:webHidden/>
               </w:rPr>
-              <w:instrText xml:space="preserve"> PAGEREF _Toc218891257 \h </w:instrText>
+              <w:instrText xml:space="preserve"> PAGEREF _Toc218937190 \h </w:instrText>
             </w:r>
             <w:r>
               <w:rPr>
@@ -1039,7 +1039,7 @@
               <w:lang w:eastAsia="pt-PT"/>
             </w:rPr>
           </w:pPr>
-          <w:hyperlink w:anchor="_Toc218891258" w:history="1">
+          <w:hyperlink w:anchor="_Toc218937191" w:history="1">
             <w:r>
               <w:rPr>
                 <w:rStyle w:val="Hyperlink"/>
@@ -1085,7 +1085,7 @@
                 <w:noProof/>
                 <w:webHidden/>
               </w:rPr>
-              <w:instrText xml:space="preserve"> PAGEREF _Toc218891258 \h </w:instrText>
+              <w:instrText xml:space="preserve"> PAGEREF _Toc218937191 \h </w:instrText>
             </w:r>
             <w:r>
               <w:rPr>
@@ -1133,7 +1133,7 @@
               <w:lang w:eastAsia="pt-PT"/>
             </w:rPr>
           </w:pPr>
-          <w:hyperlink w:anchor="_Toc218891259" w:history="1">
+          <w:hyperlink w:anchor="_Toc218937192" w:history="1">
             <w:r>
               <w:rPr>
                 <w:rStyle w:val="Hyperlink"/>
@@ -1179,7 +1179,7 @@
                 <w:noProof/>
                 <w:webHidden/>
               </w:rPr>
-              <w:instrText xml:space="preserve"> PAGEREF _Toc218891259 \h </w:instrText>
+              <w:instrText xml:space="preserve"> PAGEREF _Toc218937192 \h </w:instrText>
             </w:r>
             <w:r>
               <w:rPr>
@@ -1227,7 +1227,7 @@
               <w:lang w:eastAsia="pt-PT"/>
             </w:rPr>
           </w:pPr>
-          <w:hyperlink w:anchor="_Toc218891260" w:history="1">
+          <w:hyperlink w:anchor="_Toc218937193" w:history="1">
             <w:r>
               <w:rPr>
                 <w:rStyle w:val="Hyperlink"/>
@@ -1273,7 +1273,7 @@
                 <w:noProof/>
                 <w:webHidden/>
               </w:rPr>
-              <w:instrText xml:space="preserve"> PAGEREF _Toc218891260 \h </w:instrText>
+              <w:instrText xml:space="preserve"> PAGEREF _Toc218937193 \h </w:instrText>
             </w:r>
             <w:r>
               <w:rPr>
@@ -1321,7 +1321,7 @@
               <w:lang w:eastAsia="pt-PT"/>
             </w:rPr>
           </w:pPr>
-          <w:hyperlink w:anchor="_Toc218891261" w:history="1">
+          <w:hyperlink w:anchor="_Toc218937194" w:history="1">
             <w:r>
               <w:rPr>
                 <w:rStyle w:val="Hyperlink"/>
@@ -1367,7 +1367,7 @@
                 <w:noProof/>
                 <w:webHidden/>
               </w:rPr>
-              <w:instrText xml:space="preserve"> PAGEREF _Toc218891261 \h </w:instrText>
+              <w:instrText xml:space="preserve"> PAGEREF _Toc218937194 \h </w:instrText>
             </w:r>
             <w:r>
               <w:rPr>
@@ -1413,7 +1413,7 @@
               <w:lang w:eastAsia="pt-PT"/>
             </w:rPr>
           </w:pPr>
-          <w:hyperlink w:anchor="_Toc218891262" w:history="1">
+          <w:hyperlink w:anchor="_Toc218937195" w:history="1">
             <w:r>
               <w:rPr>
                 <w:rStyle w:val="Hyperlink"/>
@@ -1457,7 +1457,7 @@
                 <w:noProof/>
                 <w:webHidden/>
               </w:rPr>
-              <w:instrText xml:space="preserve"> PAGEREF _Toc218891262 \h </w:instrText>
+              <w:instrText xml:space="preserve"> PAGEREF _Toc218937195 \h </w:instrText>
             </w:r>
             <w:r>
               <w:rPr>
@@ -1503,7 +1503,7 @@
               <w:lang w:eastAsia="pt-PT"/>
             </w:rPr>
           </w:pPr>
-          <w:hyperlink w:anchor="_Toc218891263" w:history="1">
+          <w:hyperlink w:anchor="_Toc218937196" w:history="1">
             <w:r>
               <w:rPr>
                 <w:rStyle w:val="Hyperlink"/>
@@ -1547,7 +1547,7 @@
                 <w:noProof/>
                 <w:webHidden/>
               </w:rPr>
-              <w:instrText xml:space="preserve"> PAGEREF _Toc218891263 \h </w:instrText>
+              <w:instrText xml:space="preserve"> PAGEREF _Toc218937196 \h </w:instrText>
             </w:r>
             <w:r>
               <w:rPr>
@@ -1593,7 +1593,7 @@
               <w:lang w:eastAsia="pt-PT"/>
             </w:rPr>
           </w:pPr>
-          <w:hyperlink w:anchor="_Toc218891264" w:history="1">
+          <w:hyperlink w:anchor="_Toc218937197" w:history="1">
             <w:r>
               <w:rPr>
                 <w:rStyle w:val="Hyperlink"/>
@@ -1637,7 +1637,7 @@
                 <w:noProof/>
                 <w:webHidden/>
               </w:rPr>
-              <w:instrText xml:space="preserve"> PAGEREF _Toc218891264 \h </w:instrText>
+              <w:instrText xml:space="preserve"> PAGEREF _Toc218937197 \h </w:instrText>
             </w:r>
             <w:r>
               <w:rPr>
@@ -1685,7 +1685,7 @@
               <w:lang w:eastAsia="pt-PT"/>
             </w:rPr>
           </w:pPr>
-          <w:hyperlink w:anchor="_Toc218891265" w:history="1">
+          <w:hyperlink w:anchor="_Toc218937198" w:history="1">
             <w:r>
               <w:rPr>
                 <w:rStyle w:val="Hyperlink"/>
@@ -1731,7 +1731,7 @@
                 <w:noProof/>
                 <w:webHidden/>
               </w:rPr>
-              <w:instrText xml:space="preserve"> PAGEREF _Toc218891265 \h </w:instrText>
+              <w:instrText xml:space="preserve"> PAGEREF _Toc218937198 \h </w:instrText>
             </w:r>
             <w:r>
               <w:rPr>
@@ -1777,7 +1777,7 @@
               <w:lang w:eastAsia="pt-PT"/>
             </w:rPr>
           </w:pPr>
-          <w:hyperlink w:anchor="_Toc218891266" w:history="1">
+          <w:hyperlink w:anchor="_Toc218937199" w:history="1">
             <w:r>
               <w:rPr>
                 <w:rStyle w:val="Hyperlink"/>
@@ -1821,7 +1821,7 @@
                 <w:noProof/>
                 <w:webHidden/>
               </w:rPr>
-              <w:instrText xml:space="preserve"> PAGEREF _Toc218891266 \h </w:instrText>
+              <w:instrText xml:space="preserve"> PAGEREF _Toc218937199 \h </w:instrText>
             </w:r>
             <w:r>
               <w:rPr>
@@ -1867,7 +1867,7 @@
               <w:lang w:eastAsia="pt-PT"/>
             </w:rPr>
           </w:pPr>
-          <w:hyperlink w:anchor="_Toc218891267" w:history="1">
+          <w:hyperlink w:anchor="_Toc218937200" w:history="1">
             <w:r>
               <w:rPr>
                 <w:rStyle w:val="Hyperlink"/>
@@ -1911,7 +1911,7 @@
                 <w:noProof/>
                 <w:webHidden/>
               </w:rPr>
-              <w:instrText xml:space="preserve"> PAGEREF _Toc218891267 \h </w:instrText>
+              <w:instrText xml:space="preserve"> PAGEREF _Toc218937200 \h </w:instrText>
             </w:r>
             <w:r>
               <w:rPr>
@@ -1957,7 +1957,7 @@
               <w:lang w:eastAsia="pt-PT"/>
             </w:rPr>
           </w:pPr>
-          <w:hyperlink w:anchor="_Toc218891268" w:history="1">
+          <w:hyperlink w:anchor="_Toc218937201" w:history="1">
             <w:r>
               <w:rPr>
                 <w:rStyle w:val="Hyperlink"/>
@@ -2001,7 +2001,7 @@
                 <w:noProof/>
                 <w:webHidden/>
               </w:rPr>
-              <w:instrText xml:space="preserve"> PAGEREF _Toc218891268 \h </w:instrText>
+              <w:instrText xml:space="preserve"> PAGEREF _Toc218937201 \h </w:instrText>
             </w:r>
             <w:r>
               <w:rPr>
@@ -2047,7 +2047,7 @@
               <w:lang w:eastAsia="pt-PT"/>
             </w:rPr>
           </w:pPr>
-          <w:hyperlink w:anchor="_Toc218891269" w:history="1">
+          <w:hyperlink w:anchor="_Toc218937202" w:history="1">
             <w:r>
               <w:rPr>
                 <w:rStyle w:val="Hyperlink"/>
@@ -2091,7 +2091,7 @@
                 <w:noProof/>
                 <w:webHidden/>
               </w:rPr>
-              <w:instrText xml:space="preserve"> PAGEREF _Toc218891269 \h </w:instrText>
+              <w:instrText xml:space="preserve"> PAGEREF _Toc218937202 \h </w:instrText>
             </w:r>
             <w:r>
               <w:rPr>
@@ -2137,7 +2137,7 @@
               <w:lang w:eastAsia="pt-PT"/>
             </w:rPr>
           </w:pPr>
-          <w:hyperlink w:anchor="_Toc218891270" w:history="1">
+          <w:hyperlink w:anchor="_Toc218937203" w:history="1">
             <w:r>
               <w:rPr>
                 <w:rStyle w:val="Hyperlink"/>
@@ -2181,7 +2181,7 @@
                 <w:noProof/>
                 <w:webHidden/>
               </w:rPr>
-              <w:instrText xml:space="preserve"> PAGEREF _Toc218891270 \h </w:instrText>
+              <w:instrText xml:space="preserve"> PAGEREF _Toc218937203 \h </w:instrText>
             </w:r>
             <w:r>
               <w:rPr>
@@ -2227,7 +2227,7 @@
               <w:lang w:eastAsia="pt-PT"/>
             </w:rPr>
           </w:pPr>
-          <w:hyperlink w:anchor="_Toc218891271" w:history="1">
+          <w:hyperlink w:anchor="_Toc218937204" w:history="1">
             <w:r>
               <w:rPr>
                 <w:rStyle w:val="Hyperlink"/>
@@ -2271,7 +2271,7 @@
                 <w:noProof/>
                 <w:webHidden/>
               </w:rPr>
-              <w:instrText xml:space="preserve"> PAGEREF _Toc218891271 \h </w:instrText>
+              <w:instrText xml:space="preserve"> PAGEREF _Toc218937204 \h </w:instrText>
             </w:r>
             <w:r>
               <w:rPr>
@@ -2317,7 +2317,7 @@
               <w:lang w:eastAsia="pt-PT"/>
             </w:rPr>
           </w:pPr>
-          <w:hyperlink w:anchor="_Toc218891272" w:history="1">
+          <w:hyperlink w:anchor="_Toc218937205" w:history="1">
             <w:r>
               <w:rPr>
                 <w:rStyle w:val="Hyperlink"/>
@@ -2361,7 +2361,7 @@
                 <w:noProof/>
                 <w:webHidden/>
               </w:rPr>
-              <w:instrText xml:space="preserve"> PAGEREF _Toc218891272 \h </w:instrText>
+              <w:instrText xml:space="preserve"> PAGEREF _Toc218937205 \h </w:instrText>
             </w:r>
             <w:r>
               <w:rPr>
@@ -2409,7 +2409,7 @@
               <w:lang w:eastAsia="pt-PT"/>
             </w:rPr>
           </w:pPr>
-          <w:hyperlink w:anchor="_Toc218891273" w:history="1">
+          <w:hyperlink w:anchor="_Toc218937206" w:history="1">
             <w:r>
               <w:rPr>
                 <w:rStyle w:val="Hyperlink"/>
@@ -2455,7 +2455,7 @@
                 <w:noProof/>
                 <w:webHidden/>
               </w:rPr>
-              <w:instrText xml:space="preserve"> PAGEREF _Toc218891273 \h </w:instrText>
+              <w:instrText xml:space="preserve"> PAGEREF _Toc218937206 \h </w:instrText>
             </w:r>
             <w:r>
               <w:rPr>
@@ -2501,7 +2501,7 @@
               <w:lang w:eastAsia="pt-PT"/>
             </w:rPr>
           </w:pPr>
-          <w:hyperlink w:anchor="_Toc218891274" w:history="1">
+          <w:hyperlink w:anchor="_Toc218937207" w:history="1">
             <w:r>
               <w:rPr>
                 <w:rStyle w:val="Hyperlink"/>
@@ -2545,7 +2545,7 @@
                 <w:noProof/>
                 <w:webHidden/>
               </w:rPr>
-              <w:instrText xml:space="preserve"> PAGEREF _Toc218891274 \h </w:instrText>
+              <w:instrText xml:space="preserve"> PAGEREF _Toc218937207 \h </w:instrText>
             </w:r>
             <w:r>
               <w:rPr>
@@ -2593,7 +2593,7 @@
               <w:lang w:eastAsia="pt-PT"/>
             </w:rPr>
           </w:pPr>
-          <w:hyperlink w:anchor="_Toc218891275" w:history="1">
+          <w:hyperlink w:anchor="_Toc218937208" w:history="1">
             <w:r>
               <w:rPr>
                 <w:rStyle w:val="Hyperlink"/>
@@ -2639,7 +2639,7 @@
                 <w:noProof/>
                 <w:webHidden/>
               </w:rPr>
-              <w:instrText xml:space="preserve"> PAGEREF _Toc218891275 \h </w:instrText>
+              <w:instrText xml:space="preserve"> PAGEREF _Toc218937208 \h </w:instrText>
             </w:r>
             <w:r>
               <w:rPr>
@@ -2685,12 +2685,11 @@
               <w:lang w:eastAsia="pt-PT"/>
             </w:rPr>
           </w:pPr>
-          <w:hyperlink w:anchor="_Toc218891276" w:history="1">
+          <w:hyperlink w:anchor="_Toc218937209" w:history="1">
             <w:r>
               <w:rPr>
                 <w:rStyle w:val="Hyperlink"/>
                 <w:noProof/>
-                <w:highlight w:val="yellow"/>
               </w:rPr>
               <w:t>2.4.1.</w:t>
             </w:r>
@@ -2708,9 +2707,8 @@
               <w:rPr>
                 <w:rStyle w:val="Hyperlink"/>
                 <w:noProof/>
-                <w:highlight w:val="yellow"/>
-              </w:rPr>
-              <w:t>Frontend</w:t>
+              </w:rPr>
+              <w:t>Arquitectura Frontend</w:t>
             </w:r>
             <w:r>
               <w:rPr>
@@ -2731,7 +2729,7 @@
                 <w:noProof/>
                 <w:webHidden/>
               </w:rPr>
-              <w:instrText xml:space="preserve"> PAGEREF _Toc218891276 \h </w:instrText>
+              <w:instrText xml:space="preserve"> PAGEREF _Toc218937209 \h </w:instrText>
             </w:r>
             <w:r>
               <w:rPr>
@@ -2777,7 +2775,7 @@
               <w:lang w:eastAsia="pt-PT"/>
             </w:rPr>
           </w:pPr>
-          <w:hyperlink w:anchor="_Toc218891277" w:history="1">
+          <w:hyperlink w:anchor="_Toc218937210" w:history="1">
             <w:r>
               <w:rPr>
                 <w:rStyle w:val="Hyperlink"/>
@@ -2821,7 +2819,7 @@
                 <w:noProof/>
                 <w:webHidden/>
               </w:rPr>
-              <w:instrText xml:space="preserve"> PAGEREF _Toc218891277 \h </w:instrText>
+              <w:instrText xml:space="preserve"> PAGEREF _Toc218937210 \h </w:instrText>
             </w:r>
             <w:r>
               <w:rPr>
@@ -2841,7 +2839,7 @@
                 <w:noProof/>
                 <w:webHidden/>
               </w:rPr>
-              <w:t>16</w:t>
+              <w:t>17</w:t>
             </w:r>
             <w:r>
               <w:rPr>
@@ -2867,7 +2865,7 @@
               <w:lang w:eastAsia="pt-PT"/>
             </w:rPr>
           </w:pPr>
-          <w:hyperlink w:anchor="_Toc218891278" w:history="1">
+          <w:hyperlink w:anchor="_Toc218937211" w:history="1">
             <w:r>
               <w:rPr>
                 <w:rStyle w:val="Hyperlink"/>
@@ -2911,7 +2909,7 @@
                 <w:noProof/>
                 <w:webHidden/>
               </w:rPr>
-              <w:instrText xml:space="preserve"> PAGEREF _Toc218891278 \h </w:instrText>
+              <w:instrText xml:space="preserve"> PAGEREF _Toc218937211 \h </w:instrText>
             </w:r>
             <w:r>
               <w:rPr>
@@ -2931,7 +2929,7 @@
                 <w:noProof/>
                 <w:webHidden/>
               </w:rPr>
-              <w:t>17</w:t>
+              <w:t>18</w:t>
             </w:r>
             <w:r>
               <w:rPr>
@@ -2957,7 +2955,7 @@
               <w:lang w:eastAsia="pt-PT"/>
             </w:rPr>
           </w:pPr>
-          <w:hyperlink w:anchor="_Toc218891279" w:history="1">
+          <w:hyperlink w:anchor="_Toc218937212" w:history="1">
             <w:r>
               <w:rPr>
                 <w:rStyle w:val="Hyperlink"/>
@@ -3001,7 +2999,7 @@
                 <w:noProof/>
                 <w:webHidden/>
               </w:rPr>
-              <w:instrText xml:space="preserve"> PAGEREF _Toc218891279 \h </w:instrText>
+              <w:instrText xml:space="preserve"> PAGEREF _Toc218937212 \h </w:instrText>
             </w:r>
             <w:r>
               <w:rPr>
@@ -3021,7 +3019,7 @@
                 <w:noProof/>
                 <w:webHidden/>
               </w:rPr>
-              <w:t>18</w:t>
+              <w:t>19</w:t>
             </w:r>
             <w:r>
               <w:rPr>
@@ -3049,7 +3047,7 @@
               <w:lang w:eastAsia="pt-PT"/>
             </w:rPr>
           </w:pPr>
-          <w:hyperlink w:anchor="_Toc218891280" w:history="1">
+          <w:hyperlink w:anchor="_Toc218937213" w:history="1">
             <w:r>
               <w:rPr>
                 <w:rStyle w:val="Hyperlink"/>
@@ -3095,7 +3093,7 @@
                 <w:noProof/>
                 <w:webHidden/>
               </w:rPr>
-              <w:instrText xml:space="preserve"> PAGEREF _Toc218891280 \h </w:instrText>
+              <w:instrText xml:space="preserve"> PAGEREF _Toc218937213 \h </w:instrText>
             </w:r>
             <w:r>
               <w:rPr>
@@ -3115,7 +3113,7 @@
                 <w:noProof/>
                 <w:webHidden/>
               </w:rPr>
-              <w:t>18</w:t>
+              <w:t>20</w:t>
             </w:r>
             <w:r>
               <w:rPr>
@@ -3143,7 +3141,7 @@
               <w:lang w:eastAsia="pt-PT"/>
             </w:rPr>
           </w:pPr>
-          <w:hyperlink w:anchor="_Toc218891281" w:history="1">
+          <w:hyperlink w:anchor="_Toc218937214" w:history="1">
             <w:r>
               <w:rPr>
                 <w:rStyle w:val="Hyperlink"/>
@@ -3191,7 +3189,7 @@
                 <w:noProof/>
                 <w:webHidden/>
               </w:rPr>
-              <w:instrText xml:space="preserve"> PAGEREF _Toc218891281 \h </w:instrText>
+              <w:instrText xml:space="preserve"> PAGEREF _Toc218937214 \h </w:instrText>
             </w:r>
             <w:r>
               <w:rPr>
@@ -3211,7 +3209,7 @@
                 <w:noProof/>
                 <w:webHidden/>
               </w:rPr>
-              <w:t>19</w:t>
+              <w:t>21</w:t>
             </w:r>
             <w:r>
               <w:rPr>
@@ -3239,7 +3237,7 @@
               <w:lang w:eastAsia="pt-PT"/>
             </w:rPr>
           </w:pPr>
-          <w:hyperlink w:anchor="_Toc218891282" w:history="1">
+          <w:hyperlink w:anchor="_Toc218937215" w:history="1">
             <w:r>
               <w:rPr>
                 <w:rStyle w:val="Hyperlink"/>
@@ -3285,7 +3283,7 @@
                 <w:noProof/>
                 <w:webHidden/>
               </w:rPr>
-              <w:instrText xml:space="preserve"> PAGEREF _Toc218891282 \h </w:instrText>
+              <w:instrText xml:space="preserve"> PAGEREF _Toc218937215 \h </w:instrText>
             </w:r>
             <w:r>
               <w:rPr>
@@ -3305,7 +3303,7 @@
                 <w:noProof/>
                 <w:webHidden/>
               </w:rPr>
-              <w:t>20</w:t>
+              <w:t>21</w:t>
             </w:r>
             <w:r>
               <w:rPr>
@@ -3333,7 +3331,7 @@
               <w:lang w:eastAsia="pt-PT"/>
             </w:rPr>
           </w:pPr>
-          <w:hyperlink w:anchor="_Toc218891283" w:history="1">
+          <w:hyperlink w:anchor="_Toc218937216" w:history="1">
             <w:r>
               <w:rPr>
                 <w:rStyle w:val="Hyperlink"/>
@@ -3379,7 +3377,7 @@
                 <w:noProof/>
                 <w:webHidden/>
               </w:rPr>
-              <w:instrText xml:space="preserve"> PAGEREF _Toc218891283 \h </w:instrText>
+              <w:instrText xml:space="preserve"> PAGEREF _Toc218937216 \h </w:instrText>
             </w:r>
             <w:r>
               <w:rPr>
@@ -3399,7 +3397,7 @@
                 <w:noProof/>
                 <w:webHidden/>
               </w:rPr>
-              <w:t>20</w:t>
+              <w:t>21</w:t>
             </w:r>
             <w:r>
               <w:rPr>
@@ -3427,7 +3425,7 @@
               <w:lang w:eastAsia="pt-PT"/>
             </w:rPr>
           </w:pPr>
-          <w:hyperlink w:anchor="_Toc218891284" w:history="1">
+          <w:hyperlink w:anchor="_Toc218937217" w:history="1">
             <w:r>
               <w:rPr>
                 <w:rStyle w:val="Hyperlink"/>
@@ -3473,7 +3471,7 @@
                 <w:noProof/>
                 <w:webHidden/>
               </w:rPr>
-              <w:instrText xml:space="preserve"> PAGEREF _Toc218891284 \h </w:instrText>
+              <w:instrText xml:space="preserve"> PAGEREF _Toc218937217 \h </w:instrText>
             </w:r>
             <w:r>
               <w:rPr>
@@ -3493,7 +3491,7 @@
                 <w:noProof/>
                 <w:webHidden/>
               </w:rPr>
-              <w:t>20</w:t>
+              <w:t>21</w:t>
             </w:r>
             <w:r>
               <w:rPr>
@@ -3521,7 +3519,7 @@
               <w:lang w:eastAsia="pt-PT"/>
             </w:rPr>
           </w:pPr>
-          <w:hyperlink w:anchor="_Toc218891285" w:history="1">
+          <w:hyperlink w:anchor="_Toc218937218" w:history="1">
             <w:r>
               <w:rPr>
                 <w:rStyle w:val="Hyperlink"/>
@@ -3567,7 +3565,7 @@
                 <w:noProof/>
                 <w:webHidden/>
               </w:rPr>
-              <w:instrText xml:space="preserve"> PAGEREF _Toc218891285 \h </w:instrText>
+              <w:instrText xml:space="preserve"> PAGEREF _Toc218937218 \h </w:instrText>
             </w:r>
             <w:r>
               <w:rPr>
@@ -3587,7 +3585,7 @@
                 <w:noProof/>
                 <w:webHidden/>
               </w:rPr>
-              <w:t>21</w:t>
+              <w:t>22</w:t>
             </w:r>
             <w:r>
               <w:rPr>
@@ -3615,7 +3613,7 @@
               <w:lang w:eastAsia="pt-PT"/>
             </w:rPr>
           </w:pPr>
-          <w:hyperlink w:anchor="_Toc218891286" w:history="1">
+          <w:hyperlink w:anchor="_Toc218937219" w:history="1">
             <w:r>
               <w:rPr>
                 <w:rStyle w:val="Hyperlink"/>
@@ -3661,7 +3659,7 @@
                 <w:noProof/>
                 <w:webHidden/>
               </w:rPr>
-              <w:instrText xml:space="preserve"> PAGEREF _Toc218891286 \h </w:instrText>
+              <w:instrText xml:space="preserve"> PAGEREF _Toc218937219 \h </w:instrText>
             </w:r>
             <w:r>
               <w:rPr>
@@ -3681,7 +3679,7 @@
                 <w:noProof/>
                 <w:webHidden/>
               </w:rPr>
-              <w:t>22</w:t>
+              <w:t>23</w:t>
             </w:r>
             <w:r>
               <w:rPr>
@@ -3709,7 +3707,7 @@
               <w:lang w:eastAsia="pt-PT"/>
             </w:rPr>
           </w:pPr>
-          <w:hyperlink w:anchor="_Toc218891287" w:history="1">
+          <w:hyperlink w:anchor="_Toc218937220" w:history="1">
             <w:r>
               <w:rPr>
                 <w:rStyle w:val="Hyperlink"/>
@@ -3755,7 +3753,7 @@
                 <w:noProof/>
                 <w:webHidden/>
               </w:rPr>
-              <w:instrText xml:space="preserve"> PAGEREF _Toc218891287 \h </w:instrText>
+              <w:instrText xml:space="preserve"> PAGEREF _Toc218937220 \h </w:instrText>
             </w:r>
             <w:r>
               <w:rPr>
@@ -3775,7 +3773,7 @@
                 <w:noProof/>
                 <w:webHidden/>
               </w:rPr>
-              <w:t>22</w:t>
+              <w:t>23</w:t>
             </w:r>
             <w:r>
               <w:rPr>
@@ -3803,7 +3801,7 @@
               <w:lang w:eastAsia="pt-PT"/>
             </w:rPr>
           </w:pPr>
-          <w:hyperlink w:anchor="_Toc218891288" w:history="1">
+          <w:hyperlink w:anchor="_Toc218937221" w:history="1">
             <w:r>
               <w:rPr>
                 <w:rStyle w:val="Hyperlink"/>
@@ -3849,7 +3847,7 @@
                 <w:noProof/>
                 <w:webHidden/>
               </w:rPr>
-              <w:instrText xml:space="preserve"> PAGEREF _Toc218891288 \h </w:instrText>
+              <w:instrText xml:space="preserve"> PAGEREF _Toc218937221 \h </w:instrText>
             </w:r>
             <w:r>
               <w:rPr>
@@ -3869,7 +3867,7 @@
                 <w:noProof/>
                 <w:webHidden/>
               </w:rPr>
-              <w:t>22</w:t>
+              <w:t>23</w:t>
             </w:r>
             <w:r>
               <w:rPr>
@@ -3896,7 +3894,7 @@
               <w:lang w:eastAsia="pt-PT"/>
             </w:rPr>
           </w:pPr>
-          <w:hyperlink w:anchor="_Toc218891289" w:history="1">
+          <w:hyperlink w:anchor="_Toc218937222" w:history="1">
             <w:r>
               <w:rPr>
                 <w:rStyle w:val="Hyperlink"/>
@@ -3923,7 +3921,7 @@
                 <w:noProof/>
                 <w:webHidden/>
               </w:rPr>
-              <w:instrText xml:space="preserve"> PAGEREF _Toc218891289 \h </w:instrText>
+              <w:instrText xml:space="preserve"> PAGEREF _Toc218937222 \h </w:instrText>
             </w:r>
             <w:r>
               <w:rPr>
@@ -3943,7 +3941,7 @@
                 <w:noProof/>
                 <w:webHidden/>
               </w:rPr>
-              <w:t>23</w:t>
+              <w:t>24</w:t>
             </w:r>
             <w:r>
               <w:rPr>
@@ -3979,7 +3977,7 @@
         </w:numPr>
         <w:ind w:left="360" w:hanging="360"/>
       </w:pPr>
-      <w:bookmarkStart w:id="2" w:name="_Toc218891254"/>
+      <w:bookmarkStart w:id="2" w:name="_Toc218937187"/>
       <w:r>
         <w:lastRenderedPageBreak/>
         <w:t>Índice de Figuras</w:t>
@@ -4500,7 +4498,7 @@
         </w:numPr>
         <w:ind w:left="360" w:hanging="360"/>
       </w:pPr>
-      <w:bookmarkStart w:id="3" w:name="_Toc218891255"/>
+      <w:bookmarkStart w:id="3" w:name="_Toc218937188"/>
       <w:r>
         <w:lastRenderedPageBreak/>
         <w:t>Índice de Tabelas</w:t>
@@ -4544,7 +4542,7 @@
         </w:numPr>
         <w:ind w:left="360" w:hanging="360"/>
       </w:pPr>
-      <w:bookmarkStart w:id="4" w:name="_Toc218891256"/>
+      <w:bookmarkStart w:id="4" w:name="_Toc218937189"/>
       <w:r>
         <w:lastRenderedPageBreak/>
         <w:t>Lista de Acrónimos e S</w:t>
@@ -7880,7 +7878,7 @@
       <w:pPr>
         <w:pStyle w:val="Heading1"/>
       </w:pPr>
-      <w:bookmarkStart w:id="5" w:name="_Toc218891257"/>
+      <w:bookmarkStart w:id="5" w:name="_Toc218937190"/>
       <w:r>
         <w:lastRenderedPageBreak/>
         <w:t>Introdução</w:t>
@@ -8094,7 +8092,7 @@
       <w:pPr>
         <w:pStyle w:val="Heading2"/>
       </w:pPr>
-      <w:bookmarkStart w:id="6" w:name="_Toc218891258"/>
+      <w:bookmarkStart w:id="6" w:name="_Toc218937191"/>
       <w:r>
         <w:t>Enquadramento</w:t>
       </w:r>
@@ -8152,7 +8150,7 @@
         <w:pStyle w:val="Heading2"/>
       </w:pPr>
       <w:bookmarkStart w:id="9" w:name="_Toc188623317"/>
-      <w:bookmarkStart w:id="10" w:name="_Toc218891259"/>
+      <w:bookmarkStart w:id="10" w:name="_Toc218937192"/>
       <w:bookmarkEnd w:id="7"/>
       <w:bookmarkEnd w:id="8"/>
       <w:r>
@@ -8370,7 +8368,7 @@
       <w:pPr>
         <w:pStyle w:val="Heading1"/>
       </w:pPr>
-      <w:bookmarkStart w:id="11" w:name="_Toc218891260"/>
+      <w:bookmarkStart w:id="11" w:name="_Toc218937193"/>
       <w:r>
         <w:lastRenderedPageBreak/>
         <w:t>Desenvolvimento</w:t>
@@ -8395,7 +8393,7 @@
         <w:pStyle w:val="Heading2"/>
       </w:pPr>
       <w:bookmarkStart w:id="12" w:name="_Toc180777106"/>
-      <w:bookmarkStart w:id="13" w:name="_Toc218891261"/>
+      <w:bookmarkStart w:id="13" w:name="_Toc218937194"/>
       <w:r>
         <w:t>Planeamento do Projeto</w:t>
       </w:r>
@@ -8407,7 +8405,7 @@
         <w:pStyle w:val="Heading3"/>
         <w:ind w:left="1276"/>
       </w:pPr>
-      <w:bookmarkStart w:id="14" w:name="_Toc218891262"/>
+      <w:bookmarkStart w:id="14" w:name="_Toc218937195"/>
       <w:r>
         <w:t>Metodologia</w:t>
       </w:r>
@@ -8485,7 +8483,7 @@
         <w:pStyle w:val="Heading3"/>
         <w:ind w:left="1276"/>
       </w:pPr>
-      <w:bookmarkStart w:id="15" w:name="_Toc218891263"/>
+      <w:bookmarkStart w:id="15" w:name="_Toc218937196"/>
       <w:r>
         <w:t>Cronograma</w:t>
       </w:r>
@@ -8600,7 +8598,7 @@
         <w:pStyle w:val="Heading3"/>
         <w:ind w:left="1276"/>
       </w:pPr>
-      <w:bookmarkStart w:id="16" w:name="_Toc218891264"/>
+      <w:bookmarkStart w:id="16" w:name="_Toc218937197"/>
       <w:r>
         <w:t>Recursos</w:t>
       </w:r>
@@ -8867,7 +8865,7 @@
       <w:pPr>
         <w:pStyle w:val="Heading2"/>
       </w:pPr>
-      <w:bookmarkStart w:id="17" w:name="_Toc218891265"/>
+      <w:bookmarkStart w:id="17" w:name="_Toc218937198"/>
       <w:r>
         <w:t>Análise de Sistemas</w:t>
       </w:r>
@@ -8888,7 +8886,7 @@
         <w:pStyle w:val="Heading3"/>
         <w:ind w:left="1276"/>
       </w:pPr>
-      <w:bookmarkStart w:id="18" w:name="_Toc218891266"/>
+      <w:bookmarkStart w:id="18" w:name="_Toc218937199"/>
       <w:r>
         <w:t>Levantamento de Requisitos — FURPS+</w:t>
       </w:r>
@@ -8907,7 +8905,7 @@
       <w:r>
         <w:t xml:space="preserve"> </w:t>
       </w:r>
-      <w:bookmarkStart w:id="19" w:name="_Toc218891267"/>
+      <w:bookmarkStart w:id="19" w:name="_Toc218937200"/>
       <w:r>
         <w:t>Diagrama de Use Cases</w:t>
       </w:r>
@@ -9021,7 +9019,7 @@
       <w:r>
         <w:t xml:space="preserve"> </w:t>
       </w:r>
-      <w:bookmarkStart w:id="21" w:name="_Toc218891268"/>
+      <w:bookmarkStart w:id="21" w:name="_Toc218937201"/>
       <w:r>
         <w:t>Descrição Estruturada do UC "Executar Simulação"</w:t>
       </w:r>
@@ -9037,7 +9035,7 @@
         <w:pStyle w:val="Heading3"/>
         <w:ind w:left="1276"/>
       </w:pPr>
-      <w:bookmarkStart w:id="22" w:name="_Toc218891269"/>
+      <w:bookmarkStart w:id="22" w:name="_Toc218937202"/>
       <w:r>
         <w:t>Fluxograma do UC "Executar Simulação"</w:t>
       </w:r>
@@ -9176,7 +9174,7 @@
         <w:pStyle w:val="Heading3"/>
         <w:ind w:left="1134"/>
       </w:pPr>
-      <w:bookmarkStart w:id="24" w:name="_Toc218891270"/>
+      <w:bookmarkStart w:id="24" w:name="_Toc218937203"/>
       <w:r>
         <w:lastRenderedPageBreak/>
         <w:t>Modelo de Domínio (DDD)</w:t>
@@ -9337,7 +9335,7 @@
         <w:pStyle w:val="Heading3"/>
         <w:ind w:left="1134"/>
       </w:pPr>
-      <w:bookmarkStart w:id="26" w:name="_Toc218891271"/>
+      <w:bookmarkStart w:id="26" w:name="_Toc218937204"/>
       <w:r>
         <w:lastRenderedPageBreak/>
         <w:t>Modelo Relacional de Dados</w:t>
@@ -9354,6 +9352,9 @@
         <w:keepNext/>
       </w:pPr>
       <w:r>
+        <w:rPr>
+          <w:noProof/>
+        </w:rPr>
         <w:drawing>
           <wp:inline distT="0" distB="0" distL="0" distR="0" wp14:anchorId="69184BC6" wp14:editId="0B430FC8">
             <wp:extent cx="5943600" cy="4460240"/>
@@ -9443,7 +9444,7 @@
         <w:pStyle w:val="Heading3"/>
         <w:ind w:left="1134"/>
       </w:pPr>
-      <w:bookmarkStart w:id="28" w:name="_Toc218891272"/>
+      <w:bookmarkStart w:id="28" w:name="_Toc218937205"/>
       <w:r>
         <w:lastRenderedPageBreak/>
         <w:t>Dicionário de Dados</w:t>
@@ -9460,6 +9461,9 @@
         <w:keepNext/>
       </w:pPr>
       <w:r>
+        <w:rPr>
+          <w:noProof/>
+        </w:rPr>
         <w:drawing>
           <wp:inline distT="0" distB="0" distL="0" distR="0" wp14:anchorId="4007E5B4" wp14:editId="0A7D05BB">
             <wp:extent cx="5943600" cy="1884045"/>
@@ -9533,7 +9537,7 @@
       <w:pPr>
         <w:pStyle w:val="Heading2"/>
       </w:pPr>
-      <w:bookmarkStart w:id="30" w:name="_Toc218891273"/>
+      <w:bookmarkStart w:id="30" w:name="_Toc218937206"/>
       <w:r>
         <w:t>Estudo UI/UX</w:t>
       </w:r>
@@ -9549,7 +9553,7 @@
         <w:pStyle w:val="Heading3"/>
         <w:ind w:left="1134"/>
       </w:pPr>
-      <w:bookmarkStart w:id="31" w:name="_Toc218891274"/>
+      <w:bookmarkStart w:id="31" w:name="_Toc218937207"/>
       <w:r>
         <w:t xml:space="preserve">Prototipagem de </w:t>
       </w:r>
@@ -9561,15 +9565,7 @@
       <w:proofErr w:type="gramEnd"/>
     </w:p>
     <w:p>
-      <w:pPr>
-        <w:rPr>
-          <w:highlight w:val="yellow"/>
-        </w:rPr>
-      </w:pPr>
-      <w:r>
-        <w:rPr>
-          <w:highlight w:val="yellow"/>
-        </w:rPr>
+      <w:r>
         <w:t xml:space="preserve">Utilizando a plataforma </w:t>
       </w:r>
       <w:proofErr w:type="spellStart"/>
@@ -9577,7 +9573,6 @@
         <w:rPr>
           <w:b/>
           <w:bCs/>
-          <w:highlight w:val="yellow"/>
         </w:rPr>
         <w:t>Figma</w:t>
       </w:r>
@@ -9586,42 +9581,26 @@
         <w:rPr>
           <w:b/>
           <w:bCs/>
-          <w:highlight w:val="yellow"/>
         </w:rPr>
         <w:t xml:space="preserve">, </w:t>
       </w:r>
       <w:r>
-        <w:rPr>
-          <w:highlight w:val="yellow"/>
-        </w:rPr>
         <w:t xml:space="preserve">foram criados </w:t>
       </w:r>
       <w:proofErr w:type="spellStart"/>
       <w:r>
-        <w:rPr>
-          <w:highlight w:val="yellow"/>
-        </w:rPr>
         <w:t>mockups</w:t>
       </w:r>
       <w:proofErr w:type="spellEnd"/>
       <w:r>
-        <w:rPr>
-          <w:highlight w:val="yellow"/>
-        </w:rPr>
         <w:t xml:space="preserve"> de </w:t>
       </w:r>
       <w:proofErr w:type="gramStart"/>
       <w:r>
-        <w:rPr>
-          <w:highlight w:val="yellow"/>
-        </w:rPr>
         <w:t>alta fidelidade</w:t>
       </w:r>
       <w:proofErr w:type="gramEnd"/>
       <w:r>
-        <w:rPr>
-          <w:highlight w:val="yellow"/>
-        </w:rPr>
         <w:t xml:space="preserve"> que representam os ecrãs principais da aplicação:</w:t>
       </w:r>
     </w:p>
@@ -9632,15 +9611,16 @@
           <w:ilvl w:val="0"/>
           <w:numId w:val="130"/>
         </w:numPr>
-        <w:rPr>
-          <w:highlight w:val="yellow"/>
-        </w:rPr>
-      </w:pPr>
-      <w:r>
-        <w:rPr>
-          <w:highlight w:val="yellow"/>
-        </w:rPr>
-        <w:t>Página de Registo e Login: Interface minimalista com campos de validação e feedback visual claro.</w:t>
+      </w:pPr>
+      <w:r>
+        <w:rPr>
+          <w:b/>
+          <w:bCs/>
+        </w:rPr>
+        <w:t>Página de Registo e Login</w:t>
+      </w:r>
+      <w:r>
+        <w:t>: Interface minimalista com campos de validação e feedback visual claro.</w:t>
       </w:r>
     </w:p>
     <w:p>
@@ -9650,23 +9630,24 @@
           <w:ilvl w:val="0"/>
           <w:numId w:val="130"/>
         </w:numPr>
-        <w:rPr>
-          <w:highlight w:val="yellow"/>
-        </w:rPr>
-      </w:pPr>
+      </w:pPr>
+      <w:r>
+        <w:rPr>
+          <w:b/>
+          <w:bCs/>
+        </w:rPr>
+        <w:t>Formulário de Configuração de Simulação</w:t>
+      </w:r>
+      <w:r>
+        <w:t xml:space="preserve">: Layout responsivo com </w:t>
+      </w:r>
       <w:proofErr w:type="spellStart"/>
       <w:r>
-        <w:rPr>
-          <w:highlight w:val="yellow"/>
-        </w:rPr>
-        <w:t>Dashboard</w:t>
+        <w:t>sliders</w:t>
       </w:r>
       <w:proofErr w:type="spellEnd"/>
       <w:r>
-        <w:rPr>
-          <w:highlight w:val="yellow"/>
-        </w:rPr>
-        <w:t xml:space="preserve"> Principal: Organização visual hierarquizada, destacando simulações recentes e acesso rápido a funcionalidades.</w:t>
+        <w:t xml:space="preserve"> e inputs numéricos para definição de parâmetros epidemiológicos.</w:t>
       </w:r>
     </w:p>
     <w:p>
@@ -9676,29 +9657,52 @@
           <w:ilvl w:val="0"/>
           <w:numId w:val="130"/>
         </w:numPr>
-        <w:rPr>
-          <w:highlight w:val="yellow"/>
-        </w:rPr>
-      </w:pPr>
-      <w:r>
-        <w:rPr>
-          <w:highlight w:val="yellow"/>
-        </w:rPr>
-        <w:t xml:space="preserve">Formulário de Configuração de Simulação: Layout responsivo com </w:t>
+      </w:pPr>
+      <w:r>
+        <w:rPr>
+          <w:b/>
+          <w:bCs/>
+        </w:rPr>
+        <w:t>Visualização de Resultados</w:t>
+      </w:r>
+      <w:r>
+        <w:t xml:space="preserve">: Área dedicada para apresentação de gráficos interativos (curvas SIR e evolução de </w:t>
       </w:r>
       <w:proofErr w:type="spellStart"/>
       <w:r>
-        <w:rPr>
-          <w:highlight w:val="yellow"/>
-        </w:rPr>
-        <w:t>sliders</w:t>
+        <w:t>Rt</w:t>
       </w:r>
       <w:proofErr w:type="spellEnd"/>
       <w:r>
-        <w:rPr>
-          <w:highlight w:val="yellow"/>
-        </w:rPr>
-        <w:t xml:space="preserve"> e inputs numéricos para definição de parâmetros epidemiológicos.</w:t>
+        <w:t>).</w:t>
+      </w:r>
+    </w:p>
+    <w:p>
+      <w:r>
+        <w:t xml:space="preserve">Foram também desenvolvidos </w:t>
+      </w:r>
+      <w:r>
+        <w:rPr>
+          <w:b/>
+          <w:bCs/>
+        </w:rPr>
+        <w:t>Guia de Estilos</w:t>
+      </w:r>
+      <w:r>
+        <w:t xml:space="preserve">, de acordo com o material que nos foi fornecido, bem como foram definidas duas </w:t>
+      </w:r>
+      <w:r>
+        <w:rPr>
+          <w:b/>
+          <w:bCs/>
+        </w:rPr>
+        <w:t xml:space="preserve">Personas </w:t>
+      </w:r>
+      <w:r>
+        <w:t xml:space="preserve">principais </w:t>
+      </w:r>
+      <w:r>
+        <w:t>para orientar as decisões de design.</w:t>
       </w:r>
     </w:p>
     <w:p>
@@ -9708,90 +9712,16 @@
           <w:ilvl w:val="0"/>
           <w:numId w:val="130"/>
         </w:numPr>
-        <w:rPr>
-          <w:highlight w:val="yellow"/>
-        </w:rPr>
-      </w:pPr>
-      <w:r>
-        <w:rPr>
-          <w:highlight w:val="yellow"/>
-        </w:rPr>
-        <w:t xml:space="preserve">Visualização de Resultados: Área dedicada para apresentação de gráficos interativos (curvas SIR e evolução de </w:t>
-      </w:r>
-      <w:proofErr w:type="spellStart"/>
-      <w:r>
-        <w:rPr>
-          <w:highlight w:val="yellow"/>
-        </w:rPr>
-        <w:t>Rt</w:t>
-      </w:r>
-      <w:proofErr w:type="spellEnd"/>
-      <w:r>
-        <w:rPr>
-          <w:highlight w:val="yellow"/>
-        </w:rPr>
-        <w:t>).</w:t>
-      </w:r>
-    </w:p>
-    <w:p>
-      <w:pPr>
-        <w:rPr>
-          <w:highlight w:val="yellow"/>
-        </w:rPr>
-      </w:pPr>
-      <w:r>
-        <w:rPr>
-          <w:highlight w:val="yellow"/>
-        </w:rPr>
-        <w:t xml:space="preserve">Foram também desenvolvidos </w:t>
-      </w:r>
+      </w:pPr>
       <w:r>
         <w:rPr>
           <w:b/>
           <w:bCs/>
-          <w:highlight w:val="yellow"/>
-        </w:rPr>
-        <w:t>Guia de Estilos</w:t>
-      </w:r>
-      <w:r>
-        <w:rPr>
-          <w:highlight w:val="yellow"/>
-        </w:rPr>
-        <w:t xml:space="preserve">, de acordo com o material que nos foi fornecido, bem como foram definidas duas </w:t>
-      </w:r>
-      <w:r>
-        <w:rPr>
-          <w:b/>
-          <w:bCs/>
-          <w:highlight w:val="yellow"/>
-        </w:rPr>
-        <w:t>Personas</w:t>
-      </w:r>
-      <w:r>
-        <w:rPr>
-          <w:b/>
-          <w:bCs/>
-          <w:highlight w:val="yellow"/>
-        </w:rPr>
-        <w:t xml:space="preserve"> </w:t>
-      </w:r>
-      <w:r>
-        <w:rPr>
-          <w:highlight w:val="yellow"/>
-        </w:rPr>
-        <w:t xml:space="preserve">principais </w:t>
-      </w:r>
-      <w:r>
-        <w:rPr>
-          <w:highlight w:val="yellow"/>
-        </w:rPr>
-        <w:t>para orientar as decisões de design</w:t>
-      </w:r>
-      <w:r>
-        <w:rPr>
-          <w:highlight w:val="yellow"/>
-        </w:rPr>
-        <w:t>.</w:t>
+        </w:rPr>
+        <w:t>Investigador Académico</w:t>
+      </w:r>
+      <w:r>
+        <w:t>: Utilizador experiente que pretende explorar diferentes cenários e exportar dados para análise externa.</w:t>
       </w:r>
     </w:p>
     <w:p>
@@ -9801,56 +9731,33 @@
           <w:ilvl w:val="0"/>
           <w:numId w:val="130"/>
         </w:numPr>
-        <w:rPr>
-          <w:highlight w:val="yellow"/>
-        </w:rPr>
-      </w:pPr>
-      <w:r>
-        <w:rPr>
-          <w:highlight w:val="yellow"/>
-        </w:rPr>
-        <w:t>Investigador Académico: Utilizador experiente que pretende explorar diferentes cenários e exportar dados para análise externa.</w:t>
+      </w:pPr>
+      <w:r>
+        <w:rPr>
+          <w:b/>
+          <w:bCs/>
+        </w:rPr>
+        <w:t>Gestor de Saúde Pública</w:t>
+      </w:r>
+      <w:r>
+        <w:t xml:space="preserve">: Utilizador orientado para visualização rápida e comunicação de resultados, priorizando </w:t>
+      </w:r>
+      <w:proofErr w:type="spellStart"/>
+      <w:r>
+        <w:t>dashboards</w:t>
+      </w:r>
+      <w:proofErr w:type="spellEnd"/>
+      <w:r>
+        <w:t xml:space="preserve"> intuitivos.</w:t>
       </w:r>
     </w:p>
     <w:p>
       <w:pPr>
-        <w:pStyle w:val="ListParagraph"/>
-        <w:numPr>
-          <w:ilvl w:val="0"/>
-          <w:numId w:val="130"/>
-        </w:numPr>
-        <w:rPr>
-          <w:highlight w:val="yellow"/>
-        </w:rPr>
-      </w:pPr>
-      <w:r>
-        <w:rPr>
-          <w:highlight w:val="yellow"/>
-        </w:rPr>
+        <w:pStyle w:val="Heading2"/>
+      </w:pPr>
+      <w:bookmarkStart w:id="32" w:name="_Toc218937208"/>
+      <w:r>
         <w:lastRenderedPageBreak/>
-        <w:t xml:space="preserve">Gestor de Saúde Pública: Utilizador orientado para visualização rápida e comunicação de resultados, priorizando </w:t>
-      </w:r>
-      <w:proofErr w:type="spellStart"/>
-      <w:r>
-        <w:rPr>
-          <w:highlight w:val="yellow"/>
-        </w:rPr>
-        <w:t>dashboards</w:t>
-      </w:r>
-      <w:proofErr w:type="spellEnd"/>
-      <w:r>
-        <w:rPr>
-          <w:highlight w:val="yellow"/>
-        </w:rPr>
-        <w:t xml:space="preserve"> intuitivos.</w:t>
-      </w:r>
-    </w:p>
-    <w:p>
-      <w:pPr>
-        <w:pStyle w:val="Heading2"/>
-      </w:pPr>
-      <w:bookmarkStart w:id="32" w:name="_Toc218891275"/>
-      <w:r>
         <w:t>Desenvolvimento do Projeto</w:t>
       </w:r>
       <w:bookmarkEnd w:id="32"/>
@@ -9860,16 +9767,18 @@
         <w:pStyle w:val="Heading3"/>
         <w:ind w:left="1134"/>
         <w:jc w:val="left"/>
-        <w:rPr>
-          <w:highlight w:val="yellow"/>
-        </w:rPr>
-      </w:pPr>
-      <w:bookmarkStart w:id="33" w:name="_Toc218891276"/>
+      </w:pPr>
+      <w:bookmarkStart w:id="33" w:name="_Toc218937209"/>
       <w:proofErr w:type="spellStart"/>
       <w:r>
-        <w:rPr>
-          <w:highlight w:val="yellow"/>
-        </w:rPr>
+        <w:t>Arquitectura</w:t>
+      </w:r>
+      <w:proofErr w:type="spellEnd"/>
+      <w:r>
+        <w:t xml:space="preserve"> </w:t>
+      </w:r>
+      <w:proofErr w:type="spellStart"/>
+      <w:r>
         <w:t>Frontend</w:t>
       </w:r>
       <w:bookmarkEnd w:id="33"/>
@@ -9880,20 +9789,975 @@
         <w:ind w:left="630"/>
       </w:pPr>
       <w:r>
-        <w:rPr>
-          <w:highlight w:val="yellow"/>
-        </w:rPr>
-        <w:t>TBD</w:t>
+        <w:t xml:space="preserve">Desenvolvimento de uma aplicação </w:t>
+      </w:r>
+      <w:proofErr w:type="spellStart"/>
+      <w:r>
+        <w:t>React</w:t>
+      </w:r>
+      <w:proofErr w:type="spellEnd"/>
+      <w:r>
+        <w:t xml:space="preserve"> moderna utilizando </w:t>
+      </w:r>
+      <w:proofErr w:type="spellStart"/>
+      <w:r>
+        <w:t>Vite</w:t>
+      </w:r>
+      <w:proofErr w:type="spellEnd"/>
+      <w:r>
+        <w:t xml:space="preserve"> como </w:t>
+      </w:r>
+      <w:proofErr w:type="spellStart"/>
+      <w:r>
+        <w:t>bundler</w:t>
+      </w:r>
+      <w:proofErr w:type="spellEnd"/>
+      <w:r>
+        <w:t xml:space="preserve"> e servidor de desenvolvimento, garantindo hot module </w:t>
+      </w:r>
+      <w:proofErr w:type="spellStart"/>
+      <w:r>
+        <w:t>replacement</w:t>
+      </w:r>
+      <w:proofErr w:type="spellEnd"/>
+      <w:r>
+        <w:t xml:space="preserve"> (HMR) e </w:t>
+      </w:r>
+      <w:proofErr w:type="spellStart"/>
+      <w:r>
+        <w:t>builds</w:t>
+      </w:r>
+      <w:proofErr w:type="spellEnd"/>
+      <w:r>
+        <w:t xml:space="preserve"> otimizados:</w:t>
       </w:r>
     </w:p>
     <w:p>
       <w:pPr>
+        <w:pStyle w:val="ListParagraph"/>
+        <w:numPr>
+          <w:ilvl w:val="0"/>
+          <w:numId w:val="136"/>
+        </w:numPr>
+      </w:pPr>
+      <w:r>
+        <w:t xml:space="preserve">Framework e </w:t>
+      </w:r>
+      <w:proofErr w:type="spellStart"/>
+      <w:r>
+        <w:t>Tooling</w:t>
+      </w:r>
+      <w:proofErr w:type="spellEnd"/>
+      <w:r>
+        <w:t>:</w:t>
+      </w:r>
+    </w:p>
+    <w:p>
+      <w:pPr>
+        <w:pStyle w:val="ListParagraph"/>
+        <w:numPr>
+          <w:ilvl w:val="1"/>
+          <w:numId w:val="136"/>
+        </w:numPr>
+      </w:pPr>
+      <w:proofErr w:type="spellStart"/>
+      <w:r>
+        <w:t>React</w:t>
+      </w:r>
+      <w:proofErr w:type="spellEnd"/>
+      <w:r>
+        <w:t xml:space="preserve"> 19.2.0: Framework principal para construção da interface.</w:t>
+      </w:r>
+    </w:p>
+    <w:p>
+      <w:pPr>
+        <w:pStyle w:val="ListParagraph"/>
+        <w:numPr>
+          <w:ilvl w:val="1"/>
+          <w:numId w:val="136"/>
+        </w:numPr>
+      </w:pPr>
+      <w:proofErr w:type="spellStart"/>
+      <w:r>
+        <w:t>Vite</w:t>
+      </w:r>
+      <w:proofErr w:type="spellEnd"/>
+      <w:r>
+        <w:t xml:space="preserve"> 7.2.4: </w:t>
+      </w:r>
+      <w:proofErr w:type="spellStart"/>
+      <w:r>
+        <w:t>Build</w:t>
+      </w:r>
+      <w:proofErr w:type="spellEnd"/>
+      <w:r>
+        <w:t xml:space="preserve"> </w:t>
+      </w:r>
+      <w:proofErr w:type="spellStart"/>
+      <w:r>
+        <w:t>tool</w:t>
+      </w:r>
+      <w:proofErr w:type="spellEnd"/>
+      <w:r>
+        <w:t xml:space="preserve"> de nova geração com </w:t>
+      </w:r>
+      <w:proofErr w:type="spellStart"/>
+      <w:r>
+        <w:t>dev</w:t>
+      </w:r>
+      <w:proofErr w:type="spellEnd"/>
+      <w:r>
+        <w:t xml:space="preserve"> server extremamente rápido.</w:t>
+      </w:r>
+    </w:p>
+    <w:p>
+      <w:pPr>
+        <w:pStyle w:val="ListParagraph"/>
+        <w:numPr>
+          <w:ilvl w:val="1"/>
+          <w:numId w:val="136"/>
+        </w:numPr>
+      </w:pPr>
+      <w:proofErr w:type="spellStart"/>
+      <w:r>
+        <w:t>Tailwind</w:t>
+      </w:r>
+      <w:proofErr w:type="spellEnd"/>
+      <w:r>
+        <w:t xml:space="preserve"> CSS 4.1.18: Framework CSS </w:t>
+      </w:r>
+      <w:proofErr w:type="spellStart"/>
+      <w:r>
+        <w:t>utility-first</w:t>
+      </w:r>
+      <w:proofErr w:type="spellEnd"/>
+      <w:r>
+        <w:t xml:space="preserve"> para design responsivo e consistente.</w:t>
+      </w:r>
+    </w:p>
+    <w:p>
+      <w:pPr>
+        <w:ind w:left="630"/>
+      </w:pPr>
+    </w:p>
+    <w:p>
+      <w:pPr>
+        <w:pStyle w:val="ListParagraph"/>
+        <w:numPr>
+          <w:ilvl w:val="0"/>
+          <w:numId w:val="136"/>
+        </w:numPr>
+      </w:pPr>
+      <w:r>
+        <w:t>Gestão de Rotas e Navegação:</w:t>
+      </w:r>
+    </w:p>
+    <w:p>
+      <w:pPr>
+        <w:pStyle w:val="ListParagraph"/>
+        <w:numPr>
+          <w:ilvl w:val="1"/>
+          <w:numId w:val="136"/>
+        </w:numPr>
+      </w:pPr>
+      <w:proofErr w:type="spellStart"/>
+      <w:r>
+        <w:t>React</w:t>
+      </w:r>
+      <w:proofErr w:type="spellEnd"/>
+      <w:r>
+        <w:t xml:space="preserve"> Router DOM 7.12.0: Sistema de rotas declarativas com suporte a rotas protegidas.</w:t>
+      </w:r>
+    </w:p>
+    <w:p>
+      <w:pPr>
+        <w:pStyle w:val="ListParagraph"/>
+        <w:numPr>
+          <w:ilvl w:val="1"/>
+          <w:numId w:val="136"/>
+        </w:numPr>
+      </w:pPr>
+      <w:r>
+        <w:t>Separação clara entre rotas públicas (autenticação) e protegidas (aplicação).</w:t>
+      </w:r>
+    </w:p>
+    <w:p>
+      <w:pPr>
+        <w:pStyle w:val="ListParagraph"/>
+        <w:numPr>
+          <w:ilvl w:val="1"/>
+          <w:numId w:val="136"/>
+        </w:numPr>
+      </w:pPr>
+      <w:r>
+        <w:t>Layout modular com `</w:t>
+      </w:r>
+      <w:proofErr w:type="spellStart"/>
+      <w:r>
+        <w:t>AuthLayout</w:t>
+      </w:r>
+      <w:proofErr w:type="spellEnd"/>
+      <w:r>
+        <w:t>` para páginas de autenticação e `Layout` para áreas autenticadas.</w:t>
+      </w:r>
+    </w:p>
+    <w:p>
+      <w:pPr>
+        <w:ind w:left="630"/>
+      </w:pPr>
+    </w:p>
+    <w:p>
+      <w:pPr>
+        <w:pStyle w:val="ListParagraph"/>
+        <w:numPr>
+          <w:ilvl w:val="0"/>
+          <w:numId w:val="137"/>
+        </w:numPr>
+      </w:pPr>
+      <w:r>
+        <w:t>Autenticação e Estado Global:</w:t>
+      </w:r>
+    </w:p>
+    <w:p>
+      <w:pPr>
+        <w:pStyle w:val="ListParagraph"/>
+        <w:numPr>
+          <w:ilvl w:val="1"/>
+          <w:numId w:val="136"/>
+        </w:numPr>
+      </w:pPr>
+      <w:r>
+        <w:t xml:space="preserve">    </w:t>
+      </w:r>
+      <w:proofErr w:type="spellStart"/>
+      <w:r>
+        <w:t>Context</w:t>
+      </w:r>
+      <w:proofErr w:type="spellEnd"/>
+      <w:r>
+        <w:t xml:space="preserve"> API: Gestão centralizada do estado de autenticação via `</w:t>
+      </w:r>
+      <w:proofErr w:type="spellStart"/>
+      <w:r>
+        <w:t>AuthContext</w:t>
+      </w:r>
+      <w:proofErr w:type="spellEnd"/>
+      <w:r>
+        <w:t>`.</w:t>
+      </w:r>
+    </w:p>
+    <w:p>
+      <w:pPr>
+        <w:pStyle w:val="ListParagraph"/>
+        <w:numPr>
+          <w:ilvl w:val="1"/>
+          <w:numId w:val="136"/>
+        </w:numPr>
+      </w:pPr>
+      <w:r>
+        <w:t xml:space="preserve">    Persistência de sessão no `</w:t>
+      </w:r>
+      <w:proofErr w:type="spellStart"/>
+      <w:r>
+        <w:t>localStorage</w:t>
+      </w:r>
+      <w:proofErr w:type="spellEnd"/>
+      <w:r>
+        <w:t xml:space="preserve">` com </w:t>
+      </w:r>
+      <w:proofErr w:type="spellStart"/>
+      <w:r>
+        <w:t>tokens</w:t>
+      </w:r>
+      <w:proofErr w:type="spellEnd"/>
+      <w:r>
+        <w:t xml:space="preserve"> JWT.</w:t>
+      </w:r>
+    </w:p>
+    <w:p>
+      <w:pPr>
+        <w:pStyle w:val="ListParagraph"/>
+        <w:numPr>
+          <w:ilvl w:val="1"/>
+          <w:numId w:val="136"/>
+        </w:numPr>
+      </w:pPr>
+      <w:r>
+        <w:t xml:space="preserve">    Componente `</w:t>
+      </w:r>
+      <w:proofErr w:type="spellStart"/>
+      <w:r>
+        <w:t>ProtectedRoute</w:t>
+      </w:r>
+      <w:proofErr w:type="spellEnd"/>
+      <w:r>
+        <w:t>` para controlo de acesso a rotas privadas.</w:t>
+      </w:r>
+    </w:p>
+    <w:p>
+      <w:pPr>
+        <w:ind w:left="630"/>
+      </w:pPr>
+    </w:p>
+    <w:p>
+      <w:pPr>
+        <w:pStyle w:val="ListParagraph"/>
+        <w:numPr>
+          <w:ilvl w:val="0"/>
+          <w:numId w:val="137"/>
+        </w:numPr>
+      </w:pPr>
+      <w:r>
+        <w:t xml:space="preserve">Comunicação com </w:t>
+      </w:r>
+      <w:proofErr w:type="spellStart"/>
+      <w:r>
+        <w:t>Backend</w:t>
+      </w:r>
+      <w:proofErr w:type="spellEnd"/>
+      <w:r>
+        <w:t>:</w:t>
+      </w:r>
+    </w:p>
+    <w:p>
+      <w:pPr>
+        <w:pStyle w:val="ListParagraph"/>
+        <w:numPr>
+          <w:ilvl w:val="1"/>
+          <w:numId w:val="136"/>
+        </w:numPr>
+      </w:pPr>
+      <w:proofErr w:type="spellStart"/>
+      <w:r>
+        <w:t>Axios</w:t>
+      </w:r>
+      <w:proofErr w:type="spellEnd"/>
+      <w:r>
+        <w:t xml:space="preserve"> 1.13.2: Cliente HTTP com </w:t>
+      </w:r>
+      <w:proofErr w:type="spellStart"/>
+      <w:r>
+        <w:t>interceptors</w:t>
+      </w:r>
+      <w:proofErr w:type="spellEnd"/>
+      <w:r>
+        <w:t xml:space="preserve"> automáticos para injeção de </w:t>
+      </w:r>
+      <w:proofErr w:type="spellStart"/>
+      <w:r>
+        <w:t>tokens</w:t>
+      </w:r>
+      <w:proofErr w:type="spellEnd"/>
+      <w:r>
+        <w:t xml:space="preserve"> JWT.</w:t>
+      </w:r>
+    </w:p>
+    <w:p>
+      <w:pPr>
+        <w:pStyle w:val="ListParagraph"/>
+        <w:numPr>
+          <w:ilvl w:val="1"/>
+          <w:numId w:val="136"/>
+        </w:numPr>
+      </w:pPr>
+      <w:r>
+        <w:t>Configuração centralizada em `</w:t>
+      </w:r>
+      <w:proofErr w:type="spellStart"/>
+      <w:r>
+        <w:t>services</w:t>
+      </w:r>
+      <w:proofErr w:type="spellEnd"/>
+      <w:r>
+        <w:t>/api.js` com base URL configurável.</w:t>
+      </w:r>
+    </w:p>
+    <w:p>
+      <w:pPr>
+        <w:ind w:left="630"/>
+      </w:pPr>
+    </w:p>
+    <w:p>
+      <w:pPr>
+        <w:ind w:left="630"/>
+      </w:pPr>
+    </w:p>
+    <w:p>
+      <w:pPr>
+        <w:ind w:left="630"/>
+      </w:pPr>
+    </w:p>
+    <w:p>
+      <w:pPr>
+        <w:ind w:left="630"/>
+      </w:pPr>
+    </w:p>
+    <w:p>
+      <w:pPr>
+        <w:ind w:left="630"/>
+      </w:pPr>
+    </w:p>
+    <w:p>
+      <w:pPr>
+        <w:pStyle w:val="ListParagraph"/>
+        <w:numPr>
+          <w:ilvl w:val="0"/>
+          <w:numId w:val="137"/>
+        </w:numPr>
+      </w:pPr>
+      <w:r>
+        <w:lastRenderedPageBreak/>
+        <w:t>Componentes e Modularização:</w:t>
+      </w:r>
+    </w:p>
+    <w:p>
+      <w:pPr>
+        <w:pStyle w:val="ListParagraph"/>
+        <w:numPr>
+          <w:ilvl w:val="1"/>
+          <w:numId w:val="137"/>
+        </w:numPr>
+      </w:pPr>
+      <w:r>
+        <w:t>Arquitetura baseada em componentes reutilizáveis organizados por função:</w:t>
+      </w:r>
+    </w:p>
+    <w:p>
+      <w:pPr>
+        <w:pStyle w:val="ListParagraph"/>
+        <w:numPr>
+          <w:ilvl w:val="2"/>
+          <w:numId w:val="137"/>
+        </w:numPr>
+      </w:pPr>
+      <w:r>
+        <w:t>`</w:t>
+      </w:r>
+      <w:proofErr w:type="spellStart"/>
+      <w:r>
+        <w:t>components</w:t>
+      </w:r>
+      <w:proofErr w:type="spellEnd"/>
+      <w:r>
+        <w:t>/</w:t>
+      </w:r>
+      <w:proofErr w:type="spellStart"/>
+      <w:r>
+        <w:t>auth</w:t>
+      </w:r>
+      <w:proofErr w:type="spellEnd"/>
+      <w:r>
+        <w:t>`: Componentes de autenticação (Login, Registo, Recuperação).</w:t>
+      </w:r>
+    </w:p>
+    <w:p>
+      <w:pPr>
+        <w:pStyle w:val="ListParagraph"/>
+        <w:numPr>
+          <w:ilvl w:val="2"/>
+          <w:numId w:val="137"/>
+        </w:numPr>
+        <w:rPr>
+          <w:lang w:val="en-US"/>
+        </w:rPr>
+      </w:pPr>
+      <w:r>
+        <w:rPr>
+          <w:lang w:val="en-US"/>
+        </w:rPr>
+        <w:t xml:space="preserve">`components/common`: </w:t>
+      </w:r>
+      <w:proofErr w:type="spellStart"/>
+      <w:r>
+        <w:rPr>
+          <w:lang w:val="en-US"/>
+        </w:rPr>
+        <w:t>Componentes</w:t>
+      </w:r>
+      <w:proofErr w:type="spellEnd"/>
+      <w:r>
+        <w:rPr>
+          <w:lang w:val="en-US"/>
+        </w:rPr>
+        <w:t xml:space="preserve"> </w:t>
+      </w:r>
+      <w:proofErr w:type="spellStart"/>
+      <w:r>
+        <w:rPr>
+          <w:lang w:val="en-US"/>
+        </w:rPr>
+        <w:t>partilhados</w:t>
+      </w:r>
+      <w:proofErr w:type="spellEnd"/>
+      <w:r>
+        <w:rPr>
+          <w:lang w:val="en-US"/>
+        </w:rPr>
+        <w:t xml:space="preserve"> (Header, Layout, </w:t>
+      </w:r>
+      <w:proofErr w:type="spellStart"/>
+      <w:r>
+        <w:rPr>
+          <w:lang w:val="en-US"/>
+        </w:rPr>
+        <w:t>ScrollDiv</w:t>
+      </w:r>
+      <w:proofErr w:type="spellEnd"/>
+      <w:r>
+        <w:rPr>
+          <w:lang w:val="en-US"/>
+        </w:rPr>
+        <w:t>).</w:t>
+      </w:r>
+    </w:p>
+    <w:p>
+      <w:pPr>
+        <w:pStyle w:val="ListParagraph"/>
+        <w:numPr>
+          <w:ilvl w:val="1"/>
+          <w:numId w:val="137"/>
+        </w:numPr>
+      </w:pPr>
+      <w:r>
+        <w:t>Páginas estáticas em `</w:t>
+      </w:r>
+      <w:proofErr w:type="spellStart"/>
+      <w:r>
+        <w:t>pages</w:t>
+      </w:r>
+      <w:proofErr w:type="spellEnd"/>
+      <w:r>
+        <w:t>/` correspondentes às rotas principais.</w:t>
+      </w:r>
+    </w:p>
+    <w:p>
+      <w:pPr>
+        <w:ind w:left="630"/>
+      </w:pPr>
+    </w:p>
+    <w:p>
+      <w:pPr>
+        <w:pStyle w:val="ListParagraph"/>
+        <w:numPr>
+          <w:ilvl w:val="0"/>
+          <w:numId w:val="137"/>
+        </w:numPr>
+      </w:pPr>
+      <w:proofErr w:type="spellStart"/>
+      <w:r>
+        <w:t>User</w:t>
+      </w:r>
+      <w:proofErr w:type="spellEnd"/>
+      <w:r>
+        <w:t xml:space="preserve"> </w:t>
+      </w:r>
+      <w:proofErr w:type="spellStart"/>
+      <w:r>
+        <w:t>Experience</w:t>
+      </w:r>
+      <w:proofErr w:type="spellEnd"/>
+      <w:r>
+        <w:t xml:space="preserve"> (UX):</w:t>
+      </w:r>
+    </w:p>
+    <w:p>
+      <w:pPr>
+        <w:pStyle w:val="ListParagraph"/>
+        <w:numPr>
+          <w:ilvl w:val="1"/>
+          <w:numId w:val="137"/>
+        </w:numPr>
+      </w:pPr>
+      <w:r>
+        <w:t xml:space="preserve">Font </w:t>
+      </w:r>
+      <w:proofErr w:type="spellStart"/>
+      <w:r>
+        <w:t>Awesome</w:t>
+      </w:r>
+      <w:proofErr w:type="spellEnd"/>
+      <w:r>
+        <w:t xml:space="preserve"> 7.1.0: Ícones vetoriais para melhor experiência visual.</w:t>
+      </w:r>
+    </w:p>
+    <w:p>
+      <w:pPr>
+        <w:pStyle w:val="ListParagraph"/>
+        <w:numPr>
+          <w:ilvl w:val="1"/>
+          <w:numId w:val="137"/>
+        </w:numPr>
+      </w:pPr>
+      <w:proofErr w:type="spellStart"/>
+      <w:r>
+        <w:t>TSParticles</w:t>
+      </w:r>
+      <w:proofErr w:type="spellEnd"/>
+      <w:r>
+        <w:t xml:space="preserve"> 3.9.1: Animações de partículas para elementos visuais interativos.</w:t>
+      </w:r>
+    </w:p>
+    <w:p>
+      <w:pPr>
+        <w:pStyle w:val="ListParagraph"/>
+        <w:numPr>
+          <w:ilvl w:val="1"/>
+          <w:numId w:val="137"/>
+        </w:numPr>
+      </w:pPr>
+      <w:r>
+        <w:t>Design responsivo e acessível seguindo as melhores práticas de UI/UX.</w:t>
+      </w:r>
+    </w:p>
+    <w:p>
+      <w:pPr>
+        <w:ind w:left="630"/>
+      </w:pPr>
+    </w:p>
+    <w:p>
+      <w:pPr>
+        <w:pStyle w:val="ListParagraph"/>
+        <w:numPr>
+          <w:ilvl w:val="0"/>
+          <w:numId w:val="138"/>
+        </w:numPr>
+        <w:rPr>
+          <w:lang w:val="en-US"/>
+        </w:rPr>
+      </w:pPr>
+      <w:r>
+        <w:rPr>
+          <w:lang w:val="en-US"/>
+        </w:rPr>
+        <w:t>Auditoria de Performance (Google Lighthouse):</w:t>
+      </w:r>
+    </w:p>
+    <w:p>
+      <w:pPr>
+        <w:ind w:left="630"/>
+      </w:pPr>
+      <w:r>
+        <w:t xml:space="preserve">       Avaliação sistemática da aplicação através do </w:t>
+      </w:r>
+      <w:r>
+        <w:rPr>
+          <w:b/>
+          <w:bCs/>
+        </w:rPr>
+        <w:t xml:space="preserve">Google </w:t>
+      </w:r>
+      <w:proofErr w:type="spellStart"/>
+      <w:r>
+        <w:rPr>
+          <w:b/>
+          <w:bCs/>
+        </w:rPr>
+        <w:t>Lighthouse</w:t>
+      </w:r>
+      <w:proofErr w:type="spellEnd"/>
+      <w:r>
+        <w:t xml:space="preserve"> para garantir elevados padrões de qualidade:</w:t>
+      </w:r>
+    </w:p>
+    <w:p>
+      <w:pPr>
+        <w:pStyle w:val="ListParagraph"/>
+        <w:numPr>
+          <w:ilvl w:val="1"/>
+          <w:numId w:val="137"/>
+        </w:numPr>
+      </w:pPr>
+      <w:r>
+        <w:t xml:space="preserve">Performance: Score de </w:t>
+      </w:r>
+      <w:r>
+        <w:t>100</w:t>
+      </w:r>
+      <w:r>
+        <w:t xml:space="preserve">/100 - Otimizações de carregamento, </w:t>
+      </w:r>
+      <w:proofErr w:type="spellStart"/>
+      <w:r>
+        <w:t>lazy</w:t>
+      </w:r>
+      <w:proofErr w:type="spellEnd"/>
+      <w:r>
+        <w:t xml:space="preserve"> </w:t>
+      </w:r>
+      <w:proofErr w:type="spellStart"/>
+      <w:r>
+        <w:t>loading</w:t>
+      </w:r>
+      <w:proofErr w:type="spellEnd"/>
+      <w:r>
+        <w:t xml:space="preserve"> de componentes e </w:t>
+      </w:r>
+      <w:proofErr w:type="spellStart"/>
+      <w:r>
+        <w:t>code</w:t>
+      </w:r>
+      <w:proofErr w:type="spellEnd"/>
+      <w:r>
+        <w:t xml:space="preserve"> </w:t>
+      </w:r>
+      <w:proofErr w:type="spellStart"/>
+      <w:r>
+        <w:t>splitting</w:t>
+      </w:r>
+      <w:proofErr w:type="spellEnd"/>
+      <w:r>
+        <w:t>.</w:t>
+      </w:r>
+    </w:p>
+    <w:p>
+      <w:pPr>
+        <w:pStyle w:val="ListParagraph"/>
+        <w:numPr>
+          <w:ilvl w:val="1"/>
+          <w:numId w:val="137"/>
+        </w:numPr>
+      </w:pPr>
+      <w:proofErr w:type="spellStart"/>
+      <w:r>
+        <w:t>Accessibility</w:t>
+      </w:r>
+      <w:proofErr w:type="spellEnd"/>
+      <w:r>
+        <w:t xml:space="preserve">: Score de </w:t>
+      </w:r>
+      <w:r>
+        <w:t>90</w:t>
+      </w:r>
+      <w:r>
+        <w:t xml:space="preserve">/100 - Conformidade com WCAG 2.1, contraste adequado, </w:t>
+      </w:r>
+      <w:proofErr w:type="spellStart"/>
+      <w:r>
+        <w:t>labels</w:t>
+      </w:r>
+      <w:proofErr w:type="spellEnd"/>
+      <w:r>
+        <w:t xml:space="preserve"> semânticos e navegação por teclado.</w:t>
+      </w:r>
+    </w:p>
+    <w:p>
+      <w:pPr>
+        <w:pStyle w:val="ListParagraph"/>
+        <w:numPr>
+          <w:ilvl w:val="1"/>
+          <w:numId w:val="137"/>
+        </w:numPr>
+      </w:pPr>
+      <w:proofErr w:type="spellStart"/>
+      <w:r>
+        <w:t>Best</w:t>
+      </w:r>
+      <w:proofErr w:type="spellEnd"/>
+      <w:r>
+        <w:t xml:space="preserve"> </w:t>
+      </w:r>
+      <w:proofErr w:type="spellStart"/>
+      <w:r>
+        <w:t>Practices</w:t>
+      </w:r>
+      <w:proofErr w:type="spellEnd"/>
+      <w:r>
+        <w:t xml:space="preserve">: Score de 100/100 - HTTPS, ausência de vulnerabilidades conhecidas, uso de </w:t>
+      </w:r>
+      <w:proofErr w:type="spellStart"/>
+      <w:r>
+        <w:t>APIs</w:t>
+      </w:r>
+      <w:proofErr w:type="spellEnd"/>
+      <w:r>
+        <w:t xml:space="preserve"> modernas.</w:t>
+      </w:r>
+    </w:p>
+    <w:p>
+      <w:pPr>
+        <w:pStyle w:val="ListParagraph"/>
+        <w:numPr>
+          <w:ilvl w:val="1"/>
+          <w:numId w:val="137"/>
+        </w:numPr>
+      </w:pPr>
+      <w:r>
+        <w:t xml:space="preserve">SEO: Score de 100/100 - Meta </w:t>
+      </w:r>
+      <w:proofErr w:type="spellStart"/>
+      <w:r>
+        <w:t>tags</w:t>
+      </w:r>
+      <w:proofErr w:type="spellEnd"/>
+      <w:r>
+        <w:t xml:space="preserve"> apropriadas, estrutura semântica, </w:t>
+      </w:r>
+      <w:proofErr w:type="spellStart"/>
+      <w:r>
+        <w:t>viewport</w:t>
+      </w:r>
+      <w:proofErr w:type="spellEnd"/>
+      <w:r>
+        <w:t xml:space="preserve"> otimizado e </w:t>
+      </w:r>
+      <w:proofErr w:type="spellStart"/>
+      <w:r>
+        <w:t>crawlability</w:t>
+      </w:r>
+      <w:proofErr w:type="spellEnd"/>
+      <w:r>
+        <w:t>.</w:t>
+      </w:r>
+    </w:p>
+    <w:p>
+      <w:pPr>
+        <w:ind w:left="630"/>
+      </w:pPr>
+      <w:r>
+        <w:t xml:space="preserve">       Monitorização contínua em cada </w:t>
+      </w:r>
+      <w:proofErr w:type="spellStart"/>
+      <w:r>
+        <w:t>deploy</w:t>
+      </w:r>
+      <w:proofErr w:type="spellEnd"/>
+      <w:r>
+        <w:t xml:space="preserve"> para manter padrões de qualidade Web.</w:t>
+      </w:r>
+    </w:p>
+    <w:p>
+      <w:pPr>
+        <w:ind w:left="630"/>
+      </w:pPr>
+    </w:p>
+    <w:p>
+      <w:pPr>
+        <w:pStyle w:val="ListParagraph"/>
+        <w:numPr>
+          <w:ilvl w:val="0"/>
+          <w:numId w:val="137"/>
+        </w:numPr>
+      </w:pPr>
+      <w:r>
+        <w:t>Otimizações e SEO:</w:t>
+      </w:r>
+    </w:p>
+    <w:p>
+      <w:pPr>
+        <w:pStyle w:val="ListParagraph"/>
+        <w:numPr>
+          <w:ilvl w:val="1"/>
+          <w:numId w:val="137"/>
+        </w:numPr>
+      </w:pPr>
+      <w:r>
+        <w:t xml:space="preserve">Meta </w:t>
+      </w:r>
+      <w:proofErr w:type="spellStart"/>
+      <w:r>
+        <w:t>tags</w:t>
+      </w:r>
+      <w:proofErr w:type="spellEnd"/>
+      <w:r>
+        <w:t xml:space="preserve"> Open </w:t>
+      </w:r>
+      <w:proofErr w:type="spellStart"/>
+      <w:r>
+        <w:t>Graph</w:t>
+      </w:r>
+      <w:proofErr w:type="spellEnd"/>
+      <w:r>
+        <w:t xml:space="preserve"> e Twitter </w:t>
+      </w:r>
+      <w:proofErr w:type="spellStart"/>
+      <w:r>
+        <w:t>Card</w:t>
+      </w:r>
+      <w:proofErr w:type="spellEnd"/>
+      <w:r>
+        <w:t xml:space="preserve"> para partilha em redes sociais.</w:t>
+      </w:r>
+    </w:p>
+    <w:p>
+      <w:pPr>
+        <w:pStyle w:val="ListParagraph"/>
+        <w:numPr>
+          <w:ilvl w:val="1"/>
+          <w:numId w:val="137"/>
+        </w:numPr>
+      </w:pPr>
+      <w:proofErr w:type="spellStart"/>
+      <w:r>
+        <w:t>Preload</w:t>
+      </w:r>
+      <w:proofErr w:type="spellEnd"/>
+      <w:r>
+        <w:t xml:space="preserve"> de </w:t>
+      </w:r>
+      <w:proofErr w:type="spellStart"/>
+      <w:r>
+        <w:t>assets</w:t>
+      </w:r>
+      <w:proofErr w:type="spellEnd"/>
+      <w:r>
+        <w:t xml:space="preserve"> críticos para melhor performance.</w:t>
+      </w:r>
+    </w:p>
+    <w:p>
+      <w:pPr>
+        <w:pStyle w:val="ListParagraph"/>
+        <w:numPr>
+          <w:ilvl w:val="1"/>
+          <w:numId w:val="137"/>
+        </w:numPr>
+      </w:pPr>
+      <w:r>
+        <w:t xml:space="preserve">Estrutura semântica HTML5 com meta </w:t>
+      </w:r>
+      <w:proofErr w:type="spellStart"/>
+      <w:r>
+        <w:t>descriptions</w:t>
+      </w:r>
+      <w:proofErr w:type="spellEnd"/>
+      <w:r>
+        <w:t xml:space="preserve"> e </w:t>
+      </w:r>
+      <w:proofErr w:type="spellStart"/>
+      <w:r>
+        <w:t>keywords</w:t>
+      </w:r>
+      <w:proofErr w:type="spellEnd"/>
+      <w:r>
+        <w:t>.</w:t>
+      </w:r>
+    </w:p>
+    <w:p>
+      <w:pPr>
+        <w:pStyle w:val="ListParagraph"/>
+        <w:ind w:left="2070"/>
+      </w:pPr>
+    </w:p>
+    <w:p>
+      <w:pPr>
+        <w:pStyle w:val="ListParagraph"/>
+        <w:ind w:left="2070"/>
+      </w:pPr>
+    </w:p>
+    <w:p>
+      <w:pPr>
+        <w:pStyle w:val="ListParagraph"/>
+        <w:ind w:left="2070"/>
+      </w:pPr>
+    </w:p>
+    <w:p>
+      <w:pPr>
         <w:pStyle w:val="Heading3"/>
         <w:ind w:left="1134"/>
       </w:pPr>
-      <w:bookmarkStart w:id="34" w:name="_Toc218891277"/>
+      <w:bookmarkStart w:id="34" w:name="_Toc218937210"/>
       <w:proofErr w:type="spellStart"/>
       <w:r>
+        <w:lastRenderedPageBreak/>
         <w:t>Arquitectura</w:t>
       </w:r>
       <w:proofErr w:type="spellEnd"/>
@@ -10909,7 +11773,6 @@
           <w:lang w:val="en-US" w:eastAsia="pt-PT"/>
           <w14:ligatures w14:val="none"/>
         </w:rPr>
-        <w:lastRenderedPageBreak/>
         <w:t xml:space="preserve">from </w:t>
       </w:r>
       <w:proofErr w:type="spellStart"/>
@@ -11515,7 +12378,7 @@
         <w:pStyle w:val="Heading3"/>
         <w:ind w:left="1134"/>
       </w:pPr>
-      <w:bookmarkStart w:id="35" w:name="_Toc218891278"/>
+      <w:bookmarkStart w:id="35" w:name="_Toc218937211"/>
       <w:r>
         <w:t>Base de Dados e Persistência</w:t>
       </w:r>
@@ -11523,6 +12386,7 @@
     </w:p>
     <w:p>
       <w:r>
+        <w:lastRenderedPageBreak/>
         <w:t xml:space="preserve">Inicialmente planeada em </w:t>
       </w:r>
       <w:proofErr w:type="spellStart"/>
@@ -11938,7 +12802,6 @@
           <w:lang w:eastAsia="pt-PT"/>
           <w14:ligatures w14:val="none"/>
         </w:rPr>
-        <w:lastRenderedPageBreak/>
         <w:t># Ficheiro: models.py (excerto)</w:t>
       </w:r>
     </w:p>
@@ -12950,6 +13813,7 @@
           <w:lang w:val="en-US" w:eastAsia="pt-PT"/>
           <w14:ligatures w14:val="none"/>
         </w:rPr>
+        <w:lastRenderedPageBreak/>
         <w:t>gender_id</w:t>
       </w:r>
       <w:proofErr w:type="spellEnd"/>
@@ -13543,7 +14407,7 @@
         <w:pStyle w:val="Heading3"/>
         <w:ind w:left="1276"/>
       </w:pPr>
-      <w:bookmarkStart w:id="36" w:name="_Toc218891279"/>
+      <w:bookmarkStart w:id="36" w:name="_Toc218937212"/>
       <w:r>
         <w:t>API REST e Rotas</w:t>
       </w:r>
@@ -13820,7 +14684,7 @@
       <w:pPr>
         <w:pStyle w:val="Heading2"/>
       </w:pPr>
-      <w:bookmarkStart w:id="37" w:name="_Toc218891280"/>
+      <w:bookmarkStart w:id="37" w:name="_Toc218937213"/>
       <w:r>
         <w:t xml:space="preserve">Segurança e </w:t>
       </w:r>
@@ -13831,7 +14695,6 @@
     </w:p>
     <w:p>
       <w:r>
-        <w:lastRenderedPageBreak/>
         <w:t xml:space="preserve">A segurança foi uma prioridade fundamental na implementação do </w:t>
       </w:r>
       <w:proofErr w:type="spellStart"/>
@@ -13924,6 +14787,7 @@
     </w:p>
     <w:p>
       <w:r>
+        <w:lastRenderedPageBreak/>
         <w:t xml:space="preserve">A autenticação é implementada com </w:t>
       </w:r>
       <w:r>
@@ -15233,7 +16097,7 @@
           <w:lang w:val="en-US"/>
         </w:rPr>
       </w:pPr>
-      <w:bookmarkStart w:id="38" w:name="_Toc218891281"/>
+      <w:bookmarkStart w:id="38" w:name="_Toc218937214"/>
       <w:r>
         <w:rPr>
           <w:lang w:val="en-US"/>
@@ -15244,7 +16108,6 @@
     </w:p>
     <w:p>
       <w:r>
-        <w:lastRenderedPageBreak/>
         <w:t xml:space="preserve">Para permitir que o </w:t>
       </w:r>
       <w:proofErr w:type="spellStart"/>
@@ -15284,7 +16147,7 @@
       <w:pPr>
         <w:pStyle w:val="Heading2"/>
       </w:pPr>
-      <w:bookmarkStart w:id="39" w:name="_Toc218891282"/>
+      <w:bookmarkStart w:id="39" w:name="_Toc218937215"/>
       <w:r>
         <w:t>Configuração do Ambiente de Desenvolvimento</w:t>
       </w:r>
@@ -15347,8 +16210,9 @@
       <w:pPr>
         <w:pStyle w:val="Heading2"/>
       </w:pPr>
-      <w:bookmarkStart w:id="40" w:name="_Toc218891283"/>
-      <w:r>
+      <w:bookmarkStart w:id="40" w:name="_Toc218937216"/>
+      <w:r>
+        <w:lastRenderedPageBreak/>
         <w:t>Compatibilidade com Windows (</w:t>
       </w:r>
       <w:proofErr w:type="spellStart"/>
@@ -15398,7 +16262,7 @@
         <w:pStyle w:val="Heading2"/>
       </w:pPr>
       <w:bookmarkStart w:id="41" w:name="_Toc180777108"/>
-      <w:bookmarkStart w:id="42" w:name="_Toc218891284"/>
+      <w:bookmarkStart w:id="42" w:name="_Toc218937217"/>
       <w:r>
         <w:t>Resultados</w:t>
       </w:r>
@@ -15565,7 +16429,6 @@
     </w:p>
     <w:p>
       <w:r>
-        <w:lastRenderedPageBreak/>
         <w:t>A secção dos capítulos principais deve ser paginada com numeração árabe, incluindo cabeçalho com o título do projeto e nome do(s) autor(</w:t>
       </w:r>
       <w:proofErr w:type="spellStart"/>
@@ -15652,6 +16515,7 @@
           <w:noProof/>
           <w:lang w:eastAsia="pt-PT"/>
         </w:rPr>
+        <w:lastRenderedPageBreak/>
         <w:drawing>
           <wp:inline distT="0" distB="0" distL="0" distR="0" wp14:anchorId="3868BA7D" wp14:editId="24C728F9">
             <wp:extent cx="2002972" cy="1229547"/>
@@ -15768,7 +16632,7 @@
       <w:pPr>
         <w:pStyle w:val="Heading2"/>
       </w:pPr>
-      <w:bookmarkStart w:id="47" w:name="_Toc218891285"/>
+      <w:bookmarkStart w:id="47" w:name="_Toc218937218"/>
       <w:r>
         <w:t>Subtítulo Exemplo</w:t>
       </w:r>
@@ -15790,7 +16654,7 @@
       <w:pPr>
         <w:pStyle w:val="Heading1"/>
       </w:pPr>
-      <w:bookmarkStart w:id="49" w:name="_Toc218891286"/>
+      <w:bookmarkStart w:id="49" w:name="_Toc218937219"/>
       <w:r>
         <w:lastRenderedPageBreak/>
         <w:t>Conclusão</w:t>
@@ -15829,7 +16693,7 @@
       <w:pPr>
         <w:pStyle w:val="Heading2"/>
       </w:pPr>
-      <w:bookmarkStart w:id="50" w:name="_Toc218891287"/>
+      <w:bookmarkStart w:id="50" w:name="_Toc218937220"/>
       <w:r>
         <w:t>Limitações e Sugestões</w:t>
       </w:r>
@@ -15875,7 +16739,7 @@
       <w:pPr>
         <w:pStyle w:val="Heading2"/>
       </w:pPr>
-      <w:bookmarkStart w:id="51" w:name="_Toc218891288"/>
+      <w:bookmarkStart w:id="51" w:name="_Toc218937221"/>
       <w:r>
         <w:t>Considerações sobre a Inteligência Artificial no Contexto deste Projeto</w:t>
       </w:r>
@@ -15921,7 +16785,7 @@
       <w:bookmarkStart w:id="52" w:name="_Toc188336001"/>
       <w:bookmarkStart w:id="53" w:name="_Toc378009143"/>
       <w:bookmarkStart w:id="54" w:name="_Toc188623357"/>
-      <w:bookmarkStart w:id="55" w:name="_Toc218891289"/>
+      <w:bookmarkStart w:id="55" w:name="_Toc218937222"/>
       <w:r>
         <w:lastRenderedPageBreak/>
         <w:t>Referências</w:t>
@@ -16184,8 +17048,17 @@
         <w:rPr>
           <w:lang w:val="en-US"/>
         </w:rPr>
-        <w:t>: https://flask.palletsprojects.com</w:t>
-      </w:r>
+        <w:t xml:space="preserve">: </w:t>
+      </w:r>
+      <w:hyperlink r:id="rId21" w:history="1">
+        <w:r>
+          <w:rPr>
+            <w:rStyle w:val="Hyperlink"/>
+            <w:lang w:val="en-US"/>
+          </w:rPr>
+          <w:t>https://flask.palletsprojects.com</w:t>
+        </w:r>
+      </w:hyperlink>
     </w:p>
     <w:p>
       <w:r>
@@ -16223,8 +17096,16 @@
       </w:r>
       <w:proofErr w:type="spellEnd"/>
       <w:r>
-        <w:t>. Disponível em: https://www.postgresql.org/docs</w:t>
-      </w:r>
+        <w:t xml:space="preserve">. Disponível em: </w:t>
+      </w:r>
+      <w:hyperlink r:id="rId22" w:history="1">
+        <w:r>
+          <w:rPr>
+            <w:rStyle w:val="Hyperlink"/>
+          </w:rPr>
+          <w:t>https://www.postgresql.org/docs</w:t>
+        </w:r>
+      </w:hyperlink>
     </w:p>
     <w:p>
       <w:proofErr w:type="spellStart"/>
@@ -16262,12 +17143,267 @@
         <w:t xml:space="preserve">. </w:t>
       </w:r>
       <w:r>
-        <w:t>Disponível em: https://werkzeug.palletsprojects.com</w:t>
+        <w:t xml:space="preserve">Disponível em: </w:t>
+      </w:r>
+      <w:hyperlink r:id="rId23" w:history="1">
+        <w:r>
+          <w:rPr>
+            <w:rStyle w:val="Hyperlink"/>
+          </w:rPr>
+          <w:t>https://werkzeug.palletsprojects.com</w:t>
+        </w:r>
+      </w:hyperlink>
+      <w:r>
+        <w:t xml:space="preserve"> </w:t>
+      </w:r>
+    </w:p>
+    <w:p>
+      <w:r>
+        <w:rPr>
+          <w:b/>
+          <w:bCs/>
+          <w:lang w:val="en-US"/>
+        </w:rPr>
+        <w:t>Mermaid Chart</w:t>
+      </w:r>
+      <w:r>
+        <w:rPr>
+          <w:lang w:val="en-US"/>
+        </w:rPr>
+        <w:t>. (2024). </w:t>
+      </w:r>
+      <w:r>
+        <w:rPr>
+          <w:i/>
+          <w:iCs/>
+          <w:lang w:val="en-US"/>
+        </w:rPr>
+        <w:t>Mermaid Chart Documentation</w:t>
+      </w:r>
+      <w:r>
+        <w:rPr>
+          <w:lang w:val="en-US"/>
+        </w:rPr>
+        <w:t xml:space="preserve">. </w:t>
+      </w:r>
+      <w:r>
+        <w:t>Disponível em: </w:t>
+      </w:r>
+      <w:hyperlink r:id="rId24" w:history="1">
+        <w:r>
+          <w:rPr>
+            <w:rStyle w:val="Hyperlink"/>
+          </w:rPr>
+          <w:t>https://docs.mermaidchart.com/</w:t>
+        </w:r>
+      </w:hyperlink>
+      <w:r>
+        <w:t> .</w:t>
+      </w:r>
+    </w:p>
+    <w:p>
+      <w:r>
+        <w:rPr>
+          <w:b/>
+          <w:bCs/>
+          <w:lang w:val="en-US"/>
+        </w:rPr>
+        <w:t>Creative Tim</w:t>
+      </w:r>
+      <w:r>
+        <w:rPr>
+          <w:lang w:val="en-US"/>
+        </w:rPr>
+        <w:t>. (2024). </w:t>
+      </w:r>
+      <w:r>
+        <w:rPr>
+          <w:i/>
+          <w:iCs/>
+          <w:lang w:val="en-US"/>
+        </w:rPr>
+        <w:t>Tailwind Components - Interactive UI Components</w:t>
+      </w:r>
+      <w:r>
+        <w:rPr>
+          <w:lang w:val="en-US"/>
+        </w:rPr>
+        <w:t xml:space="preserve">. </w:t>
+      </w:r>
+      <w:r>
+        <w:t>Disponível em: </w:t>
+      </w:r>
+      <w:hyperlink r:id="rId25" w:history="1">
+        <w:r>
+          <w:rPr>
+            <w:rStyle w:val="Hyperlink"/>
+          </w:rPr>
+          <w:t>https://www.creative-tim.com/twcomponents/components</w:t>
+        </w:r>
+      </w:hyperlink>
+      <w:r>
+        <w:t> .</w:t>
+      </w:r>
+    </w:p>
+    <w:p>
+      <w:proofErr w:type="spellStart"/>
+      <w:r>
+        <w:rPr>
+          <w:b/>
+          <w:bCs/>
+        </w:rPr>
+        <w:t>Tailwind</w:t>
+      </w:r>
+      <w:proofErr w:type="spellEnd"/>
+      <w:r>
+        <w:rPr>
+          <w:b/>
+          <w:bCs/>
+        </w:rPr>
+        <w:t xml:space="preserve"> </w:t>
+      </w:r>
+      <w:proofErr w:type="spellStart"/>
+      <w:r>
+        <w:rPr>
+          <w:b/>
+          <w:bCs/>
+        </w:rPr>
+        <w:t>Labs</w:t>
+      </w:r>
+      <w:proofErr w:type="spellEnd"/>
+      <w:r>
+        <w:t xml:space="preserve">. </w:t>
+      </w:r>
+      <w:r>
+        <w:rPr>
+          <w:lang w:val="en-US"/>
+        </w:rPr>
+        <w:t>(2024). </w:t>
+      </w:r>
+      <w:r>
+        <w:rPr>
+          <w:i/>
+          <w:iCs/>
+          <w:lang w:val="en-US"/>
+        </w:rPr>
+        <w:t>Installation: Using Vite - Tailwind CSS Documentation</w:t>
+      </w:r>
+      <w:r>
+        <w:rPr>
+          <w:lang w:val="en-US"/>
+        </w:rPr>
+        <w:t xml:space="preserve">. </w:t>
+      </w:r>
+      <w:r>
+        <w:t>Disponível em: </w:t>
+      </w:r>
+      <w:hyperlink r:id="rId26" w:history="1">
+        <w:r>
+          <w:rPr>
+            <w:rStyle w:val="Hyperlink"/>
+          </w:rPr>
+          <w:t>https://tailwindcss.com/docs/installation/using-vite</w:t>
+        </w:r>
+      </w:hyperlink>
+      <w:r>
+        <w:t> .</w:t>
+      </w:r>
+    </w:p>
+    <w:p>
+      <w:r>
+        <w:rPr>
+          <w:b/>
+          <w:bCs/>
+        </w:rPr>
+        <w:t>Render</w:t>
+      </w:r>
+      <w:r>
+        <w:t>. (2024). </w:t>
+      </w:r>
+      <w:r>
+        <w:rPr>
+          <w:i/>
+          <w:iCs/>
+        </w:rPr>
+        <w:t xml:space="preserve">Render </w:t>
+      </w:r>
+      <w:proofErr w:type="spellStart"/>
+      <w:r>
+        <w:rPr>
+          <w:i/>
+          <w:iCs/>
+        </w:rPr>
+        <w:t>Documentation</w:t>
+      </w:r>
+      <w:proofErr w:type="spellEnd"/>
+      <w:r>
+        <w:t>. Disponível em: </w:t>
+      </w:r>
+      <w:hyperlink r:id="rId27" w:history="1">
+        <w:r>
+          <w:rPr>
+            <w:rStyle w:val="Hyperlink"/>
+          </w:rPr>
+          <w:t>https://render.com/docs</w:t>
+        </w:r>
+      </w:hyperlink>
+      <w:r>
+        <w:t> .</w:t>
+      </w:r>
+    </w:p>
+    <w:p>
+      <w:r>
+        <w:rPr>
+          <w:b/>
+          <w:bCs/>
+          <w:lang w:val="en-US"/>
+        </w:rPr>
+        <w:t>Taksa Tech</w:t>
+      </w:r>
+      <w:r>
+        <w:rPr>
+          <w:lang w:val="en-US"/>
+        </w:rPr>
+        <w:t>. (2024). </w:t>
+      </w:r>
+      <w:r>
+        <w:rPr>
+          <w:i/>
+          <w:iCs/>
+          <w:lang w:val="en-US"/>
+        </w:rPr>
+        <w:t>Build on Hover Custom Scrollbar in React</w:t>
+      </w:r>
+      <w:r>
+        <w:rPr>
+          <w:lang w:val="en-US"/>
+        </w:rPr>
+        <w:t xml:space="preserve">. </w:t>
+      </w:r>
+      <w:r>
+        <w:t>Disponível em: </w:t>
+      </w:r>
+      <w:hyperlink r:id="rId28" w:history="1">
+        <w:r>
+          <w:rPr>
+            <w:rStyle w:val="Hyperlink"/>
+          </w:rPr>
+          <w:t>https://www.taksatech.com/build-on-hover-custom-scrollbar-in-react/</w:t>
+        </w:r>
+      </w:hyperlink>
+      <w:r>
+        <w:t> .</w:t>
+      </w:r>
+    </w:p>
+    <w:p>
+      <w:r>
+        <w:br/>
       </w:r>
     </w:p>
     <w:p/>
+    <w:p/>
     <w:sectPr>
-      <w:footerReference w:type="default" r:id="rId21"/>
+      <w:footerReference w:type="default" r:id="rId29"/>
       <w:pgSz w:w="12240" w:h="15840"/>
       <w:pgMar w:top="1438" w:right="1440" w:bottom="1440" w:left="1440" w:header="720" w:footer="720" w:gutter="0"/>
       <w:pgNumType w:start="1"/>
@@ -17544,6 +18680,119 @@
     </w:lvl>
   </w:abstractNum>
   <w:abstractNum w:abstractNumId="7" w15:restartNumberingAfterBreak="0">
+    <w:nsid w:val="0B555A58"/>
+    <w:multiLevelType w:val="hybridMultilevel"/>
+    <w:tmpl w:val="3800A66E"/>
+    <w:lvl w:ilvl="0" w:tplc="08160001">
+      <w:start w:val="1"/>
+      <w:numFmt w:val="bullet"/>
+      <w:lvlText w:val=""/>
+      <w:lvlJc w:val="left"/>
+      <w:pPr>
+        <w:ind w:left="1350" w:hanging="360"/>
+      </w:pPr>
+      <w:rPr>
+        <w:rFonts w:ascii="Symbol" w:hAnsi="Symbol" w:hint="default"/>
+      </w:rPr>
+    </w:lvl>
+    <w:lvl w:ilvl="1" w:tplc="08160003">
+      <w:start w:val="1"/>
+      <w:numFmt w:val="bullet"/>
+      <w:lvlText w:val="o"/>
+      <w:lvlJc w:val="left"/>
+      <w:pPr>
+        <w:ind w:left="2070" w:hanging="360"/>
+      </w:pPr>
+      <w:rPr>
+        <w:rFonts w:ascii="Courier New" w:hAnsi="Courier New" w:cs="Courier New" w:hint="default"/>
+      </w:rPr>
+    </w:lvl>
+    <w:lvl w:ilvl="2" w:tplc="08160005">
+      <w:start w:val="1"/>
+      <w:numFmt w:val="bullet"/>
+      <w:lvlText w:val=""/>
+      <w:lvlJc w:val="left"/>
+      <w:pPr>
+        <w:ind w:left="2790" w:hanging="360"/>
+      </w:pPr>
+      <w:rPr>
+        <w:rFonts w:ascii="Wingdings" w:hAnsi="Wingdings" w:hint="default"/>
+      </w:rPr>
+    </w:lvl>
+    <w:lvl w:ilvl="3" w:tplc="08160001" w:tentative="1">
+      <w:start w:val="1"/>
+      <w:numFmt w:val="bullet"/>
+      <w:lvlText w:val=""/>
+      <w:lvlJc w:val="left"/>
+      <w:pPr>
+        <w:ind w:left="3510" w:hanging="360"/>
+      </w:pPr>
+      <w:rPr>
+        <w:rFonts w:ascii="Symbol" w:hAnsi="Symbol" w:hint="default"/>
+      </w:rPr>
+    </w:lvl>
+    <w:lvl w:ilvl="4" w:tplc="08160003" w:tentative="1">
+      <w:start w:val="1"/>
+      <w:numFmt w:val="bullet"/>
+      <w:lvlText w:val="o"/>
+      <w:lvlJc w:val="left"/>
+      <w:pPr>
+        <w:ind w:left="4230" w:hanging="360"/>
+      </w:pPr>
+      <w:rPr>
+        <w:rFonts w:ascii="Courier New" w:hAnsi="Courier New" w:cs="Courier New" w:hint="default"/>
+      </w:rPr>
+    </w:lvl>
+    <w:lvl w:ilvl="5" w:tplc="08160005" w:tentative="1">
+      <w:start w:val="1"/>
+      <w:numFmt w:val="bullet"/>
+      <w:lvlText w:val=""/>
+      <w:lvlJc w:val="left"/>
+      <w:pPr>
+        <w:ind w:left="4950" w:hanging="360"/>
+      </w:pPr>
+      <w:rPr>
+        <w:rFonts w:ascii="Wingdings" w:hAnsi="Wingdings" w:hint="default"/>
+      </w:rPr>
+    </w:lvl>
+    <w:lvl w:ilvl="6" w:tplc="08160001" w:tentative="1">
+      <w:start w:val="1"/>
+      <w:numFmt w:val="bullet"/>
+      <w:lvlText w:val=""/>
+      <w:lvlJc w:val="left"/>
+      <w:pPr>
+        <w:ind w:left="5670" w:hanging="360"/>
+      </w:pPr>
+      <w:rPr>
+        <w:rFonts w:ascii="Symbol" w:hAnsi="Symbol" w:hint="default"/>
+      </w:rPr>
+    </w:lvl>
+    <w:lvl w:ilvl="7" w:tplc="08160003" w:tentative="1">
+      <w:start w:val="1"/>
+      <w:numFmt w:val="bullet"/>
+      <w:lvlText w:val="o"/>
+      <w:lvlJc w:val="left"/>
+      <w:pPr>
+        <w:ind w:left="6390" w:hanging="360"/>
+      </w:pPr>
+      <w:rPr>
+        <w:rFonts w:ascii="Courier New" w:hAnsi="Courier New" w:cs="Courier New" w:hint="default"/>
+      </w:rPr>
+    </w:lvl>
+    <w:lvl w:ilvl="8" w:tplc="08160005" w:tentative="1">
+      <w:start w:val="1"/>
+      <w:numFmt w:val="bullet"/>
+      <w:lvlText w:val=""/>
+      <w:lvlJc w:val="left"/>
+      <w:pPr>
+        <w:ind w:left="7110" w:hanging="360"/>
+      </w:pPr>
+      <w:rPr>
+        <w:rFonts w:ascii="Wingdings" w:hAnsi="Wingdings" w:hint="default"/>
+      </w:rPr>
+    </w:lvl>
+  </w:abstractNum>
+  <w:abstractNum w:abstractNumId="8" w15:restartNumberingAfterBreak="0">
     <w:nsid w:val="0B7E13AD"/>
     <w:multiLevelType w:val="hybridMultilevel"/>
     <w:tmpl w:val="1EACF3EC"/>
@@ -17656,7 +18905,7 @@
       </w:rPr>
     </w:lvl>
   </w:abstractNum>
-  <w:abstractNum w:abstractNumId="8" w15:restartNumberingAfterBreak="0">
+  <w:abstractNum w:abstractNumId="9" w15:restartNumberingAfterBreak="0">
     <w:nsid w:val="0C2C29FE"/>
     <w:multiLevelType w:val="hybridMultilevel"/>
     <w:tmpl w:val="44062E22"/>
@@ -17769,7 +19018,7 @@
       </w:rPr>
     </w:lvl>
   </w:abstractNum>
-  <w:abstractNum w:abstractNumId="9" w15:restartNumberingAfterBreak="0">
+  <w:abstractNum w:abstractNumId="10" w15:restartNumberingAfterBreak="0">
     <w:nsid w:val="0C735B78"/>
     <w:multiLevelType w:val="multilevel"/>
     <w:tmpl w:val="AF140132"/>
@@ -17890,7 +19139,7 @@
       </w:pPr>
     </w:lvl>
   </w:abstractNum>
-  <w:abstractNum w:abstractNumId="10" w15:restartNumberingAfterBreak="0">
+  <w:abstractNum w:abstractNumId="11" w15:restartNumberingAfterBreak="0">
     <w:nsid w:val="0DFA6D49"/>
     <w:multiLevelType w:val="hybridMultilevel"/>
     <w:tmpl w:val="965A8F52"/>
@@ -18003,7 +19252,7 @@
       </w:rPr>
     </w:lvl>
   </w:abstractNum>
-  <w:abstractNum w:abstractNumId="11" w15:restartNumberingAfterBreak="0">
+  <w:abstractNum w:abstractNumId="12" w15:restartNumberingAfterBreak="0">
     <w:nsid w:val="0E191435"/>
     <w:multiLevelType w:val="hybridMultilevel"/>
     <w:tmpl w:val="B756F6E6"/>
@@ -18116,7 +19365,7 @@
       </w:rPr>
     </w:lvl>
   </w:abstractNum>
-  <w:abstractNum w:abstractNumId="12" w15:restartNumberingAfterBreak="0">
+  <w:abstractNum w:abstractNumId="13" w15:restartNumberingAfterBreak="0">
     <w:nsid w:val="0E48039F"/>
     <w:multiLevelType w:val="multilevel"/>
     <w:tmpl w:val="3F5AB4E2"/>
@@ -18265,7 +19514,7 @@
       </w:rPr>
     </w:lvl>
   </w:abstractNum>
-  <w:abstractNum w:abstractNumId="13" w15:restartNumberingAfterBreak="0">
+  <w:abstractNum w:abstractNumId="14" w15:restartNumberingAfterBreak="0">
     <w:nsid w:val="0E4F28A7"/>
     <w:multiLevelType w:val="hybridMultilevel"/>
     <w:tmpl w:val="6E9A8866"/>
@@ -18378,7 +19627,7 @@
       </w:rPr>
     </w:lvl>
   </w:abstractNum>
-  <w:abstractNum w:abstractNumId="14" w15:restartNumberingAfterBreak="0">
+  <w:abstractNum w:abstractNumId="15" w15:restartNumberingAfterBreak="0">
     <w:nsid w:val="0E7D03BD"/>
     <w:multiLevelType w:val="hybridMultilevel"/>
     <w:tmpl w:val="18F02340"/>
@@ -18491,7 +19740,7 @@
       </w:rPr>
     </w:lvl>
   </w:abstractNum>
-  <w:abstractNum w:abstractNumId="15" w15:restartNumberingAfterBreak="0">
+  <w:abstractNum w:abstractNumId="16" w15:restartNumberingAfterBreak="0">
     <w:nsid w:val="0FDF1D0D"/>
     <w:multiLevelType w:val="hybridMultilevel"/>
     <w:tmpl w:val="84484FB0"/>
@@ -18604,7 +19853,7 @@
       </w:rPr>
     </w:lvl>
   </w:abstractNum>
-  <w:abstractNum w:abstractNumId="16" w15:restartNumberingAfterBreak="0">
+  <w:abstractNum w:abstractNumId="17" w15:restartNumberingAfterBreak="0">
     <w:nsid w:val="104E2A32"/>
     <w:multiLevelType w:val="multilevel"/>
     <w:tmpl w:val="D5166D2C"/>
@@ -18725,7 +19974,7 @@
       </w:pPr>
     </w:lvl>
   </w:abstractNum>
-  <w:abstractNum w:abstractNumId="17" w15:restartNumberingAfterBreak="0">
+  <w:abstractNum w:abstractNumId="18" w15:restartNumberingAfterBreak="0">
     <w:nsid w:val="112C67A3"/>
     <w:multiLevelType w:val="hybridMultilevel"/>
     <w:tmpl w:val="4484EE88"/>
@@ -18840,7 +20089,7 @@
       </w:rPr>
     </w:lvl>
   </w:abstractNum>
-  <w:abstractNum w:abstractNumId="18" w15:restartNumberingAfterBreak="0">
+  <w:abstractNum w:abstractNumId="19" w15:restartNumberingAfterBreak="0">
     <w:nsid w:val="11494482"/>
     <w:multiLevelType w:val="multilevel"/>
     <w:tmpl w:val="ECAADE16"/>
@@ -18989,7 +20238,7 @@
       </w:rPr>
     </w:lvl>
   </w:abstractNum>
-  <w:abstractNum w:abstractNumId="19" w15:restartNumberingAfterBreak="0">
+  <w:abstractNum w:abstractNumId="20" w15:restartNumberingAfterBreak="0">
     <w:nsid w:val="15ED533E"/>
     <w:multiLevelType w:val="multilevel"/>
     <w:tmpl w:val="7954075C"/>
@@ -19138,7 +20387,7 @@
       </w:rPr>
     </w:lvl>
   </w:abstractNum>
-  <w:abstractNum w:abstractNumId="20" w15:restartNumberingAfterBreak="0">
+  <w:abstractNum w:abstractNumId="21" w15:restartNumberingAfterBreak="0">
     <w:nsid w:val="18B20F77"/>
     <w:multiLevelType w:val="hybridMultilevel"/>
     <w:tmpl w:val="D8305F58"/>
@@ -19251,7 +20500,7 @@
       </w:rPr>
     </w:lvl>
   </w:abstractNum>
-  <w:abstractNum w:abstractNumId="21" w15:restartNumberingAfterBreak="0">
+  <w:abstractNum w:abstractNumId="22" w15:restartNumberingAfterBreak="0">
     <w:nsid w:val="1A08497A"/>
     <w:multiLevelType w:val="multilevel"/>
     <w:tmpl w:val="269A5F74"/>
@@ -19400,7 +20649,7 @@
       </w:rPr>
     </w:lvl>
   </w:abstractNum>
-  <w:abstractNum w:abstractNumId="22" w15:restartNumberingAfterBreak="0">
+  <w:abstractNum w:abstractNumId="23" w15:restartNumberingAfterBreak="0">
     <w:nsid w:val="1AB671FD"/>
     <w:multiLevelType w:val="multilevel"/>
     <w:tmpl w:val="909AFEEA"/>
@@ -19549,7 +20798,7 @@
       </w:rPr>
     </w:lvl>
   </w:abstractNum>
-  <w:abstractNum w:abstractNumId="23" w15:restartNumberingAfterBreak="0">
+  <w:abstractNum w:abstractNumId="24" w15:restartNumberingAfterBreak="0">
     <w:nsid w:val="1B9D14DD"/>
     <w:multiLevelType w:val="hybridMultilevel"/>
     <w:tmpl w:val="7C509F16"/>
@@ -19664,7 +20913,7 @@
       </w:rPr>
     </w:lvl>
   </w:abstractNum>
-  <w:abstractNum w:abstractNumId="24" w15:restartNumberingAfterBreak="0">
+  <w:abstractNum w:abstractNumId="25" w15:restartNumberingAfterBreak="0">
     <w:nsid w:val="1D661052"/>
     <w:multiLevelType w:val="hybridMultilevel"/>
     <w:tmpl w:val="9CC0FD78"/>
@@ -19777,7 +21026,7 @@
       </w:rPr>
     </w:lvl>
   </w:abstractNum>
-  <w:abstractNum w:abstractNumId="25" w15:restartNumberingAfterBreak="0">
+  <w:abstractNum w:abstractNumId="26" w15:restartNumberingAfterBreak="0">
     <w:nsid w:val="208B2550"/>
     <w:multiLevelType w:val="hybridMultilevel"/>
     <w:tmpl w:val="35A68324"/>
@@ -19890,7 +21139,7 @@
       </w:rPr>
     </w:lvl>
   </w:abstractNum>
-  <w:abstractNum w:abstractNumId="26" w15:restartNumberingAfterBreak="0">
+  <w:abstractNum w:abstractNumId="27" w15:restartNumberingAfterBreak="0">
     <w:nsid w:val="22332549"/>
     <w:multiLevelType w:val="hybridMultilevel"/>
     <w:tmpl w:val="2A5EE084"/>
@@ -20003,7 +21252,7 @@
       </w:rPr>
     </w:lvl>
   </w:abstractNum>
-  <w:abstractNum w:abstractNumId="27" w15:restartNumberingAfterBreak="0">
+  <w:abstractNum w:abstractNumId="28" w15:restartNumberingAfterBreak="0">
     <w:nsid w:val="224D140A"/>
     <w:multiLevelType w:val="multilevel"/>
     <w:tmpl w:val="CC402B2E"/>
@@ -20092,7 +21341,7 @@
       </w:pPr>
     </w:lvl>
   </w:abstractNum>
-  <w:abstractNum w:abstractNumId="28" w15:restartNumberingAfterBreak="0">
+  <w:abstractNum w:abstractNumId="29" w15:restartNumberingAfterBreak="0">
     <w:nsid w:val="231A43F3"/>
     <w:multiLevelType w:val="multilevel"/>
     <w:tmpl w:val="07165040"/>
@@ -20241,7 +21490,7 @@
       </w:rPr>
     </w:lvl>
   </w:abstractNum>
-  <w:abstractNum w:abstractNumId="29" w15:restartNumberingAfterBreak="0">
+  <w:abstractNum w:abstractNumId="30" w15:restartNumberingAfterBreak="0">
     <w:nsid w:val="23CE3EBD"/>
     <w:multiLevelType w:val="multilevel"/>
     <w:tmpl w:val="55B8F6D4"/>
@@ -20390,7 +21639,7 @@
       </w:rPr>
     </w:lvl>
   </w:abstractNum>
-  <w:abstractNum w:abstractNumId="30" w15:restartNumberingAfterBreak="0">
+  <w:abstractNum w:abstractNumId="31" w15:restartNumberingAfterBreak="0">
     <w:nsid w:val="24F16E86"/>
     <w:multiLevelType w:val="hybridMultilevel"/>
     <w:tmpl w:val="A7D8A862"/>
@@ -20503,7 +21752,7 @@
       </w:rPr>
     </w:lvl>
   </w:abstractNum>
-  <w:abstractNum w:abstractNumId="31" w15:restartNumberingAfterBreak="0">
+  <w:abstractNum w:abstractNumId="32" w15:restartNumberingAfterBreak="0">
     <w:nsid w:val="2698619E"/>
     <w:multiLevelType w:val="multilevel"/>
     <w:tmpl w:val="AF140132"/>
@@ -20624,7 +21873,7 @@
       </w:pPr>
     </w:lvl>
   </w:abstractNum>
-  <w:abstractNum w:abstractNumId="32" w15:restartNumberingAfterBreak="0">
+  <w:abstractNum w:abstractNumId="33" w15:restartNumberingAfterBreak="0">
     <w:nsid w:val="273C62EB"/>
     <w:multiLevelType w:val="multilevel"/>
     <w:tmpl w:val="5DB44004"/>
@@ -20773,7 +22022,7 @@
       </w:rPr>
     </w:lvl>
   </w:abstractNum>
-  <w:abstractNum w:abstractNumId="33" w15:restartNumberingAfterBreak="0">
+  <w:abstractNum w:abstractNumId="34" w15:restartNumberingAfterBreak="0">
     <w:nsid w:val="28697D7D"/>
     <w:multiLevelType w:val="hybridMultilevel"/>
     <w:tmpl w:val="E6921D02"/>
@@ -20886,7 +22135,120 @@
       </w:rPr>
     </w:lvl>
   </w:abstractNum>
-  <w:abstractNum w:abstractNumId="34" w15:restartNumberingAfterBreak="0">
+  <w:abstractNum w:abstractNumId="35" w15:restartNumberingAfterBreak="0">
+    <w:nsid w:val="28F91071"/>
+    <w:multiLevelType w:val="hybridMultilevel"/>
+    <w:tmpl w:val="CC94E8BE"/>
+    <w:lvl w:ilvl="0" w:tplc="08160001">
+      <w:start w:val="1"/>
+      <w:numFmt w:val="bullet"/>
+      <w:lvlText w:val=""/>
+      <w:lvlJc w:val="left"/>
+      <w:pPr>
+        <w:ind w:left="1350" w:hanging="360"/>
+      </w:pPr>
+      <w:rPr>
+        <w:rFonts w:ascii="Symbol" w:hAnsi="Symbol" w:hint="default"/>
+      </w:rPr>
+    </w:lvl>
+    <w:lvl w:ilvl="1" w:tplc="08160003" w:tentative="1">
+      <w:start w:val="1"/>
+      <w:numFmt w:val="bullet"/>
+      <w:lvlText w:val="o"/>
+      <w:lvlJc w:val="left"/>
+      <w:pPr>
+        <w:ind w:left="2070" w:hanging="360"/>
+      </w:pPr>
+      <w:rPr>
+        <w:rFonts w:ascii="Courier New" w:hAnsi="Courier New" w:cs="Courier New" w:hint="default"/>
+      </w:rPr>
+    </w:lvl>
+    <w:lvl w:ilvl="2" w:tplc="08160005" w:tentative="1">
+      <w:start w:val="1"/>
+      <w:numFmt w:val="bullet"/>
+      <w:lvlText w:val=""/>
+      <w:lvlJc w:val="left"/>
+      <w:pPr>
+        <w:ind w:left="2790" w:hanging="360"/>
+      </w:pPr>
+      <w:rPr>
+        <w:rFonts w:ascii="Wingdings" w:hAnsi="Wingdings" w:hint="default"/>
+      </w:rPr>
+    </w:lvl>
+    <w:lvl w:ilvl="3" w:tplc="08160001" w:tentative="1">
+      <w:start w:val="1"/>
+      <w:numFmt w:val="bullet"/>
+      <w:lvlText w:val=""/>
+      <w:lvlJc w:val="left"/>
+      <w:pPr>
+        <w:ind w:left="3510" w:hanging="360"/>
+      </w:pPr>
+      <w:rPr>
+        <w:rFonts w:ascii="Symbol" w:hAnsi="Symbol" w:hint="default"/>
+      </w:rPr>
+    </w:lvl>
+    <w:lvl w:ilvl="4" w:tplc="08160003" w:tentative="1">
+      <w:start w:val="1"/>
+      <w:numFmt w:val="bullet"/>
+      <w:lvlText w:val="o"/>
+      <w:lvlJc w:val="left"/>
+      <w:pPr>
+        <w:ind w:left="4230" w:hanging="360"/>
+      </w:pPr>
+      <w:rPr>
+        <w:rFonts w:ascii="Courier New" w:hAnsi="Courier New" w:cs="Courier New" w:hint="default"/>
+      </w:rPr>
+    </w:lvl>
+    <w:lvl w:ilvl="5" w:tplc="08160005" w:tentative="1">
+      <w:start w:val="1"/>
+      <w:numFmt w:val="bullet"/>
+      <w:lvlText w:val=""/>
+      <w:lvlJc w:val="left"/>
+      <w:pPr>
+        <w:ind w:left="4950" w:hanging="360"/>
+      </w:pPr>
+      <w:rPr>
+        <w:rFonts w:ascii="Wingdings" w:hAnsi="Wingdings" w:hint="default"/>
+      </w:rPr>
+    </w:lvl>
+    <w:lvl w:ilvl="6" w:tplc="08160001" w:tentative="1">
+      <w:start w:val="1"/>
+      <w:numFmt w:val="bullet"/>
+      <w:lvlText w:val=""/>
+      <w:lvlJc w:val="left"/>
+      <w:pPr>
+        <w:ind w:left="5670" w:hanging="360"/>
+      </w:pPr>
+      <w:rPr>
+        <w:rFonts w:ascii="Symbol" w:hAnsi="Symbol" w:hint="default"/>
+      </w:rPr>
+    </w:lvl>
+    <w:lvl w:ilvl="7" w:tplc="08160003" w:tentative="1">
+      <w:start w:val="1"/>
+      <w:numFmt w:val="bullet"/>
+      <w:lvlText w:val="o"/>
+      <w:lvlJc w:val="left"/>
+      <w:pPr>
+        <w:ind w:left="6390" w:hanging="360"/>
+      </w:pPr>
+      <w:rPr>
+        <w:rFonts w:ascii="Courier New" w:hAnsi="Courier New" w:cs="Courier New" w:hint="default"/>
+      </w:rPr>
+    </w:lvl>
+    <w:lvl w:ilvl="8" w:tplc="08160005" w:tentative="1">
+      <w:start w:val="1"/>
+      <w:numFmt w:val="bullet"/>
+      <w:lvlText w:val=""/>
+      <w:lvlJc w:val="left"/>
+      <w:pPr>
+        <w:ind w:left="7110" w:hanging="360"/>
+      </w:pPr>
+      <w:rPr>
+        <w:rFonts w:ascii="Wingdings" w:hAnsi="Wingdings" w:hint="default"/>
+      </w:rPr>
+    </w:lvl>
+  </w:abstractNum>
+  <w:abstractNum w:abstractNumId="36" w15:restartNumberingAfterBreak="0">
     <w:nsid w:val="2A3A2A01"/>
     <w:multiLevelType w:val="hybridMultilevel"/>
     <w:tmpl w:val="33B4CF54"/>
@@ -20999,7 +22361,7 @@
       </w:rPr>
     </w:lvl>
   </w:abstractNum>
-  <w:abstractNum w:abstractNumId="35" w15:restartNumberingAfterBreak="0">
+  <w:abstractNum w:abstractNumId="37" w15:restartNumberingAfterBreak="0">
     <w:nsid w:val="2C254E27"/>
     <w:multiLevelType w:val="hybridMultilevel"/>
     <w:tmpl w:val="E4345750"/>
@@ -21112,7 +22474,7 @@
       </w:rPr>
     </w:lvl>
   </w:abstractNum>
-  <w:abstractNum w:abstractNumId="36" w15:restartNumberingAfterBreak="0">
+  <w:abstractNum w:abstractNumId="38" w15:restartNumberingAfterBreak="0">
     <w:nsid w:val="2CDE0766"/>
     <w:multiLevelType w:val="multilevel"/>
     <w:tmpl w:val="1624A44E"/>
@@ -21261,7 +22623,7 @@
       </w:rPr>
     </w:lvl>
   </w:abstractNum>
-  <w:abstractNum w:abstractNumId="37" w15:restartNumberingAfterBreak="0">
+  <w:abstractNum w:abstractNumId="39" w15:restartNumberingAfterBreak="0">
     <w:nsid w:val="2D7D50DD"/>
     <w:multiLevelType w:val="multilevel"/>
     <w:tmpl w:val="DA64CEF2"/>
@@ -21410,7 +22772,7 @@
       </w:rPr>
     </w:lvl>
   </w:abstractNum>
-  <w:abstractNum w:abstractNumId="38" w15:restartNumberingAfterBreak="0">
+  <w:abstractNum w:abstractNumId="40" w15:restartNumberingAfterBreak="0">
     <w:nsid w:val="2DB35EC3"/>
     <w:multiLevelType w:val="multilevel"/>
     <w:tmpl w:val="50D46608"/>
@@ -21559,7 +22921,7 @@
       </w:rPr>
     </w:lvl>
   </w:abstractNum>
-  <w:abstractNum w:abstractNumId="39" w15:restartNumberingAfterBreak="0">
+  <w:abstractNum w:abstractNumId="41" w15:restartNumberingAfterBreak="0">
     <w:nsid w:val="2E134BAA"/>
     <w:multiLevelType w:val="hybridMultilevel"/>
     <w:tmpl w:val="1BBA342C"/>
@@ -21672,7 +23034,7 @@
       </w:rPr>
     </w:lvl>
   </w:abstractNum>
-  <w:abstractNum w:abstractNumId="40" w15:restartNumberingAfterBreak="0">
+  <w:abstractNum w:abstractNumId="42" w15:restartNumberingAfterBreak="0">
     <w:nsid w:val="2E256A54"/>
     <w:multiLevelType w:val="multilevel"/>
     <w:tmpl w:val="AF140132"/>
@@ -21793,7 +23155,7 @@
       </w:pPr>
     </w:lvl>
   </w:abstractNum>
-  <w:abstractNum w:abstractNumId="41" w15:restartNumberingAfterBreak="0">
+  <w:abstractNum w:abstractNumId="43" w15:restartNumberingAfterBreak="0">
     <w:nsid w:val="2E55207D"/>
     <w:multiLevelType w:val="multilevel"/>
     <w:tmpl w:val="1D0EE7A0"/>
@@ -21942,7 +23304,7 @@
       </w:rPr>
     </w:lvl>
   </w:abstractNum>
-  <w:abstractNum w:abstractNumId="42" w15:restartNumberingAfterBreak="0">
+  <w:abstractNum w:abstractNumId="44" w15:restartNumberingAfterBreak="0">
     <w:nsid w:val="30543273"/>
     <w:multiLevelType w:val="multilevel"/>
     <w:tmpl w:val="20AA792C"/>
@@ -22091,7 +23453,7 @@
       </w:rPr>
     </w:lvl>
   </w:abstractNum>
-  <w:abstractNum w:abstractNumId="43" w15:restartNumberingAfterBreak="0">
+  <w:abstractNum w:abstractNumId="45" w15:restartNumberingAfterBreak="0">
     <w:nsid w:val="32F11723"/>
     <w:multiLevelType w:val="multilevel"/>
     <w:tmpl w:val="0816001F"/>
@@ -22177,7 +23539,7 @@
       </w:pPr>
     </w:lvl>
   </w:abstractNum>
-  <w:abstractNum w:abstractNumId="44" w15:restartNumberingAfterBreak="0">
+  <w:abstractNum w:abstractNumId="46" w15:restartNumberingAfterBreak="0">
     <w:nsid w:val="33E770DE"/>
     <w:multiLevelType w:val="multilevel"/>
     <w:tmpl w:val="A7DAD204"/>
@@ -22326,7 +23688,7 @@
       </w:rPr>
     </w:lvl>
   </w:abstractNum>
-  <w:abstractNum w:abstractNumId="45" w15:restartNumberingAfterBreak="0">
+  <w:abstractNum w:abstractNumId="47" w15:restartNumberingAfterBreak="0">
     <w:nsid w:val="35F07E18"/>
     <w:multiLevelType w:val="hybridMultilevel"/>
     <w:tmpl w:val="DFD808B8"/>
@@ -22443,7 +23805,7 @@
       </w:rPr>
     </w:lvl>
   </w:abstractNum>
-  <w:abstractNum w:abstractNumId="46" w15:restartNumberingAfterBreak="0">
+  <w:abstractNum w:abstractNumId="48" w15:restartNumberingAfterBreak="0">
     <w:nsid w:val="37044773"/>
     <w:multiLevelType w:val="hybridMultilevel"/>
     <w:tmpl w:val="9808ECD4"/>
@@ -22556,7 +23918,7 @@
       </w:rPr>
     </w:lvl>
   </w:abstractNum>
-  <w:abstractNum w:abstractNumId="47" w15:restartNumberingAfterBreak="0">
+  <w:abstractNum w:abstractNumId="49" w15:restartNumberingAfterBreak="0">
     <w:nsid w:val="372A0B8B"/>
     <w:multiLevelType w:val="multilevel"/>
     <w:tmpl w:val="F8184082"/>
@@ -22705,7 +24067,7 @@
       </w:rPr>
     </w:lvl>
   </w:abstractNum>
-  <w:abstractNum w:abstractNumId="48" w15:restartNumberingAfterBreak="0">
+  <w:abstractNum w:abstractNumId="50" w15:restartNumberingAfterBreak="0">
     <w:nsid w:val="38D9218C"/>
     <w:multiLevelType w:val="multilevel"/>
     <w:tmpl w:val="4A6EB672"/>
@@ -22854,7 +24216,7 @@
       </w:rPr>
     </w:lvl>
   </w:abstractNum>
-  <w:abstractNum w:abstractNumId="49" w15:restartNumberingAfterBreak="0">
+  <w:abstractNum w:abstractNumId="51" w15:restartNumberingAfterBreak="0">
     <w:nsid w:val="397049D5"/>
     <w:multiLevelType w:val="hybridMultilevel"/>
     <w:tmpl w:val="78980046"/>
@@ -22969,7 +24331,7 @@
       </w:rPr>
     </w:lvl>
   </w:abstractNum>
-  <w:abstractNum w:abstractNumId="50" w15:restartNumberingAfterBreak="0">
+  <w:abstractNum w:abstractNumId="52" w15:restartNumberingAfterBreak="0">
     <w:nsid w:val="39ED7CE6"/>
     <w:multiLevelType w:val="multilevel"/>
     <w:tmpl w:val="9488CA00"/>
@@ -23118,7 +24480,7 @@
       </w:rPr>
     </w:lvl>
   </w:abstractNum>
-  <w:abstractNum w:abstractNumId="51" w15:restartNumberingAfterBreak="0">
+  <w:abstractNum w:abstractNumId="53" w15:restartNumberingAfterBreak="0">
     <w:nsid w:val="3C793D33"/>
     <w:multiLevelType w:val="multilevel"/>
     <w:tmpl w:val="35D6B4EA"/>
@@ -23267,7 +24629,7 @@
       </w:rPr>
     </w:lvl>
   </w:abstractNum>
-  <w:abstractNum w:abstractNumId="52" w15:restartNumberingAfterBreak="0">
+  <w:abstractNum w:abstractNumId="54" w15:restartNumberingAfterBreak="0">
     <w:nsid w:val="3CBA74B6"/>
     <w:multiLevelType w:val="hybridMultilevel"/>
     <w:tmpl w:val="60E22F70"/>
@@ -23380,7 +24742,7 @@
       </w:rPr>
     </w:lvl>
   </w:abstractNum>
-  <w:abstractNum w:abstractNumId="53" w15:restartNumberingAfterBreak="0">
+  <w:abstractNum w:abstractNumId="55" w15:restartNumberingAfterBreak="0">
     <w:nsid w:val="3D621A66"/>
     <w:multiLevelType w:val="multilevel"/>
     <w:tmpl w:val="EE0A9D9C"/>
@@ -23529,7 +24891,7 @@
       </w:rPr>
     </w:lvl>
   </w:abstractNum>
-  <w:abstractNum w:abstractNumId="54" w15:restartNumberingAfterBreak="0">
+  <w:abstractNum w:abstractNumId="56" w15:restartNumberingAfterBreak="0">
     <w:nsid w:val="3D6502ED"/>
     <w:multiLevelType w:val="multilevel"/>
     <w:tmpl w:val="FAF06C6A"/>
@@ -23678,7 +25040,7 @@
       </w:rPr>
     </w:lvl>
   </w:abstractNum>
-  <w:abstractNum w:abstractNumId="55" w15:restartNumberingAfterBreak="0">
+  <w:abstractNum w:abstractNumId="57" w15:restartNumberingAfterBreak="0">
     <w:nsid w:val="3DFC291B"/>
     <w:multiLevelType w:val="multilevel"/>
     <w:tmpl w:val="5D144860"/>
@@ -23827,7 +25189,7 @@
       </w:rPr>
     </w:lvl>
   </w:abstractNum>
-  <w:abstractNum w:abstractNumId="56" w15:restartNumberingAfterBreak="0">
+  <w:abstractNum w:abstractNumId="58" w15:restartNumberingAfterBreak="0">
     <w:nsid w:val="3E005284"/>
     <w:multiLevelType w:val="multilevel"/>
     <w:tmpl w:val="C1324EEA"/>
@@ -23976,7 +25338,7 @@
       </w:rPr>
     </w:lvl>
   </w:abstractNum>
-  <w:abstractNum w:abstractNumId="57" w15:restartNumberingAfterBreak="0">
+  <w:abstractNum w:abstractNumId="59" w15:restartNumberingAfterBreak="0">
     <w:nsid w:val="3EAE6330"/>
     <w:multiLevelType w:val="multilevel"/>
     <w:tmpl w:val="AF140132"/>
@@ -24097,7 +25459,7 @@
       </w:pPr>
     </w:lvl>
   </w:abstractNum>
-  <w:abstractNum w:abstractNumId="58" w15:restartNumberingAfterBreak="0">
+  <w:abstractNum w:abstractNumId="60" w15:restartNumberingAfterBreak="0">
     <w:nsid w:val="3F864311"/>
     <w:multiLevelType w:val="hybridMultilevel"/>
     <w:tmpl w:val="51385CFA"/>
@@ -24210,7 +25572,7 @@
       </w:rPr>
     </w:lvl>
   </w:abstractNum>
-  <w:abstractNum w:abstractNumId="59" w15:restartNumberingAfterBreak="0">
+  <w:abstractNum w:abstractNumId="61" w15:restartNumberingAfterBreak="0">
     <w:nsid w:val="3FF85F19"/>
     <w:multiLevelType w:val="hybridMultilevel"/>
     <w:tmpl w:val="32B24E18"/>
@@ -24323,7 +25685,7 @@
       </w:rPr>
     </w:lvl>
   </w:abstractNum>
-  <w:abstractNum w:abstractNumId="60" w15:restartNumberingAfterBreak="0">
+  <w:abstractNum w:abstractNumId="62" w15:restartNumberingAfterBreak="0">
     <w:nsid w:val="4135495B"/>
     <w:multiLevelType w:val="hybridMultilevel"/>
     <w:tmpl w:val="BEEE5388"/>
@@ -24436,7 +25798,7 @@
       </w:rPr>
     </w:lvl>
   </w:abstractNum>
-  <w:abstractNum w:abstractNumId="61" w15:restartNumberingAfterBreak="0">
+  <w:abstractNum w:abstractNumId="63" w15:restartNumberingAfterBreak="0">
     <w:nsid w:val="41687E5E"/>
     <w:multiLevelType w:val="hybridMultilevel"/>
     <w:tmpl w:val="A3707B66"/>
@@ -24576,7 +25938,7 @@
       </w:rPr>
     </w:lvl>
   </w:abstractNum>
-  <w:abstractNum w:abstractNumId="62" w15:restartNumberingAfterBreak="0">
+  <w:abstractNum w:abstractNumId="64" w15:restartNumberingAfterBreak="0">
     <w:nsid w:val="42296DEB"/>
     <w:multiLevelType w:val="hybridMultilevel"/>
     <w:tmpl w:val="4EF0D6C2"/>
@@ -24689,7 +26051,7 @@
       </w:rPr>
     </w:lvl>
   </w:abstractNum>
-  <w:abstractNum w:abstractNumId="63" w15:restartNumberingAfterBreak="0">
+  <w:abstractNum w:abstractNumId="65" w15:restartNumberingAfterBreak="0">
     <w:nsid w:val="431119B4"/>
     <w:multiLevelType w:val="multilevel"/>
     <w:tmpl w:val="9E8C0AC6"/>
@@ -24838,7 +26200,7 @@
       </w:rPr>
     </w:lvl>
   </w:abstractNum>
-  <w:abstractNum w:abstractNumId="64" w15:restartNumberingAfterBreak="0">
+  <w:abstractNum w:abstractNumId="66" w15:restartNumberingAfterBreak="0">
     <w:nsid w:val="43EE528A"/>
     <w:multiLevelType w:val="hybridMultilevel"/>
     <w:tmpl w:val="8AFED08C"/>
@@ -24951,7 +26313,7 @@
       </w:rPr>
     </w:lvl>
   </w:abstractNum>
-  <w:abstractNum w:abstractNumId="65" w15:restartNumberingAfterBreak="0">
+  <w:abstractNum w:abstractNumId="67" w15:restartNumberingAfterBreak="0">
     <w:nsid w:val="44221F33"/>
     <w:multiLevelType w:val="hybridMultilevel"/>
     <w:tmpl w:val="CB4A53D0"/>
@@ -25064,7 +26426,7 @@
       </w:rPr>
     </w:lvl>
   </w:abstractNum>
-  <w:abstractNum w:abstractNumId="66" w15:restartNumberingAfterBreak="0">
+  <w:abstractNum w:abstractNumId="68" w15:restartNumberingAfterBreak="0">
     <w:nsid w:val="447047D0"/>
     <w:multiLevelType w:val="multilevel"/>
     <w:tmpl w:val="803E3606"/>
@@ -25181,7 +26543,7 @@
       </w:pPr>
     </w:lvl>
   </w:abstractNum>
-  <w:abstractNum w:abstractNumId="67" w15:restartNumberingAfterBreak="0">
+  <w:abstractNum w:abstractNumId="69" w15:restartNumberingAfterBreak="0">
     <w:nsid w:val="44DD16DA"/>
     <w:multiLevelType w:val="hybridMultilevel"/>
     <w:tmpl w:val="A6569C24"/>
@@ -25294,7 +26656,7 @@
       </w:rPr>
     </w:lvl>
   </w:abstractNum>
-  <w:abstractNum w:abstractNumId="68" w15:restartNumberingAfterBreak="0">
+  <w:abstractNum w:abstractNumId="70" w15:restartNumberingAfterBreak="0">
     <w:nsid w:val="45AE617B"/>
     <w:multiLevelType w:val="hybridMultilevel"/>
     <w:tmpl w:val="0582CAB4"/>
@@ -25407,7 +26769,7 @@
       </w:rPr>
     </w:lvl>
   </w:abstractNum>
-  <w:abstractNum w:abstractNumId="69" w15:restartNumberingAfterBreak="0">
+  <w:abstractNum w:abstractNumId="71" w15:restartNumberingAfterBreak="0">
     <w:nsid w:val="49615994"/>
     <w:multiLevelType w:val="multilevel"/>
     <w:tmpl w:val="BD1E9CF8"/>
@@ -25556,7 +26918,7 @@
       </w:rPr>
     </w:lvl>
   </w:abstractNum>
-  <w:abstractNum w:abstractNumId="70" w15:restartNumberingAfterBreak="0">
+  <w:abstractNum w:abstractNumId="72" w15:restartNumberingAfterBreak="0">
     <w:nsid w:val="49725DEC"/>
     <w:multiLevelType w:val="multilevel"/>
     <w:tmpl w:val="D5166D2C"/>
@@ -25677,7 +27039,7 @@
       </w:pPr>
     </w:lvl>
   </w:abstractNum>
-  <w:abstractNum w:abstractNumId="71" w15:restartNumberingAfterBreak="0">
+  <w:abstractNum w:abstractNumId="73" w15:restartNumberingAfterBreak="0">
     <w:nsid w:val="4ABB3805"/>
     <w:multiLevelType w:val="hybridMultilevel"/>
     <w:tmpl w:val="BAF25764"/>
@@ -25790,7 +27152,7 @@
       </w:rPr>
     </w:lvl>
   </w:abstractNum>
-  <w:abstractNum w:abstractNumId="72" w15:restartNumberingAfterBreak="0">
+  <w:abstractNum w:abstractNumId="74" w15:restartNumberingAfterBreak="0">
     <w:nsid w:val="4AD93A92"/>
     <w:multiLevelType w:val="hybridMultilevel"/>
     <w:tmpl w:val="6AFCBAA2"/>
@@ -25903,7 +27265,7 @@
       </w:rPr>
     </w:lvl>
   </w:abstractNum>
-  <w:abstractNum w:abstractNumId="73" w15:restartNumberingAfterBreak="0">
+  <w:abstractNum w:abstractNumId="75" w15:restartNumberingAfterBreak="0">
     <w:nsid w:val="4B3B68EC"/>
     <w:multiLevelType w:val="hybridMultilevel"/>
     <w:tmpl w:val="A188670E"/>
@@ -26016,7 +27378,7 @@
       </w:rPr>
     </w:lvl>
   </w:abstractNum>
-  <w:abstractNum w:abstractNumId="74" w15:restartNumberingAfterBreak="0">
+  <w:abstractNum w:abstractNumId="76" w15:restartNumberingAfterBreak="0">
     <w:nsid w:val="4CD30750"/>
     <w:multiLevelType w:val="hybridMultilevel"/>
     <w:tmpl w:val="8F52BEFE"/>
@@ -26131,7 +27493,7 @@
       </w:rPr>
     </w:lvl>
   </w:abstractNum>
-  <w:abstractNum w:abstractNumId="75" w15:restartNumberingAfterBreak="0">
+  <w:abstractNum w:abstractNumId="77" w15:restartNumberingAfterBreak="0">
     <w:nsid w:val="4EC3621A"/>
     <w:multiLevelType w:val="multilevel"/>
     <w:tmpl w:val="0809001F"/>
@@ -26217,7 +27579,7 @@
       </w:pPr>
     </w:lvl>
   </w:abstractNum>
-  <w:abstractNum w:abstractNumId="76" w15:restartNumberingAfterBreak="0">
+  <w:abstractNum w:abstractNumId="78" w15:restartNumberingAfterBreak="0">
     <w:nsid w:val="4F8C6F06"/>
     <w:multiLevelType w:val="multilevel"/>
     <w:tmpl w:val="D5166D2C"/>
@@ -26338,7 +27700,7 @@
       </w:pPr>
     </w:lvl>
   </w:abstractNum>
-  <w:abstractNum w:abstractNumId="77" w15:restartNumberingAfterBreak="0">
+  <w:abstractNum w:abstractNumId="79" w15:restartNumberingAfterBreak="0">
     <w:nsid w:val="4FCE6AB0"/>
     <w:multiLevelType w:val="hybridMultilevel"/>
     <w:tmpl w:val="42B23D0C"/>
@@ -26451,7 +27813,7 @@
       </w:rPr>
     </w:lvl>
   </w:abstractNum>
-  <w:abstractNum w:abstractNumId="78" w15:restartNumberingAfterBreak="0">
+  <w:abstractNum w:abstractNumId="80" w15:restartNumberingAfterBreak="0">
     <w:nsid w:val="4FF23983"/>
     <w:multiLevelType w:val="multilevel"/>
     <w:tmpl w:val="4334ACA4"/>
@@ -26600,7 +27962,7 @@
       </w:rPr>
     </w:lvl>
   </w:abstractNum>
-  <w:abstractNum w:abstractNumId="79" w15:restartNumberingAfterBreak="0">
+  <w:abstractNum w:abstractNumId="81" w15:restartNumberingAfterBreak="0">
     <w:nsid w:val="51434E4F"/>
     <w:multiLevelType w:val="hybridMultilevel"/>
     <w:tmpl w:val="D29C621C"/>
@@ -26713,7 +28075,7 @@
       </w:rPr>
     </w:lvl>
   </w:abstractNum>
-  <w:abstractNum w:abstractNumId="80" w15:restartNumberingAfterBreak="0">
+  <w:abstractNum w:abstractNumId="82" w15:restartNumberingAfterBreak="0">
     <w:nsid w:val="52055804"/>
     <w:multiLevelType w:val="hybridMultilevel"/>
     <w:tmpl w:val="8CE0F052"/>
@@ -26826,7 +28188,7 @@
       </w:rPr>
     </w:lvl>
   </w:abstractNum>
-  <w:abstractNum w:abstractNumId="81" w15:restartNumberingAfterBreak="0">
+  <w:abstractNum w:abstractNumId="83" w15:restartNumberingAfterBreak="0">
     <w:nsid w:val="54B604CF"/>
     <w:multiLevelType w:val="hybridMultilevel"/>
     <w:tmpl w:val="59B83FF8"/>
@@ -26939,7 +28301,7 @@
       </w:rPr>
     </w:lvl>
   </w:abstractNum>
-  <w:abstractNum w:abstractNumId="82" w15:restartNumberingAfterBreak="0">
+  <w:abstractNum w:abstractNumId="84" w15:restartNumberingAfterBreak="0">
     <w:nsid w:val="54B86A8A"/>
     <w:multiLevelType w:val="multilevel"/>
     <w:tmpl w:val="E22C5186"/>
@@ -27088,7 +28450,7 @@
       </w:rPr>
     </w:lvl>
   </w:abstractNum>
-  <w:abstractNum w:abstractNumId="83" w15:restartNumberingAfterBreak="0">
+  <w:abstractNum w:abstractNumId="85" w15:restartNumberingAfterBreak="0">
     <w:nsid w:val="550C7809"/>
     <w:multiLevelType w:val="hybridMultilevel"/>
     <w:tmpl w:val="688A010C"/>
@@ -27174,7 +28536,7 @@
       </w:pPr>
     </w:lvl>
   </w:abstractNum>
-  <w:abstractNum w:abstractNumId="84" w15:restartNumberingAfterBreak="0">
+  <w:abstractNum w:abstractNumId="86" w15:restartNumberingAfterBreak="0">
     <w:nsid w:val="556C5DBA"/>
     <w:multiLevelType w:val="multilevel"/>
     <w:tmpl w:val="F7923684"/>
@@ -27323,7 +28685,7 @@
       </w:rPr>
     </w:lvl>
   </w:abstractNum>
-  <w:abstractNum w:abstractNumId="85" w15:restartNumberingAfterBreak="0">
+  <w:abstractNum w:abstractNumId="87" w15:restartNumberingAfterBreak="0">
     <w:nsid w:val="56A71775"/>
     <w:multiLevelType w:val="multilevel"/>
     <w:tmpl w:val="D5166D2C"/>
@@ -27444,7 +28806,7 @@
       </w:pPr>
     </w:lvl>
   </w:abstractNum>
-  <w:abstractNum w:abstractNumId="86" w15:restartNumberingAfterBreak="0">
+  <w:abstractNum w:abstractNumId="88" w15:restartNumberingAfterBreak="0">
     <w:nsid w:val="5713492F"/>
     <w:multiLevelType w:val="multilevel"/>
     <w:tmpl w:val="C3E81CDC"/>
@@ -27593,7 +28955,7 @@
       </w:rPr>
     </w:lvl>
   </w:abstractNum>
-  <w:abstractNum w:abstractNumId="87" w15:restartNumberingAfterBreak="0">
+  <w:abstractNum w:abstractNumId="89" w15:restartNumberingAfterBreak="0">
     <w:nsid w:val="5A315B14"/>
     <w:multiLevelType w:val="multilevel"/>
     <w:tmpl w:val="B2C60390"/>
@@ -27742,7 +29104,7 @@
       </w:rPr>
     </w:lvl>
   </w:abstractNum>
-  <w:abstractNum w:abstractNumId="88" w15:restartNumberingAfterBreak="0">
+  <w:abstractNum w:abstractNumId="90" w15:restartNumberingAfterBreak="0">
     <w:nsid w:val="5B354016"/>
     <w:multiLevelType w:val="multilevel"/>
     <w:tmpl w:val="B35445CC"/>
@@ -27891,7 +29253,7 @@
       </w:rPr>
     </w:lvl>
   </w:abstractNum>
-  <w:abstractNum w:abstractNumId="89" w15:restartNumberingAfterBreak="0">
+  <w:abstractNum w:abstractNumId="91" w15:restartNumberingAfterBreak="0">
     <w:nsid w:val="5B7C7B95"/>
     <w:multiLevelType w:val="hybridMultilevel"/>
     <w:tmpl w:val="C26AFED4"/>
@@ -28013,7 +29375,7 @@
       </w:rPr>
     </w:lvl>
   </w:abstractNum>
-  <w:abstractNum w:abstractNumId="90" w15:restartNumberingAfterBreak="0">
+  <w:abstractNum w:abstractNumId="92" w15:restartNumberingAfterBreak="0">
     <w:nsid w:val="5BA16853"/>
     <w:multiLevelType w:val="multilevel"/>
     <w:tmpl w:val="AF140132"/>
@@ -28134,7 +29496,7 @@
       </w:pPr>
     </w:lvl>
   </w:abstractNum>
-  <w:abstractNum w:abstractNumId="91" w15:restartNumberingAfterBreak="0">
+  <w:abstractNum w:abstractNumId="93" w15:restartNumberingAfterBreak="0">
     <w:nsid w:val="5C49305B"/>
     <w:multiLevelType w:val="hybridMultilevel"/>
     <w:tmpl w:val="7CD450CA"/>
@@ -28247,7 +29609,7 @@
       </w:rPr>
     </w:lvl>
   </w:abstractNum>
-  <w:abstractNum w:abstractNumId="92" w15:restartNumberingAfterBreak="0">
+  <w:abstractNum w:abstractNumId="94" w15:restartNumberingAfterBreak="0">
     <w:nsid w:val="5FAC0B52"/>
     <w:multiLevelType w:val="hybridMultilevel"/>
     <w:tmpl w:val="DCB4A9FA"/>
@@ -28360,7 +29722,7 @@
       </w:rPr>
     </w:lvl>
   </w:abstractNum>
-  <w:abstractNum w:abstractNumId="93" w15:restartNumberingAfterBreak="0">
+  <w:abstractNum w:abstractNumId="95" w15:restartNumberingAfterBreak="0">
     <w:nsid w:val="622A3DC9"/>
     <w:multiLevelType w:val="multilevel"/>
     <w:tmpl w:val="068EBAFE"/>
@@ -28509,7 +29871,7 @@
       </w:rPr>
     </w:lvl>
   </w:abstractNum>
-  <w:abstractNum w:abstractNumId="94" w15:restartNumberingAfterBreak="0">
+  <w:abstractNum w:abstractNumId="96" w15:restartNumberingAfterBreak="0">
     <w:nsid w:val="624B24BC"/>
     <w:multiLevelType w:val="multilevel"/>
     <w:tmpl w:val="D5166D2C"/>
@@ -28630,7 +29992,7 @@
       </w:pPr>
     </w:lvl>
   </w:abstractNum>
-  <w:abstractNum w:abstractNumId="95" w15:restartNumberingAfterBreak="0">
+  <w:abstractNum w:abstractNumId="97" w15:restartNumberingAfterBreak="0">
     <w:nsid w:val="626E6572"/>
     <w:multiLevelType w:val="hybridMultilevel"/>
     <w:tmpl w:val="44B06964"/>
@@ -28743,7 +30105,7 @@
       </w:rPr>
     </w:lvl>
   </w:abstractNum>
-  <w:abstractNum w:abstractNumId="96" w15:restartNumberingAfterBreak="0">
+  <w:abstractNum w:abstractNumId="98" w15:restartNumberingAfterBreak="0">
     <w:nsid w:val="62BD3EA1"/>
     <w:multiLevelType w:val="hybridMultilevel"/>
     <w:tmpl w:val="CEF64E1E"/>
@@ -28856,7 +30218,7 @@
       </w:rPr>
     </w:lvl>
   </w:abstractNum>
-  <w:abstractNum w:abstractNumId="97" w15:restartNumberingAfterBreak="0">
+  <w:abstractNum w:abstractNumId="99" w15:restartNumberingAfterBreak="0">
     <w:nsid w:val="6434789C"/>
     <w:multiLevelType w:val="multilevel"/>
     <w:tmpl w:val="91D2C130"/>
@@ -29005,7 +30367,7 @@
       </w:rPr>
     </w:lvl>
   </w:abstractNum>
-  <w:abstractNum w:abstractNumId="98" w15:restartNumberingAfterBreak="0">
+  <w:abstractNum w:abstractNumId="100" w15:restartNumberingAfterBreak="0">
     <w:nsid w:val="64A61224"/>
     <w:multiLevelType w:val="hybridMultilevel"/>
     <w:tmpl w:val="F4D635B0"/>
@@ -29118,7 +30480,7 @@
       </w:rPr>
     </w:lvl>
   </w:abstractNum>
-  <w:abstractNum w:abstractNumId="99" w15:restartNumberingAfterBreak="0">
+  <w:abstractNum w:abstractNumId="101" w15:restartNumberingAfterBreak="0">
     <w:nsid w:val="64FC619A"/>
     <w:multiLevelType w:val="hybridMultilevel"/>
     <w:tmpl w:val="DD0A691C"/>
@@ -29233,7 +30595,7 @@
       </w:rPr>
     </w:lvl>
   </w:abstractNum>
-  <w:abstractNum w:abstractNumId="100" w15:restartNumberingAfterBreak="0">
+  <w:abstractNum w:abstractNumId="102" w15:restartNumberingAfterBreak="0">
     <w:nsid w:val="662D17E0"/>
     <w:multiLevelType w:val="multilevel"/>
     <w:tmpl w:val="5DE6D538"/>
@@ -29382,7 +30744,7 @@
       </w:rPr>
     </w:lvl>
   </w:abstractNum>
-  <w:abstractNum w:abstractNumId="101" w15:restartNumberingAfterBreak="0">
+  <w:abstractNum w:abstractNumId="103" w15:restartNumberingAfterBreak="0">
     <w:nsid w:val="670F6804"/>
     <w:multiLevelType w:val="hybridMultilevel"/>
     <w:tmpl w:val="394C8058"/>
@@ -29495,7 +30857,7 @@
       </w:rPr>
     </w:lvl>
   </w:abstractNum>
-  <w:abstractNum w:abstractNumId="102" w15:restartNumberingAfterBreak="0">
+  <w:abstractNum w:abstractNumId="104" w15:restartNumberingAfterBreak="0">
     <w:nsid w:val="68461187"/>
     <w:multiLevelType w:val="multilevel"/>
     <w:tmpl w:val="D5166D2C"/>
@@ -29616,7 +30978,7 @@
       </w:pPr>
     </w:lvl>
   </w:abstractNum>
-  <w:abstractNum w:abstractNumId="103" w15:restartNumberingAfterBreak="0">
+  <w:abstractNum w:abstractNumId="105" w15:restartNumberingAfterBreak="0">
     <w:nsid w:val="68C2165E"/>
     <w:multiLevelType w:val="multilevel"/>
     <w:tmpl w:val="959ABBDA"/>
@@ -29765,7 +31127,120 @@
       </w:rPr>
     </w:lvl>
   </w:abstractNum>
-  <w:abstractNum w:abstractNumId="104" w15:restartNumberingAfterBreak="0">
+  <w:abstractNum w:abstractNumId="106" w15:restartNumberingAfterBreak="0">
+    <w:nsid w:val="6A6C7320"/>
+    <w:multiLevelType w:val="hybridMultilevel"/>
+    <w:tmpl w:val="43A6B054"/>
+    <w:lvl w:ilvl="0" w:tplc="08160001">
+      <w:start w:val="1"/>
+      <w:numFmt w:val="bullet"/>
+      <w:lvlText w:val=""/>
+      <w:lvlJc w:val="left"/>
+      <w:pPr>
+        <w:ind w:left="1350" w:hanging="360"/>
+      </w:pPr>
+      <w:rPr>
+        <w:rFonts w:ascii="Symbol" w:hAnsi="Symbol" w:hint="default"/>
+      </w:rPr>
+    </w:lvl>
+    <w:lvl w:ilvl="1" w:tplc="08160003">
+      <w:start w:val="1"/>
+      <w:numFmt w:val="bullet"/>
+      <w:lvlText w:val="o"/>
+      <w:lvlJc w:val="left"/>
+      <w:pPr>
+        <w:ind w:left="2070" w:hanging="360"/>
+      </w:pPr>
+      <w:rPr>
+        <w:rFonts w:ascii="Courier New" w:hAnsi="Courier New" w:cs="Courier New" w:hint="default"/>
+      </w:rPr>
+    </w:lvl>
+    <w:lvl w:ilvl="2" w:tplc="08160005">
+      <w:start w:val="1"/>
+      <w:numFmt w:val="bullet"/>
+      <w:lvlText w:val=""/>
+      <w:lvlJc w:val="left"/>
+      <w:pPr>
+        <w:ind w:left="2790" w:hanging="360"/>
+      </w:pPr>
+      <w:rPr>
+        <w:rFonts w:ascii="Wingdings" w:hAnsi="Wingdings" w:hint="default"/>
+      </w:rPr>
+    </w:lvl>
+    <w:lvl w:ilvl="3" w:tplc="08160001" w:tentative="1">
+      <w:start w:val="1"/>
+      <w:numFmt w:val="bullet"/>
+      <w:lvlText w:val=""/>
+      <w:lvlJc w:val="left"/>
+      <w:pPr>
+        <w:ind w:left="3510" w:hanging="360"/>
+      </w:pPr>
+      <w:rPr>
+        <w:rFonts w:ascii="Symbol" w:hAnsi="Symbol" w:hint="default"/>
+      </w:rPr>
+    </w:lvl>
+    <w:lvl w:ilvl="4" w:tplc="08160003" w:tentative="1">
+      <w:start w:val="1"/>
+      <w:numFmt w:val="bullet"/>
+      <w:lvlText w:val="o"/>
+      <w:lvlJc w:val="left"/>
+      <w:pPr>
+        <w:ind w:left="4230" w:hanging="360"/>
+      </w:pPr>
+      <w:rPr>
+        <w:rFonts w:ascii="Courier New" w:hAnsi="Courier New" w:cs="Courier New" w:hint="default"/>
+      </w:rPr>
+    </w:lvl>
+    <w:lvl w:ilvl="5" w:tplc="08160005" w:tentative="1">
+      <w:start w:val="1"/>
+      <w:numFmt w:val="bullet"/>
+      <w:lvlText w:val=""/>
+      <w:lvlJc w:val="left"/>
+      <w:pPr>
+        <w:ind w:left="4950" w:hanging="360"/>
+      </w:pPr>
+      <w:rPr>
+        <w:rFonts w:ascii="Wingdings" w:hAnsi="Wingdings" w:hint="default"/>
+      </w:rPr>
+    </w:lvl>
+    <w:lvl w:ilvl="6" w:tplc="08160001" w:tentative="1">
+      <w:start w:val="1"/>
+      <w:numFmt w:val="bullet"/>
+      <w:lvlText w:val=""/>
+      <w:lvlJc w:val="left"/>
+      <w:pPr>
+        <w:ind w:left="5670" w:hanging="360"/>
+      </w:pPr>
+      <w:rPr>
+        <w:rFonts w:ascii="Symbol" w:hAnsi="Symbol" w:hint="default"/>
+      </w:rPr>
+    </w:lvl>
+    <w:lvl w:ilvl="7" w:tplc="08160003" w:tentative="1">
+      <w:start w:val="1"/>
+      <w:numFmt w:val="bullet"/>
+      <w:lvlText w:val="o"/>
+      <w:lvlJc w:val="left"/>
+      <w:pPr>
+        <w:ind w:left="6390" w:hanging="360"/>
+      </w:pPr>
+      <w:rPr>
+        <w:rFonts w:ascii="Courier New" w:hAnsi="Courier New" w:cs="Courier New" w:hint="default"/>
+      </w:rPr>
+    </w:lvl>
+    <w:lvl w:ilvl="8" w:tplc="08160005" w:tentative="1">
+      <w:start w:val="1"/>
+      <w:numFmt w:val="bullet"/>
+      <w:lvlText w:val=""/>
+      <w:lvlJc w:val="left"/>
+      <w:pPr>
+        <w:ind w:left="7110" w:hanging="360"/>
+      </w:pPr>
+      <w:rPr>
+        <w:rFonts w:ascii="Wingdings" w:hAnsi="Wingdings" w:hint="default"/>
+      </w:rPr>
+    </w:lvl>
+  </w:abstractNum>
+  <w:abstractNum w:abstractNumId="107" w15:restartNumberingAfterBreak="0">
     <w:nsid w:val="6B2F411C"/>
     <w:multiLevelType w:val="hybridMultilevel"/>
     <w:tmpl w:val="06100C1C"/>
@@ -29878,7 +31353,7 @@
       </w:rPr>
     </w:lvl>
   </w:abstractNum>
-  <w:abstractNum w:abstractNumId="105" w15:restartNumberingAfterBreak="0">
+  <w:abstractNum w:abstractNumId="108" w15:restartNumberingAfterBreak="0">
     <w:nsid w:val="6BD467F7"/>
     <w:multiLevelType w:val="hybridMultilevel"/>
     <w:tmpl w:val="9C9C7AFE"/>
@@ -29991,7 +31466,7 @@
       </w:rPr>
     </w:lvl>
   </w:abstractNum>
-  <w:abstractNum w:abstractNumId="106" w15:restartNumberingAfterBreak="0">
+  <w:abstractNum w:abstractNumId="109" w15:restartNumberingAfterBreak="0">
     <w:nsid w:val="6E3C41DD"/>
     <w:multiLevelType w:val="multilevel"/>
     <w:tmpl w:val="E5E89AC6"/>
@@ -30140,7 +31615,7 @@
       </w:rPr>
     </w:lvl>
   </w:abstractNum>
-  <w:abstractNum w:abstractNumId="107" w15:restartNumberingAfterBreak="0">
+  <w:abstractNum w:abstractNumId="110" w15:restartNumberingAfterBreak="0">
     <w:nsid w:val="6E8F24A8"/>
     <w:multiLevelType w:val="multilevel"/>
     <w:tmpl w:val="3A124CE0"/>
@@ -30256,7 +31731,7 @@
       </w:pPr>
     </w:lvl>
   </w:abstractNum>
-  <w:abstractNum w:abstractNumId="108" w15:restartNumberingAfterBreak="0">
+  <w:abstractNum w:abstractNumId="111" w15:restartNumberingAfterBreak="0">
     <w:nsid w:val="6F403BD8"/>
     <w:multiLevelType w:val="multilevel"/>
     <w:tmpl w:val="2E4C8E68"/>
@@ -30405,7 +31880,7 @@
       </w:rPr>
     </w:lvl>
   </w:abstractNum>
-  <w:abstractNum w:abstractNumId="109" w15:restartNumberingAfterBreak="0">
+  <w:abstractNum w:abstractNumId="112" w15:restartNumberingAfterBreak="0">
     <w:nsid w:val="6F7707E8"/>
     <w:multiLevelType w:val="hybridMultilevel"/>
     <w:tmpl w:val="A476F59C"/>
@@ -30518,7 +31993,7 @@
       </w:rPr>
     </w:lvl>
   </w:abstractNum>
-  <w:abstractNum w:abstractNumId="110" w15:restartNumberingAfterBreak="0">
+  <w:abstractNum w:abstractNumId="113" w15:restartNumberingAfterBreak="0">
     <w:nsid w:val="70CB62F7"/>
     <w:multiLevelType w:val="multilevel"/>
     <w:tmpl w:val="AFF49D4A"/>
@@ -30667,7 +32142,7 @@
       </w:rPr>
     </w:lvl>
   </w:abstractNum>
-  <w:abstractNum w:abstractNumId="111" w15:restartNumberingAfterBreak="0">
+  <w:abstractNum w:abstractNumId="114" w15:restartNumberingAfterBreak="0">
     <w:nsid w:val="71966A07"/>
     <w:multiLevelType w:val="hybridMultilevel"/>
     <w:tmpl w:val="CF2C4C9C"/>
@@ -30780,7 +32255,7 @@
       </w:rPr>
     </w:lvl>
   </w:abstractNum>
-  <w:abstractNum w:abstractNumId="112" w15:restartNumberingAfterBreak="0">
+  <w:abstractNum w:abstractNumId="115" w15:restartNumberingAfterBreak="0">
     <w:nsid w:val="72753CC4"/>
     <w:multiLevelType w:val="multilevel"/>
     <w:tmpl w:val="F9FE399C"/>
@@ -30929,7 +32404,7 @@
       </w:rPr>
     </w:lvl>
   </w:abstractNum>
-  <w:abstractNum w:abstractNumId="113" w15:restartNumberingAfterBreak="0">
+  <w:abstractNum w:abstractNumId="116" w15:restartNumberingAfterBreak="0">
     <w:nsid w:val="736D64EC"/>
     <w:multiLevelType w:val="hybridMultilevel"/>
     <w:tmpl w:val="E302672C"/>
@@ -31042,7 +32517,7 @@
       </w:rPr>
     </w:lvl>
   </w:abstractNum>
-  <w:abstractNum w:abstractNumId="114" w15:restartNumberingAfterBreak="0">
+  <w:abstractNum w:abstractNumId="117" w15:restartNumberingAfterBreak="0">
     <w:nsid w:val="74ED0C66"/>
     <w:multiLevelType w:val="multilevel"/>
     <w:tmpl w:val="AF140132"/>
@@ -31163,7 +32638,7 @@
       </w:pPr>
     </w:lvl>
   </w:abstractNum>
-  <w:abstractNum w:abstractNumId="115" w15:restartNumberingAfterBreak="0">
+  <w:abstractNum w:abstractNumId="118" w15:restartNumberingAfterBreak="0">
     <w:nsid w:val="757559D3"/>
     <w:multiLevelType w:val="hybridMultilevel"/>
     <w:tmpl w:val="8FE601AE"/>
@@ -31276,7 +32751,7 @@
       </w:rPr>
     </w:lvl>
   </w:abstractNum>
-  <w:abstractNum w:abstractNumId="116" w15:restartNumberingAfterBreak="0">
+  <w:abstractNum w:abstractNumId="119" w15:restartNumberingAfterBreak="0">
     <w:nsid w:val="75772713"/>
     <w:multiLevelType w:val="hybridMultilevel"/>
     <w:tmpl w:val="7C96E49A"/>
@@ -31389,7 +32864,7 @@
       </w:rPr>
     </w:lvl>
   </w:abstractNum>
-  <w:abstractNum w:abstractNumId="117" w15:restartNumberingAfterBreak="0">
+  <w:abstractNum w:abstractNumId="120" w15:restartNumberingAfterBreak="0">
     <w:nsid w:val="76014B7B"/>
     <w:multiLevelType w:val="multilevel"/>
     <w:tmpl w:val="C688C604"/>
@@ -31538,7 +33013,7 @@
       </w:rPr>
     </w:lvl>
   </w:abstractNum>
-  <w:abstractNum w:abstractNumId="118" w15:restartNumberingAfterBreak="0">
+  <w:abstractNum w:abstractNumId="121" w15:restartNumberingAfterBreak="0">
     <w:nsid w:val="76A61949"/>
     <w:multiLevelType w:val="hybridMultilevel"/>
     <w:tmpl w:val="9B8E0B2E"/>
@@ -31651,7 +33126,7 @@
       </w:rPr>
     </w:lvl>
   </w:abstractNum>
-  <w:abstractNum w:abstractNumId="119" w15:restartNumberingAfterBreak="0">
+  <w:abstractNum w:abstractNumId="122" w15:restartNumberingAfterBreak="0">
     <w:nsid w:val="78A474D2"/>
     <w:multiLevelType w:val="hybridMultilevel"/>
     <w:tmpl w:val="E9AE4A7C"/>
@@ -31764,7 +33239,7 @@
       </w:rPr>
     </w:lvl>
   </w:abstractNum>
-  <w:abstractNum w:abstractNumId="120" w15:restartNumberingAfterBreak="0">
+  <w:abstractNum w:abstractNumId="123" w15:restartNumberingAfterBreak="0">
     <w:nsid w:val="79796CD8"/>
     <w:multiLevelType w:val="hybridMultilevel"/>
     <w:tmpl w:val="3E662C5E"/>
@@ -31877,7 +33352,7 @@
       </w:rPr>
     </w:lvl>
   </w:abstractNum>
-  <w:abstractNum w:abstractNumId="121" w15:restartNumberingAfterBreak="0">
+  <w:abstractNum w:abstractNumId="124" w15:restartNumberingAfterBreak="0">
     <w:nsid w:val="799B0FB2"/>
     <w:multiLevelType w:val="multilevel"/>
     <w:tmpl w:val="A58EE0DC"/>
@@ -32026,7 +33501,7 @@
       </w:rPr>
     </w:lvl>
   </w:abstractNum>
-  <w:abstractNum w:abstractNumId="122" w15:restartNumberingAfterBreak="0">
+  <w:abstractNum w:abstractNumId="125" w15:restartNumberingAfterBreak="0">
     <w:nsid w:val="79BF54D3"/>
     <w:multiLevelType w:val="multilevel"/>
     <w:tmpl w:val="C8A4E4BA"/>
@@ -32175,7 +33650,7 @@
       </w:rPr>
     </w:lvl>
   </w:abstractNum>
-  <w:abstractNum w:abstractNumId="123" w15:restartNumberingAfterBreak="0">
+  <w:abstractNum w:abstractNumId="126" w15:restartNumberingAfterBreak="0">
     <w:nsid w:val="7A420589"/>
     <w:multiLevelType w:val="multilevel"/>
     <w:tmpl w:val="2A766C7C"/>
@@ -32324,7 +33799,7 @@
       </w:rPr>
     </w:lvl>
   </w:abstractNum>
-  <w:abstractNum w:abstractNumId="124" w15:restartNumberingAfterBreak="0">
+  <w:abstractNum w:abstractNumId="127" w15:restartNumberingAfterBreak="0">
     <w:nsid w:val="7A9925AA"/>
     <w:multiLevelType w:val="multilevel"/>
     <w:tmpl w:val="28129B36"/>
@@ -32437,7 +33912,7 @@
       </w:rPr>
     </w:lvl>
   </w:abstractNum>
-  <w:abstractNum w:abstractNumId="125" w15:restartNumberingAfterBreak="0">
+  <w:abstractNum w:abstractNumId="128" w15:restartNumberingAfterBreak="0">
     <w:nsid w:val="7AD763D7"/>
     <w:multiLevelType w:val="hybridMultilevel"/>
     <w:tmpl w:val="F08826C4"/>
@@ -32550,7 +34025,7 @@
       </w:rPr>
     </w:lvl>
   </w:abstractNum>
-  <w:abstractNum w:abstractNumId="126" w15:restartNumberingAfterBreak="0">
+  <w:abstractNum w:abstractNumId="129" w15:restartNumberingAfterBreak="0">
     <w:nsid w:val="7C017DB2"/>
     <w:multiLevelType w:val="multilevel"/>
     <w:tmpl w:val="AF140132"/>
@@ -32671,7 +34146,7 @@
       </w:pPr>
     </w:lvl>
   </w:abstractNum>
-  <w:abstractNum w:abstractNumId="127" w15:restartNumberingAfterBreak="0">
+  <w:abstractNum w:abstractNumId="130" w15:restartNumberingAfterBreak="0">
     <w:nsid w:val="7CE24424"/>
     <w:multiLevelType w:val="multilevel"/>
     <w:tmpl w:val="D69A77C6"/>
@@ -32821,358 +34296,358 @@
     </w:lvl>
   </w:abstractNum>
   <w:num w:numId="1" w16cid:durableId="813178083">
-    <w:abstractNumId w:val="83"/>
+    <w:abstractNumId w:val="85"/>
   </w:num>
   <w:num w:numId="2" w16cid:durableId="184099603">
-    <w:abstractNumId w:val="124"/>
+    <w:abstractNumId w:val="127"/>
   </w:num>
   <w:num w:numId="3" w16cid:durableId="1636980528">
-    <w:abstractNumId w:val="27"/>
+    <w:abstractNumId w:val="28"/>
   </w:num>
   <w:num w:numId="4" w16cid:durableId="1398170359">
-    <w:abstractNumId w:val="75"/>
+    <w:abstractNumId w:val="77"/>
   </w:num>
   <w:num w:numId="5" w16cid:durableId="538125517">
-    <w:abstractNumId w:val="27"/>
+    <w:abstractNumId w:val="28"/>
   </w:num>
   <w:num w:numId="6" w16cid:durableId="739330092">
-    <w:abstractNumId w:val="43"/>
+    <w:abstractNumId w:val="45"/>
   </w:num>
   <w:num w:numId="7" w16cid:durableId="362370370">
-    <w:abstractNumId w:val="14"/>
+    <w:abstractNumId w:val="15"/>
   </w:num>
   <w:num w:numId="8" w16cid:durableId="1715815190">
-    <w:abstractNumId w:val="92"/>
+    <w:abstractNumId w:val="94"/>
   </w:num>
   <w:num w:numId="9" w16cid:durableId="1240480493">
-    <w:abstractNumId w:val="105"/>
+    <w:abstractNumId w:val="108"/>
   </w:num>
   <w:num w:numId="10" w16cid:durableId="656424611">
-    <w:abstractNumId w:val="127"/>
+    <w:abstractNumId w:val="130"/>
   </w:num>
   <w:num w:numId="11" w16cid:durableId="1296528014">
-    <w:abstractNumId w:val="38"/>
+    <w:abstractNumId w:val="40"/>
   </w:num>
   <w:num w:numId="12" w16cid:durableId="1554462187">
-    <w:abstractNumId w:val="110"/>
+    <w:abstractNumId w:val="113"/>
   </w:num>
   <w:num w:numId="13" w16cid:durableId="1577089949">
-    <w:abstractNumId w:val="48"/>
+    <w:abstractNumId w:val="50"/>
   </w:num>
   <w:num w:numId="14" w16cid:durableId="257569169">
-    <w:abstractNumId w:val="22"/>
+    <w:abstractNumId w:val="23"/>
   </w:num>
   <w:num w:numId="15" w16cid:durableId="1505169901">
-    <w:abstractNumId w:val="63"/>
+    <w:abstractNumId w:val="65"/>
   </w:num>
   <w:num w:numId="16" w16cid:durableId="531650767">
-    <w:abstractNumId w:val="65"/>
+    <w:abstractNumId w:val="67"/>
   </w:num>
   <w:num w:numId="17" w16cid:durableId="1271549270">
-    <w:abstractNumId w:val="23"/>
+    <w:abstractNumId w:val="24"/>
   </w:num>
   <w:num w:numId="18" w16cid:durableId="1887137014">
-    <w:abstractNumId w:val="99"/>
+    <w:abstractNumId w:val="101"/>
   </w:num>
   <w:num w:numId="19" w16cid:durableId="922180913">
-    <w:abstractNumId w:val="49"/>
+    <w:abstractNumId w:val="51"/>
   </w:num>
   <w:num w:numId="20" w16cid:durableId="519970581">
-    <w:abstractNumId w:val="17"/>
+    <w:abstractNumId w:val="18"/>
   </w:num>
   <w:num w:numId="21" w16cid:durableId="731925192">
-    <w:abstractNumId w:val="74"/>
+    <w:abstractNumId w:val="76"/>
   </w:num>
   <w:num w:numId="22" w16cid:durableId="47800078">
     <w:abstractNumId w:val="4"/>
   </w:num>
   <w:num w:numId="23" w16cid:durableId="624124178">
-    <w:abstractNumId w:val="45"/>
+    <w:abstractNumId w:val="47"/>
   </w:num>
   <w:num w:numId="24" w16cid:durableId="103816983">
+    <w:abstractNumId w:val="21"/>
+  </w:num>
+  <w:num w:numId="25" w16cid:durableId="73547768">
+    <w:abstractNumId w:val="49"/>
+  </w:num>
+  <w:num w:numId="26" w16cid:durableId="1525946678">
     <w:abstractNumId w:val="20"/>
   </w:num>
-  <w:num w:numId="25" w16cid:durableId="73547768">
-    <w:abstractNumId w:val="47"/>
+  <w:num w:numId="27" w16cid:durableId="2100368226">
+    <w:abstractNumId w:val="89"/>
   </w:num>
-  <w:num w:numId="26" w16cid:durableId="1525946678">
+  <w:num w:numId="28" w16cid:durableId="395982185">
+    <w:abstractNumId w:val="90"/>
+  </w:num>
+  <w:num w:numId="29" w16cid:durableId="2092118477">
+    <w:abstractNumId w:val="44"/>
+  </w:num>
+  <w:num w:numId="30" w16cid:durableId="1027365487">
+    <w:abstractNumId w:val="80"/>
+  </w:num>
+  <w:num w:numId="31" w16cid:durableId="598679198">
+    <w:abstractNumId w:val="33"/>
+  </w:num>
+  <w:num w:numId="32" w16cid:durableId="139658417">
+    <w:abstractNumId w:val="84"/>
+  </w:num>
+  <w:num w:numId="33" w16cid:durableId="1366052968">
+    <w:abstractNumId w:val="39"/>
+  </w:num>
+  <w:num w:numId="34" w16cid:durableId="2100831718">
+    <w:abstractNumId w:val="124"/>
+  </w:num>
+  <w:num w:numId="35" w16cid:durableId="1218249928">
+    <w:abstractNumId w:val="88"/>
+  </w:num>
+  <w:num w:numId="36" w16cid:durableId="327248900">
+    <w:abstractNumId w:val="29"/>
+  </w:num>
+  <w:num w:numId="37" w16cid:durableId="1232808160">
     <w:abstractNumId w:val="19"/>
   </w:num>
-  <w:num w:numId="27" w16cid:durableId="2100368226">
-    <w:abstractNumId w:val="87"/>
-  </w:num>
-  <w:num w:numId="28" w16cid:durableId="395982185">
-    <w:abstractNumId w:val="88"/>
-  </w:num>
-  <w:num w:numId="29" w16cid:durableId="2092118477">
-    <w:abstractNumId w:val="42"/>
-  </w:num>
-  <w:num w:numId="30" w16cid:durableId="1027365487">
-    <w:abstractNumId w:val="78"/>
-  </w:num>
-  <w:num w:numId="31" w16cid:durableId="598679198">
-    <w:abstractNumId w:val="32"/>
-  </w:num>
-  <w:num w:numId="32" w16cid:durableId="139658417">
-    <w:abstractNumId w:val="82"/>
-  </w:num>
-  <w:num w:numId="33" w16cid:durableId="1366052968">
-    <w:abstractNumId w:val="37"/>
-  </w:num>
-  <w:num w:numId="34" w16cid:durableId="2100831718">
-    <w:abstractNumId w:val="121"/>
-  </w:num>
-  <w:num w:numId="35" w16cid:durableId="1218249928">
-    <w:abstractNumId w:val="86"/>
-  </w:num>
-  <w:num w:numId="36" w16cid:durableId="327248900">
-    <w:abstractNumId w:val="28"/>
-  </w:num>
-  <w:num w:numId="37" w16cid:durableId="1232808160">
-    <w:abstractNumId w:val="18"/>
-  </w:num>
   <w:num w:numId="38" w16cid:durableId="920606624">
-    <w:abstractNumId w:val="100"/>
+    <w:abstractNumId w:val="102"/>
   </w:num>
   <w:num w:numId="39" w16cid:durableId="1784687031">
-    <w:abstractNumId w:val="97"/>
+    <w:abstractNumId w:val="99"/>
   </w:num>
   <w:num w:numId="40" w16cid:durableId="1271359189">
     <w:abstractNumId w:val="0"/>
   </w:num>
   <w:num w:numId="41" w16cid:durableId="1697661447">
-    <w:abstractNumId w:val="56"/>
+    <w:abstractNumId w:val="58"/>
   </w:num>
   <w:num w:numId="42" w16cid:durableId="993607058">
-    <w:abstractNumId w:val="122"/>
+    <w:abstractNumId w:val="125"/>
   </w:num>
   <w:num w:numId="43" w16cid:durableId="1779063354">
-    <w:abstractNumId w:val="66"/>
+    <w:abstractNumId w:val="68"/>
   </w:num>
   <w:num w:numId="44" w16cid:durableId="1491750438">
-    <w:abstractNumId w:val="29"/>
+    <w:abstractNumId w:val="30"/>
   </w:num>
   <w:num w:numId="45" w16cid:durableId="314185884">
-    <w:abstractNumId w:val="51"/>
+    <w:abstractNumId w:val="53"/>
   </w:num>
   <w:num w:numId="46" w16cid:durableId="1944916389">
-    <w:abstractNumId w:val="53"/>
+    <w:abstractNumId w:val="55"/>
   </w:num>
   <w:num w:numId="47" w16cid:durableId="1476726899">
-    <w:abstractNumId w:val="16"/>
+    <w:abstractNumId w:val="17"/>
   </w:num>
   <w:num w:numId="48" w16cid:durableId="2033846082">
-    <w:abstractNumId w:val="50"/>
+    <w:abstractNumId w:val="52"/>
   </w:num>
   <w:num w:numId="49" w16cid:durableId="1134717053">
-    <w:abstractNumId w:val="41"/>
+    <w:abstractNumId w:val="43"/>
   </w:num>
   <w:num w:numId="50" w16cid:durableId="1707489652">
-    <w:abstractNumId w:val="84"/>
+    <w:abstractNumId w:val="86"/>
   </w:num>
   <w:num w:numId="51" w16cid:durableId="537619186">
-    <w:abstractNumId w:val="117"/>
+    <w:abstractNumId w:val="120"/>
   </w:num>
   <w:num w:numId="52" w16cid:durableId="513612623">
-    <w:abstractNumId w:val="21"/>
+    <w:abstractNumId w:val="22"/>
   </w:num>
   <w:num w:numId="53" w16cid:durableId="190264912">
-    <w:abstractNumId w:val="93"/>
+    <w:abstractNumId w:val="95"/>
   </w:num>
   <w:num w:numId="54" w16cid:durableId="1057775675">
-    <w:abstractNumId w:val="44"/>
+    <w:abstractNumId w:val="46"/>
   </w:num>
   <w:num w:numId="55" w16cid:durableId="2072539928">
     <w:abstractNumId w:val="5"/>
   </w:num>
   <w:num w:numId="56" w16cid:durableId="2060589093">
-    <w:abstractNumId w:val="55"/>
+    <w:abstractNumId w:val="57"/>
   </w:num>
   <w:num w:numId="57" w16cid:durableId="347755081">
-    <w:abstractNumId w:val="103"/>
+    <w:abstractNumId w:val="105"/>
   </w:num>
   <w:num w:numId="58" w16cid:durableId="1784031310">
-    <w:abstractNumId w:val="108"/>
+    <w:abstractNumId w:val="111"/>
   </w:num>
   <w:num w:numId="59" w16cid:durableId="774982634">
-    <w:abstractNumId w:val="123"/>
+    <w:abstractNumId w:val="126"/>
   </w:num>
   <w:num w:numId="60" w16cid:durableId="1904176019">
     <w:abstractNumId w:val="1"/>
   </w:num>
   <w:num w:numId="61" w16cid:durableId="1339431856">
-    <w:abstractNumId w:val="54"/>
+    <w:abstractNumId w:val="56"/>
   </w:num>
   <w:num w:numId="62" w16cid:durableId="1069814926">
+    <w:abstractNumId w:val="115"/>
+  </w:num>
+  <w:num w:numId="63" w16cid:durableId="1099717333">
+    <w:abstractNumId w:val="71"/>
+  </w:num>
+  <w:num w:numId="64" w16cid:durableId="2135825353">
+    <w:abstractNumId w:val="110"/>
+  </w:num>
+  <w:num w:numId="65" w16cid:durableId="455875805">
+    <w:abstractNumId w:val="16"/>
+  </w:num>
+  <w:num w:numId="66" w16cid:durableId="732509903">
+    <w:abstractNumId w:val="114"/>
+  </w:num>
+  <w:num w:numId="67" w16cid:durableId="882909625">
+    <w:abstractNumId w:val="119"/>
+  </w:num>
+  <w:num w:numId="68" w16cid:durableId="1004165713">
+    <w:abstractNumId w:val="27"/>
+  </w:num>
+  <w:num w:numId="69" w16cid:durableId="869074116">
+    <w:abstractNumId w:val="11"/>
+  </w:num>
+  <w:num w:numId="70" w16cid:durableId="1463035380">
+    <w:abstractNumId w:val="28"/>
+  </w:num>
+  <w:num w:numId="71" w16cid:durableId="417218631">
+    <w:abstractNumId w:val="31"/>
+  </w:num>
+  <w:num w:numId="72" w16cid:durableId="548541323">
     <w:abstractNumId w:val="112"/>
   </w:num>
-  <w:num w:numId="63" w16cid:durableId="1099717333">
-    <w:abstractNumId w:val="69"/>
-  </w:num>
-  <w:num w:numId="64" w16cid:durableId="2135825353">
-    <w:abstractNumId w:val="107"/>
-  </w:num>
-  <w:num w:numId="65" w16cid:durableId="455875805">
-    <w:abstractNumId w:val="15"/>
-  </w:num>
-  <w:num w:numId="66" w16cid:durableId="732509903">
-    <w:abstractNumId w:val="111"/>
-  </w:num>
-  <w:num w:numId="67" w16cid:durableId="882909625">
-    <w:abstractNumId w:val="116"/>
-  </w:num>
-  <w:num w:numId="68" w16cid:durableId="1004165713">
-    <w:abstractNumId w:val="26"/>
-  </w:num>
-  <w:num w:numId="69" w16cid:durableId="869074116">
-    <w:abstractNumId w:val="10"/>
-  </w:num>
-  <w:num w:numId="70" w16cid:durableId="1463035380">
-    <w:abstractNumId w:val="27"/>
-  </w:num>
-  <w:num w:numId="71" w16cid:durableId="417218631">
-    <w:abstractNumId w:val="30"/>
-  </w:num>
-  <w:num w:numId="72" w16cid:durableId="548541323">
-    <w:abstractNumId w:val="109"/>
-  </w:num>
   <w:num w:numId="73" w16cid:durableId="1872764717">
-    <w:abstractNumId w:val="34"/>
+    <w:abstractNumId w:val="36"/>
   </w:num>
   <w:num w:numId="74" w16cid:durableId="838008911">
     <w:abstractNumId w:val="3"/>
   </w:num>
   <w:num w:numId="75" w16cid:durableId="515769364">
-    <w:abstractNumId w:val="33"/>
+    <w:abstractNumId w:val="34"/>
   </w:num>
   <w:num w:numId="76" w16cid:durableId="706414114">
-    <w:abstractNumId w:val="104"/>
+    <w:abstractNumId w:val="107"/>
   </w:num>
   <w:num w:numId="77" w16cid:durableId="1346201799">
-    <w:abstractNumId w:val="113"/>
+    <w:abstractNumId w:val="116"/>
   </w:num>
   <w:num w:numId="78" w16cid:durableId="507450605">
-    <w:abstractNumId w:val="11"/>
+    <w:abstractNumId w:val="12"/>
   </w:num>
   <w:num w:numId="79" w16cid:durableId="1154224968">
-    <w:abstractNumId w:val="95"/>
+    <w:abstractNumId w:val="97"/>
   </w:num>
   <w:num w:numId="80" w16cid:durableId="1677923910">
-    <w:abstractNumId w:val="24"/>
+    <w:abstractNumId w:val="25"/>
   </w:num>
   <w:num w:numId="81" w16cid:durableId="31150911">
-    <w:abstractNumId w:val="96"/>
+    <w:abstractNumId w:val="98"/>
   </w:num>
   <w:num w:numId="82" w16cid:durableId="1407149746">
     <w:abstractNumId w:val="6"/>
   </w:num>
   <w:num w:numId="83" w16cid:durableId="43069347">
-    <w:abstractNumId w:val="52"/>
+    <w:abstractNumId w:val="54"/>
   </w:num>
   <w:num w:numId="84" w16cid:durableId="1353145485">
-    <w:abstractNumId w:val="81"/>
+    <w:abstractNumId w:val="83"/>
   </w:num>
   <w:num w:numId="85" w16cid:durableId="1736198555">
-    <w:abstractNumId w:val="7"/>
+    <w:abstractNumId w:val="8"/>
   </w:num>
   <w:num w:numId="86" w16cid:durableId="371611098">
-    <w:abstractNumId w:val="77"/>
+    <w:abstractNumId w:val="79"/>
   </w:num>
   <w:num w:numId="87" w16cid:durableId="618296896">
-    <w:abstractNumId w:val="59"/>
+    <w:abstractNumId w:val="61"/>
   </w:num>
   <w:num w:numId="88" w16cid:durableId="997925395">
-    <w:abstractNumId w:val="101"/>
+    <w:abstractNumId w:val="103"/>
   </w:num>
   <w:num w:numId="89" w16cid:durableId="458380376">
-    <w:abstractNumId w:val="125"/>
+    <w:abstractNumId w:val="128"/>
   </w:num>
   <w:num w:numId="90" w16cid:durableId="1955868095">
-    <w:abstractNumId w:val="58"/>
+    <w:abstractNumId w:val="60"/>
   </w:num>
   <w:num w:numId="91" w16cid:durableId="310715557">
-    <w:abstractNumId w:val="8"/>
+    <w:abstractNumId w:val="9"/>
   </w:num>
   <w:num w:numId="92" w16cid:durableId="1534229595">
-    <w:abstractNumId w:val="119"/>
+    <w:abstractNumId w:val="122"/>
   </w:num>
   <w:num w:numId="93" w16cid:durableId="632908331">
-    <w:abstractNumId w:val="79"/>
+    <w:abstractNumId w:val="81"/>
   </w:num>
   <w:num w:numId="94" w16cid:durableId="773598724">
     <w:abstractNumId w:val="2"/>
   </w:num>
   <w:num w:numId="95" w16cid:durableId="1180505220">
-    <w:abstractNumId w:val="64"/>
+    <w:abstractNumId w:val="66"/>
   </w:num>
   <w:num w:numId="96" w16cid:durableId="1986474141">
-    <w:abstractNumId w:val="60"/>
+    <w:abstractNumId w:val="62"/>
   </w:num>
   <w:num w:numId="97" w16cid:durableId="1967856814">
-    <w:abstractNumId w:val="118"/>
+    <w:abstractNumId w:val="121"/>
   </w:num>
   <w:num w:numId="98" w16cid:durableId="1998537309">
-    <w:abstractNumId w:val="39"/>
+    <w:abstractNumId w:val="41"/>
   </w:num>
   <w:num w:numId="99" w16cid:durableId="788209707">
-    <w:abstractNumId w:val="46"/>
+    <w:abstractNumId w:val="48"/>
   </w:num>
   <w:num w:numId="100" w16cid:durableId="1922374041">
-    <w:abstractNumId w:val="71"/>
+    <w:abstractNumId w:val="73"/>
   </w:num>
   <w:num w:numId="101" w16cid:durableId="757753313">
-    <w:abstractNumId w:val="67"/>
+    <w:abstractNumId w:val="69"/>
   </w:num>
   <w:num w:numId="102" w16cid:durableId="242029327">
-    <w:abstractNumId w:val="76"/>
+    <w:abstractNumId w:val="78"/>
   </w:num>
   <w:num w:numId="103" w16cid:durableId="1288312884">
-    <w:abstractNumId w:val="70"/>
+    <w:abstractNumId w:val="72"/>
   </w:num>
   <w:num w:numId="104" w16cid:durableId="199899688">
-    <w:abstractNumId w:val="85"/>
+    <w:abstractNumId w:val="87"/>
   </w:num>
   <w:num w:numId="105" w16cid:durableId="1249003473">
-    <w:abstractNumId w:val="94"/>
+    <w:abstractNumId w:val="96"/>
   </w:num>
   <w:num w:numId="106" w16cid:durableId="2046981647">
-    <w:abstractNumId w:val="102"/>
+    <w:abstractNumId w:val="104"/>
   </w:num>
   <w:num w:numId="107" w16cid:durableId="1237664984">
-    <w:abstractNumId w:val="114"/>
+    <w:abstractNumId w:val="117"/>
   </w:num>
   <w:num w:numId="108" w16cid:durableId="1016418388">
-    <w:abstractNumId w:val="90"/>
+    <w:abstractNumId w:val="92"/>
   </w:num>
   <w:num w:numId="109" w16cid:durableId="1682854343">
-    <w:abstractNumId w:val="126"/>
+    <w:abstractNumId w:val="129"/>
   </w:num>
   <w:num w:numId="110" w16cid:durableId="1324043916">
-    <w:abstractNumId w:val="9"/>
+    <w:abstractNumId w:val="10"/>
   </w:num>
   <w:num w:numId="111" w16cid:durableId="1240748555">
-    <w:abstractNumId w:val="40"/>
+    <w:abstractNumId w:val="42"/>
   </w:num>
   <w:num w:numId="112" w16cid:durableId="240066565">
-    <w:abstractNumId w:val="31"/>
+    <w:abstractNumId w:val="32"/>
   </w:num>
   <w:num w:numId="113" w16cid:durableId="1467895417">
-    <w:abstractNumId w:val="57"/>
+    <w:abstractNumId w:val="59"/>
   </w:num>
   <w:num w:numId="114" w16cid:durableId="1852332206">
-    <w:abstractNumId w:val="61"/>
+    <w:abstractNumId w:val="63"/>
   </w:num>
   <w:num w:numId="115" w16cid:durableId="1742825065">
-    <w:abstractNumId w:val="25"/>
+    <w:abstractNumId w:val="26"/>
   </w:num>
   <w:num w:numId="116" w16cid:durableId="836534128">
-    <w:abstractNumId w:val="89"/>
+    <w:abstractNumId w:val="91"/>
   </w:num>
   <w:num w:numId="117" w16cid:durableId="614017609">
-    <w:abstractNumId w:val="120"/>
+    <w:abstractNumId w:val="123"/>
   </w:num>
   <w:num w:numId="118" w16cid:durableId="303004003">
-    <w:abstractNumId w:val="27"/>
+    <w:abstractNumId w:val="28"/>
     <w:lvlOverride w:ilvl="0">
       <w:startOverride w:val="1"/>
     </w:lvlOverride>
@@ -33202,10 +34677,10 @@
     </w:lvlOverride>
   </w:num>
   <w:num w:numId="119" w16cid:durableId="875702097">
-    <w:abstractNumId w:val="27"/>
+    <w:abstractNumId w:val="28"/>
   </w:num>
   <w:num w:numId="120" w16cid:durableId="1615403588">
-    <w:abstractNumId w:val="27"/>
+    <w:abstractNumId w:val="28"/>
     <w:lvlOverride w:ilvl="0">
       <w:startOverride w:val="1"/>
     </w:lvlOverride>
@@ -33235,7 +34710,7 @@
     </w:lvlOverride>
   </w:num>
   <w:num w:numId="121" w16cid:durableId="1349520796">
-    <w:abstractNumId w:val="27"/>
+    <w:abstractNumId w:val="28"/>
     <w:lvlOverride w:ilvl="0">
       <w:startOverride w:val="1"/>
     </w:lvlOverride>
@@ -33265,46 +34740,55 @@
     </w:lvlOverride>
   </w:num>
   <w:num w:numId="122" w16cid:durableId="933510033">
-    <w:abstractNumId w:val="27"/>
+    <w:abstractNumId w:val="28"/>
   </w:num>
   <w:num w:numId="123" w16cid:durableId="252400622">
+    <w:abstractNumId w:val="109"/>
+  </w:num>
+  <w:num w:numId="124" w16cid:durableId="1726637803">
+    <w:abstractNumId w:val="38"/>
+  </w:num>
+  <w:num w:numId="125" w16cid:durableId="1956524755">
+    <w:abstractNumId w:val="13"/>
+  </w:num>
+  <w:num w:numId="126" w16cid:durableId="1878079764">
+    <w:abstractNumId w:val="100"/>
+  </w:num>
+  <w:num w:numId="127" w16cid:durableId="514923330">
+    <w:abstractNumId w:val="93"/>
+  </w:num>
+  <w:num w:numId="128" w16cid:durableId="1435511792">
+    <w:abstractNumId w:val="70"/>
+  </w:num>
+  <w:num w:numId="129" w16cid:durableId="534390190">
+    <w:abstractNumId w:val="37"/>
+  </w:num>
+  <w:num w:numId="130" w16cid:durableId="1447693192">
+    <w:abstractNumId w:val="14"/>
+  </w:num>
+  <w:num w:numId="131" w16cid:durableId="1828931663">
+    <w:abstractNumId w:val="74"/>
+  </w:num>
+  <w:num w:numId="132" w16cid:durableId="1649632414">
+    <w:abstractNumId w:val="75"/>
+  </w:num>
+  <w:num w:numId="133" w16cid:durableId="1573586702">
+    <w:abstractNumId w:val="82"/>
+  </w:num>
+  <w:num w:numId="134" w16cid:durableId="796338758">
+    <w:abstractNumId w:val="118"/>
+  </w:num>
+  <w:num w:numId="135" w16cid:durableId="1659532877">
+    <w:abstractNumId w:val="64"/>
+  </w:num>
+  <w:num w:numId="136" w16cid:durableId="1407150040">
+    <w:abstractNumId w:val="7"/>
+  </w:num>
+  <w:num w:numId="137" w16cid:durableId="2018578241">
     <w:abstractNumId w:val="106"/>
   </w:num>
-  <w:num w:numId="124" w16cid:durableId="1726637803">
-    <w:abstractNumId w:val="36"/>
-  </w:num>
-  <w:num w:numId="125" w16cid:durableId="1956524755">
-    <w:abstractNumId w:val="12"/>
-  </w:num>
-  <w:num w:numId="126" w16cid:durableId="1878079764">
-    <w:abstractNumId w:val="98"/>
-  </w:num>
-  <w:num w:numId="127" w16cid:durableId="514923330">
-    <w:abstractNumId w:val="91"/>
-  </w:num>
-  <w:num w:numId="128" w16cid:durableId="1435511792">
-    <w:abstractNumId w:val="68"/>
-  </w:num>
-  <w:num w:numId="129" w16cid:durableId="534390190">
+  <w:num w:numId="138" w16cid:durableId="126320178">
     <w:abstractNumId w:val="35"/>
-  </w:num>
-  <w:num w:numId="130" w16cid:durableId="1447693192">
-    <w:abstractNumId w:val="13"/>
-  </w:num>
-  <w:num w:numId="131" w16cid:durableId="1828931663">
-    <w:abstractNumId w:val="72"/>
-  </w:num>
-  <w:num w:numId="132" w16cid:durableId="1649632414">
-    <w:abstractNumId w:val="73"/>
-  </w:num>
-  <w:num w:numId="133" w16cid:durableId="1573586702">
-    <w:abstractNumId w:val="80"/>
-  </w:num>
-  <w:num w:numId="134" w16cid:durableId="796338758">
-    <w:abstractNumId w:val="115"/>
-  </w:num>
-  <w:num w:numId="135" w16cid:durableId="1659532877">
-    <w:abstractNumId w:val="62"/>
   </w:num>
 </w:numbering>
 </file>
@@ -33915,7 +35399,6 @@
   <w:style w:type="character" w:default="1" w:styleId="DefaultParagraphFont">
     <w:name w:val="Default Paragraph Font"/>
     <w:uiPriority w:val="1"/>
-    <w:semiHidden/>
     <w:unhideWhenUsed/>
   </w:style>
   <w:style w:type="table" w:default="1" w:styleId="TableNormal">
